--- a/Курсовой проект Русаков А. ИС-45к.docx
+++ b/Курсовой проект Русаков А. ИС-45к.docx
@@ -397,6 +397,10 @@
         </w:rPr>
       </w:pPr>
       <w:r>
+        <w:rPr>
+          <w:sz w:val="28"/>
+          <w:szCs w:val="28"/>
+        </w:rPr>
         <w:t>Тема: Разработка прототипа автоматической оросительной системы на основе Arduino</w:t>
       </w:r>
     </w:p>
@@ -462,6 +466,10 @@
         </w:rPr>
       </w:pPr>
       <w:r>
+        <w:rPr>
+          <w:sz w:val="28"/>
+          <w:szCs w:val="28"/>
+        </w:rPr>
         <w:t>Русаков Артур Андреевич</w:t>
       </w:r>
     </w:p>
@@ -605,7 +613,43 @@
           <w:szCs w:val="28"/>
           <w:vertAlign w:val="superscript"/>
         </w:rPr>
-        <w:t>(подпись)                  (инициалы, фамилия)</w:t>
+        <w:t>(</w:t>
+      </w:r>
+      <w:proofErr w:type="gramStart"/>
+      <w:r>
+        <w:rPr>
+          <w:sz w:val="28"/>
+          <w:szCs w:val="28"/>
+          <w:vertAlign w:val="superscript"/>
+        </w:rPr>
+        <w:t xml:space="preserve">подпись)   </w:t>
+      </w:r>
+      <w:proofErr w:type="gramEnd"/>
+      <w:r>
+        <w:rPr>
+          <w:sz w:val="28"/>
+          <w:szCs w:val="28"/>
+          <w:vertAlign w:val="superscript"/>
+        </w:rPr>
+        <w:t xml:space="preserve">            </w:t>
+      </w:r>
+      <w:proofErr w:type="gramStart"/>
+      <w:r>
+        <w:rPr>
+          <w:sz w:val="28"/>
+          <w:szCs w:val="28"/>
+          <w:vertAlign w:val="superscript"/>
+        </w:rPr>
+        <w:t xml:space="preserve">   (</w:t>
+      </w:r>
+      <w:proofErr w:type="gramEnd"/>
+      <w:r>
+        <w:rPr>
+          <w:sz w:val="28"/>
+          <w:szCs w:val="28"/>
+          <w:vertAlign w:val="superscript"/>
+        </w:rPr>
+        <w:t>инициалы, фамилия)</w:t>
       </w:r>
     </w:p>
     <w:p>
@@ -742,38 +786,6 @@
         <w:spacing w:line="317" w:lineRule="exact"/>
         <w:ind w:left="5660"/>
         <w:jc w:val="both"/>
-        <w:rPr>
-          <w:sz w:val="28"/>
-          <w:szCs w:val="28"/>
-        </w:rPr>
-      </w:pPr>
-    </w:p>
-    <w:p>
-      <w:pPr>
-        <w:rPr>
-          <w:sz w:val="28"/>
-          <w:szCs w:val="28"/>
-        </w:rPr>
-      </w:pPr>
-    </w:p>
-    <w:p>
-      <w:pPr>
-        <w:rPr>
-          <w:sz w:val="28"/>
-          <w:szCs w:val="28"/>
-        </w:rPr>
-      </w:pPr>
-    </w:p>
-    <w:p>
-      <w:pPr>
-        <w:rPr>
-          <w:sz w:val="28"/>
-          <w:szCs w:val="28"/>
-        </w:rPr>
-      </w:pPr>
-    </w:p>
-    <w:p>
-      <w:pPr>
         <w:rPr>
           <w:sz w:val="28"/>
           <w:szCs w:val="28"/>
@@ -1953,7 +1965,21 @@
                 <w:rStyle w:val="a8"/>
                 <w:rFonts w:eastAsia="Times New Roman"/>
               </w:rPr>
-              <w:t>Приложение Б Монтажная схема с описанием</w:t>
+              <w:t>Приложение Б Монтажная с</w:t>
+            </w:r>
+            <w:r>
+              <w:rPr>
+                <w:rStyle w:val="a8"/>
+                <w:rFonts w:eastAsia="Times New Roman"/>
+              </w:rPr>
+              <w:t>х</w:t>
+            </w:r>
+            <w:r>
+              <w:rPr>
+                <w:rStyle w:val="a8"/>
+                <w:rFonts w:eastAsia="Times New Roman"/>
+              </w:rPr>
+              <w:t>ема с описанием</w:t>
             </w:r>
             <w:r>
               <w:rPr>
@@ -2238,6 +2264,10 @@
         </w:rPr>
       </w:pPr>
       <w:r>
+        <w:rPr>
+          <w:sz w:val="28"/>
+          <w:szCs w:val="28"/>
+        </w:rPr>
         <w:t>В современном мире контроль влажности почвы, уровня бака и осадков является одной из базовых задач информационно-измерительных систем. Оросительные системы применяются в умном доме, теплицах, учебных стендах и системах климат-контроля.</w:t>
       </w:r>
     </w:p>
@@ -2252,6 +2282,10 @@
         </w:rPr>
       </w:pPr>
       <w:r>
+        <w:rPr>
+          <w:sz w:val="28"/>
+          <w:szCs w:val="28"/>
+        </w:rPr>
         <w:t>Актуальность темы курсового проекта обусловлена тем, что промышленные оросительной системы достаточно дороги, а учебный прототип на базе Arduino позволяет наглядно изучить аналоговые датчики, ЖКИ и логику пороговой сигнализации.</w:t>
       </w:r>
     </w:p>
@@ -2321,6 +2355,10 @@
         </w:rPr>
       </w:pPr>
       <w:r>
+        <w:rPr>
+          <w:sz w:val="28"/>
+          <w:szCs w:val="28"/>
+        </w:rPr>
         <w:t>подсистема индикации – светодиоды OK/MID/DRY (D3/D5/D10), насос PUMP (D9), пьезоэлемент (D11) и ЖК-дисплей 16×2 (I2C);</w:t>
       </w:r>
     </w:p>
@@ -2360,6 +2398,10 @@
         </w:rPr>
       </w:pPr>
       <w:r>
+        <w:rPr>
+          <w:sz w:val="28"/>
+          <w:szCs w:val="28"/>
+        </w:rPr>
         <w:t>проанализировать предметную область и существующие подходы к построению учебных систем автополива на Arduino;</w:t>
       </w:r>
     </w:p>
@@ -2633,6 +2675,10 @@
         </w:rPr>
       </w:pPr>
       <w:r>
+        <w:rPr>
+          <w:sz w:val="28"/>
+          <w:szCs w:val="28"/>
+        </w:rPr>
         <w:t>Объектом исследования являются информационно-измерительные системы на базе микроконтроллеров. Предметом исследования является прототип системы «Автополив» на основе платформы Arduino Uno и его программное обеспечение.</w:t>
       </w:r>
     </w:p>
@@ -2695,6 +2741,10 @@
         </w:rPr>
       </w:pPr>
       <w:r>
+        <w:rPr>
+          <w:sz w:val="28"/>
+          <w:szCs w:val="28"/>
+        </w:rPr>
         <w:t>Для проектирования и разработки прототипа системы «Автополив» был использован компьютер со следующими техническими характеристиками и программным обеспечением:</w:t>
       </w:r>
     </w:p>
@@ -3228,6 +3278,10 @@
         </w:rPr>
       </w:pPr>
       <w:r>
+        <w:rPr>
+          <w:sz w:val="28"/>
+          <w:szCs w:val="28"/>
+        </w:rPr>
         <w:t>Данная разработка предназначена для создания прототипа системы «Автополив» на основе Arduino, которая обеспечивает контроль влажности почвы (SOIL), «осадков» (RAIN) с выводом данных на ЖКИ и управлением насосом.</w:t>
       </w:r>
     </w:p>
@@ -3266,6 +3320,10 @@
         </w:rPr>
       </w:pPr>
       <w:r>
+        <w:rPr>
+          <w:sz w:val="28"/>
+          <w:szCs w:val="28"/>
+        </w:rPr>
         <w:t>подсистема сбора данных – потенциометр влажности почвы SOIL (аналоговый вход A3) и фоторезистор «осадков» RAIN (A2);</w:t>
       </w:r>
     </w:p>
@@ -3285,7 +3343,7 @@
         </w:rPr>
       </w:pPr>
       <w:r>
-        <w:t>Если влажность почвы ниже 30 %, система переходит в состояние «DRY» и включает насос (при достаточном уровне бака и отсутствии «дождя»); если ниже 55 % – в «MID»; иначе – в «OK».</w:t>
+        <w:t>Если влажность почвы ниже 30 %, система переходит в состояние «DRY» и включает насос (при отсутствии сильного «дождя»); если ниже 55 % – в «MID»; иначе – в «OK».</w:t>
       </w:r>
     </w:p>
     <w:p>
@@ -3304,6 +3362,10 @@
         </w:rPr>
       </w:pPr>
       <w:r>
+        <w:rPr>
+          <w:sz w:val="28"/>
+          <w:szCs w:val="28"/>
+        </w:rPr>
         <w:t>подсистема индикации – светодиоды OK/MID/DRY (D3/D5/D10), насос PUMP (D9), пьезоэлемент (D11) и ЖК-дисплей 16×2 (I2C);</w:t>
       </w:r>
     </w:p>
@@ -3323,6 +3385,10 @@
         </w:rPr>
       </w:pPr>
       <w:r>
+        <w:rPr>
+          <w:sz w:val="28"/>
+          <w:szCs w:val="28"/>
+        </w:rPr>
         <w:t>подсистема управления – кнопка MUTE (отключение звука) и кнопка MODE (смена страницы ЖКИ);</w:t>
       </w:r>
     </w:p>
@@ -3411,7 +3477,7 @@
         </w:rPr>
       </w:pPr>
       <w:r>
-        <w:t>Если влажность почвы ниже 30 %, система переходит в состояние «DRY» и включает насос (при достаточном уровне бака и отсутствии «дождя»); если ниже 55 % – в «MID»; иначе – в «OK».</w:t>
+        <w:t>Если влажность почвы ниже 30 %, система переходит в состояние «DRY» и включает насос (при отсутствии сильного «дождя»); если ниже 55 % – в «MID»; иначе – в «OK».</w:t>
       </w:r>
     </w:p>
     <w:p>
@@ -3430,6 +3496,10 @@
         </w:rPr>
       </w:pPr>
       <w:r>
+        <w:rPr>
+          <w:sz w:val="28"/>
+          <w:szCs w:val="28"/>
+        </w:rPr>
         <w:t>подсистема индикации – светодиоды OK/MID/DRY (D3/D5/D10), насос PUMP (D9), пьезоэлемент (D11) и ЖК-дисплей 16×2 (I2C);</w:t>
       </w:r>
     </w:p>
@@ -3449,6 +3519,10 @@
         </w:rPr>
       </w:pPr>
       <w:r>
+        <w:rPr>
+          <w:sz w:val="28"/>
+          <w:szCs w:val="28"/>
+        </w:rPr>
         <w:t>звуковая сигнализация: периодический тон частотой около 1800 Гц только в режиме «DRY» (при выключенном mute);</w:t>
       </w:r>
     </w:p>
@@ -3492,6 +3566,10 @@
         </w:rPr>
       </w:pPr>
       <w:r>
+        <w:rPr>
+          <w:sz w:val="28"/>
+          <w:szCs w:val="28"/>
+        </w:rPr>
         <w:t>отключение звукового сигнала кнопкой MUTE с индикацией символа «M» на дисплее; повторное нажатие включает звук (флаг mute не сбрасывается автоматически при возврате в «OK»);</w:t>
       </w:r>
     </w:p>
@@ -3578,6 +3656,10 @@
         </w:rPr>
       </w:pPr>
       <w:r>
+        <w:rPr>
+          <w:sz w:val="28"/>
+          <w:szCs w:val="28"/>
+        </w:rPr>
         <w:t>Для разработки курсового проекта выбран компилируемый язык программирования C++ в среде Arduino IDE / Tinkercad, что обусловлено поддержкой библиотек ЖКИ и удобством отладки прототипа оросительной системы.</w:t>
       </w:r>
     </w:p>
@@ -3852,7 +3934,16 @@
           <w:sz w:val="28"/>
           <w:szCs w:val="28"/>
         </w:rPr>
-        <w:t xml:space="preserve"> IDE – код можно скачать в виде файла .</w:t>
+        <w:t xml:space="preserve"> IDE – код можно скачать в виде </w:t>
+      </w:r>
+      <w:proofErr w:type="gramStart"/>
+      <w:r>
+        <w:rPr>
+          <w:color w:val="000000"/>
+          <w:sz w:val="28"/>
+          <w:szCs w:val="28"/>
+        </w:rPr>
+        <w:t>файла .</w:t>
       </w:r>
       <w:proofErr w:type="spellStart"/>
       <w:r>
@@ -3864,6 +3955,7 @@
         <w:t>ino</w:t>
       </w:r>
       <w:proofErr w:type="spellEnd"/>
+      <w:proofErr w:type="gramEnd"/>
       <w:r>
         <w:rPr>
           <w:color w:val="000000"/>
@@ -4244,12 +4336,6 @@
               </w:rPr>
             </w:pPr>
             <w:r>
-              <w:rPr>
-                <w:b/>
-                <w:color w:val="000000"/>
-                <w:sz w:val="28"/>
-                <w:szCs w:val="28"/>
-              </w:rPr>
               <w:t>Название объекта</w:t>
             </w:r>
           </w:p>
@@ -4268,12 +4354,6 @@
               </w:rPr>
             </w:pPr>
             <w:r>
-              <w:rPr>
-                <w:b/>
-                <w:color w:val="000000"/>
-                <w:sz w:val="28"/>
-                <w:szCs w:val="28"/>
-              </w:rPr>
               <w:t>Описание и технические характеристики</w:t>
             </w:r>
           </w:p>
@@ -4292,12 +4372,6 @@
               </w:rPr>
             </w:pPr>
             <w:r>
-              <w:rPr>
-                <w:b/>
-                <w:color w:val="000000"/>
-                <w:sz w:val="28"/>
-                <w:szCs w:val="28"/>
-              </w:rPr>
               <w:t>Изображение</w:t>
             </w:r>
           </w:p>
@@ -4320,41 +4394,8 @@
                 <w:szCs w:val="28"/>
               </w:rPr>
             </w:pPr>
-            <w:proofErr w:type="spellStart"/>
-            <w:r>
-              <w:rPr>
-                <w:color w:val="000000"/>
-                <w:sz w:val="28"/>
-                <w:szCs w:val="28"/>
-              </w:rPr>
-              <w:t>Arduino</w:t>
-            </w:r>
-            <w:proofErr w:type="spellEnd"/>
-            <w:r>
-              <w:rPr>
-                <w:color w:val="000000"/>
-                <w:sz w:val="28"/>
-                <w:szCs w:val="28"/>
-              </w:rPr>
-              <w:t xml:space="preserve"> </w:t>
-            </w:r>
-            <w:proofErr w:type="spellStart"/>
-            <w:r>
-              <w:rPr>
-                <w:color w:val="000000"/>
-                <w:sz w:val="28"/>
-                <w:szCs w:val="28"/>
-              </w:rPr>
-              <w:t>Uno</w:t>
-            </w:r>
-            <w:proofErr w:type="spellEnd"/>
-            <w:r>
-              <w:rPr>
-                <w:color w:val="000000"/>
-                <w:sz w:val="28"/>
-                <w:szCs w:val="28"/>
-              </w:rPr>
-              <w:t xml:space="preserve"> R3 (U1)</w:t>
+            <w:r>
+              <w:t>Arduino Uno R3 (U1)</w:t>
             </w:r>
           </w:p>
         </w:tc>
@@ -4388,48 +4429,7 @@
                 <w:szCs w:val="28"/>
               </w:rPr>
             </w:pPr>
-            <w:r>
-              <w:rPr>
-                <w:noProof/>
-                <w:sz w:val="28"/>
-                <w:szCs w:val="28"/>
-              </w:rPr>
-              <w:drawing>
-                <wp:inline distT="0" distB="0" distL="0" distR="0" wp14:anchorId="424FD72C" wp14:editId="0BFE9AC3">
-                  <wp:extent cx="864000" cy="650923"/>
-                  <wp:effectExtent l="0" t="0" r="0" b="0"/>
-                  <wp:docPr id="209197476" name="Picture 209197476"/>
-                  <wp:cNvGraphicFramePr>
-                    <a:graphicFrameLocks xmlns:a="http://schemas.openxmlformats.org/drawingml/2006/main" noChangeAspect="1"/>
-                  </wp:cNvGraphicFramePr>
-                  <a:graphic xmlns:a="http://schemas.openxmlformats.org/drawingml/2006/main">
-                    <a:graphicData uri="http://schemas.openxmlformats.org/drawingml/2006/picture">
-                      <pic:pic xmlns:pic="http://schemas.openxmlformats.org/drawingml/2006/picture">
-                        <pic:nvPicPr>
-                          <pic:cNvPr id="0" name="image.png"/>
-                          <pic:cNvPicPr/>
-                        </pic:nvPicPr>
-                        <pic:blipFill>
-                          <a:blip r:embed="rId8"/>
-                          <a:stretch>
-                            <a:fillRect/>
-                          </a:stretch>
-                        </pic:blipFill>
-                        <pic:spPr>
-                          <a:xfrm>
-                            <a:off x="0" y="0"/>
-                            <a:ext cx="864000" cy="650923"/>
-                          </a:xfrm>
-                          <a:prstGeom prst="rect">
-                            <a:avLst/>
-                          </a:prstGeom>
-                        </pic:spPr>
-                      </pic:pic>
-                    </a:graphicData>
-                  </a:graphic>
-                </wp:inline>
-              </w:drawing>
-            </w:r>
+            <w:r/>
           </w:p>
         </w:tc>
       </w:tr>
@@ -4451,7 +4451,7 @@
               </w:rPr>
             </w:pPr>
             <w:r>
-              <w:t>Датчик влажности почвыы потенциометр SOIL (SEN1)</w:t>
+              <w:t>Потенциометр влажности почвы SOIL (RV1)</w:t>
             </w:r>
           </w:p>
         </w:tc>
@@ -4468,12 +4468,7 @@
               </w:rPr>
             </w:pPr>
             <w:r>
-              <w:rPr>
-                <w:color w:val="000000"/>
-                <w:sz w:val="28"/>
-                <w:szCs w:val="28"/>
-              </w:rPr>
-              <w:t>Аналоговый датчик температуры. Чувствительность 10 мВ/°C, выход на A1. Измерение температуры воздуха.</w:t>
+              <w:t>Имитация датчика влажности почвы. Аналоговый сигнал 0…5 В на вход A3, в программе отображается как 0…100 %.</w:t>
             </w:r>
           </w:p>
         </w:tc>
@@ -4490,48 +4485,7 @@
                 <w:szCs w:val="28"/>
               </w:rPr>
             </w:pPr>
-            <w:r>
-              <w:rPr>
-                <w:noProof/>
-                <w:sz w:val="28"/>
-                <w:szCs w:val="28"/>
-              </w:rPr>
-              <w:drawing>
-                <wp:inline distT="0" distB="0" distL="0" distR="0" wp14:anchorId="4183F445" wp14:editId="7E3ED534">
-                  <wp:extent cx="864000" cy="465231"/>
-                  <wp:effectExtent l="0" t="0" r="0" b="0"/>
-                  <wp:docPr id="209197477" name="Picture 209197477"/>
-                  <wp:cNvGraphicFramePr>
-                    <a:graphicFrameLocks xmlns:a="http://schemas.openxmlformats.org/drawingml/2006/main" noChangeAspect="1"/>
-                  </wp:cNvGraphicFramePr>
-                  <a:graphic xmlns:a="http://schemas.openxmlformats.org/drawingml/2006/main">
-                    <a:graphicData uri="http://schemas.openxmlformats.org/drawingml/2006/picture">
-                      <pic:pic xmlns:pic="http://schemas.openxmlformats.org/drawingml/2006/picture">
-                        <pic:nvPicPr>
-                          <pic:cNvPr id="0" name="image.png"/>
-                          <pic:cNvPicPr/>
-                        </pic:nvPicPr>
-                        <pic:blipFill>
-                          <a:blip r:embed="rId9"/>
-                          <a:stretch>
-                            <a:fillRect/>
-                          </a:stretch>
-                        </pic:blipFill>
-                        <pic:spPr>
-                          <a:xfrm>
-                            <a:off x="0" y="0"/>
-                            <a:ext cx="864000" cy="465231"/>
-                          </a:xfrm>
-                          <a:prstGeom prst="rect">
-                            <a:avLst/>
-                          </a:prstGeom>
-                        </pic:spPr>
-                      </pic:pic>
-                    </a:graphicData>
-                  </a:graphic>
-                </wp:inline>
-              </w:drawing>
-            </w:r>
+            <w:r/>
           </w:p>
         </w:tc>
       </w:tr>
@@ -4553,12 +4507,7 @@
               </w:rPr>
             </w:pPr>
             <w:r>
-              <w:rPr>
-                <w:color w:val="000000"/>
-                <w:sz w:val="28"/>
-                <w:szCs w:val="28"/>
-              </w:rPr>
-              <w:t>Потенциометр влажности (RV1)</w:t>
+              <w:t>Фоторезистор RAIN (SEN1)</w:t>
             </w:r>
           </w:p>
         </w:tc>
@@ -4575,12 +4524,7 @@
               </w:rPr>
             </w:pPr>
             <w:r>
-              <w:rPr>
-                <w:color w:val="000000"/>
-                <w:sz w:val="28"/>
-                <w:szCs w:val="28"/>
-              </w:rPr>
-              <w:t>Имитация датчика влажности. Аналоговый сигнал 0…5 В на A3, отображается как 0…100 %.</w:t>
+              <w:t>Имитация датчика осадков. Делитель напряжения на аналоговый вход A2; при RAIN≥60 % насос блокируется.</w:t>
             </w:r>
           </w:p>
         </w:tc>
@@ -4597,48 +4541,7 @@
                 <w:szCs w:val="28"/>
               </w:rPr>
             </w:pPr>
-            <w:r>
-              <w:rPr>
-                <w:noProof/>
-                <w:sz w:val="28"/>
-                <w:szCs w:val="28"/>
-              </w:rPr>
-              <w:drawing>
-                <wp:inline distT="0" distB="0" distL="0" distR="0" wp14:anchorId="4B86196F" wp14:editId="728AA6BD">
-                  <wp:extent cx="864000" cy="829440"/>
-                  <wp:effectExtent l="0" t="0" r="0" b="0"/>
-                  <wp:docPr id="209197478" name="Picture 209197478"/>
-                  <wp:cNvGraphicFramePr>
-                    <a:graphicFrameLocks xmlns:a="http://schemas.openxmlformats.org/drawingml/2006/main" noChangeAspect="1"/>
-                  </wp:cNvGraphicFramePr>
-                  <a:graphic xmlns:a="http://schemas.openxmlformats.org/drawingml/2006/main">
-                    <a:graphicData uri="http://schemas.openxmlformats.org/drawingml/2006/picture">
-                      <pic:pic xmlns:pic="http://schemas.openxmlformats.org/drawingml/2006/picture">
-                        <pic:nvPicPr>
-                          <pic:cNvPr id="0" name="image.png"/>
-                          <pic:cNvPicPr/>
-                        </pic:nvPicPr>
-                        <pic:blipFill>
-                          <a:blip r:embed="rId10"/>
-                          <a:stretch>
-                            <a:fillRect/>
-                          </a:stretch>
-                        </pic:blipFill>
-                        <pic:spPr>
-                          <a:xfrm>
-                            <a:off x="0" y="0"/>
-                            <a:ext cx="864000" cy="829440"/>
-                          </a:xfrm>
-                          <a:prstGeom prst="rect">
-                            <a:avLst/>
-                          </a:prstGeom>
-                        </pic:spPr>
-                      </pic:pic>
-                    </a:graphicData>
-                  </a:graphic>
-                </wp:inline>
-              </w:drawing>
-            </w:r>
+            <w:r/>
           </w:p>
         </w:tc>
       </w:tr>
@@ -4660,12 +4563,7 @@
               </w:rPr>
             </w:pPr>
             <w:r>
-              <w:rPr>
-                <w:color w:val="000000"/>
-                <w:sz w:val="28"/>
-                <w:szCs w:val="28"/>
-              </w:rPr>
-              <w:t>Фоторезистор LDR (SEN2)</w:t>
+              <w:t>Светодиоды индикации</w:t>
             </w:r>
           </w:p>
         </w:tc>
@@ -4682,7 +4580,7 @@
               </w:rPr>
             </w:pPr>
             <w:r>
-              <w:t>Датчик освещённости. Делитель напряжения на A2. Дополнительный канал оросительной системы.</w:t>
+              <w:t>Зелёный (D3) — OK, жёлтый (D5) — MID, красный (D10) — DRY; через резисторы ~220 Ом к GND.</w:t>
             </w:r>
           </w:p>
         </w:tc>
@@ -4699,48 +4597,7 @@
                 <w:szCs w:val="28"/>
               </w:rPr>
             </w:pPr>
-            <w:r>
-              <w:rPr>
-                <w:noProof/>
-                <w:sz w:val="28"/>
-                <w:szCs w:val="28"/>
-              </w:rPr>
-              <w:drawing>
-                <wp:inline distT="0" distB="0" distL="0" distR="0" wp14:anchorId="4C2BA4AF" wp14:editId="4159A983">
-                  <wp:extent cx="864000" cy="465231"/>
-                  <wp:effectExtent l="0" t="0" r="0" b="0"/>
-                  <wp:docPr id="209197479" name="Picture 209197479"/>
-                  <wp:cNvGraphicFramePr>
-                    <a:graphicFrameLocks xmlns:a="http://schemas.openxmlformats.org/drawingml/2006/main" noChangeAspect="1"/>
-                  </wp:cNvGraphicFramePr>
-                  <a:graphic xmlns:a="http://schemas.openxmlformats.org/drawingml/2006/main">
-                    <a:graphicData uri="http://schemas.openxmlformats.org/drawingml/2006/picture">
-                      <pic:pic xmlns:pic="http://schemas.openxmlformats.org/drawingml/2006/picture">
-                        <pic:nvPicPr>
-                          <pic:cNvPr id="0" name="image.png"/>
-                          <pic:cNvPicPr/>
-                        </pic:nvPicPr>
-                        <pic:blipFill>
-                          <a:blip r:embed="rId9"/>
-                          <a:stretch>
-                            <a:fillRect/>
-                          </a:stretch>
-                        </pic:blipFill>
-                        <pic:spPr>
-                          <a:xfrm>
-                            <a:off x="0" y="0"/>
-                            <a:ext cx="864000" cy="465231"/>
-                          </a:xfrm>
-                          <a:prstGeom prst="rect">
-                            <a:avLst/>
-                          </a:prstGeom>
-                        </pic:spPr>
-                      </pic:pic>
-                    </a:graphicData>
-                  </a:graphic>
-                </wp:inline>
-              </w:drawing>
-            </w:r>
+            <w:r/>
           </w:p>
         </w:tc>
       </w:tr>
@@ -4762,12 +4619,7 @@
               </w:rPr>
             </w:pPr>
             <w:r>
-              <w:rPr>
-                <w:color w:val="000000"/>
-                <w:sz w:val="28"/>
-                <w:szCs w:val="28"/>
-              </w:rPr>
-              <w:t>Светодиоды индикации</w:t>
+              <w:t>Мотор насоса PUMP (M1)</w:t>
             </w:r>
           </w:p>
         </w:tc>
@@ -4784,7 +4636,7 @@
               </w:rPr>
             </w:pPr>
             <w:r>
-              <w:t>Зелёный (D3) — OK, жёлтый (D5) — MID, красный (D10) — DRY; через резисторы ~220 Ом к GND</w:t>
+              <w:t>Имитация насоса полива на цифровом выводе D9. Включается в режиме DRY при отсутствии сильного «дождя» (RAIN&lt;60).</w:t>
             </w:r>
           </w:p>
         </w:tc>
@@ -4801,48 +4653,7 @@
                 <w:szCs w:val="28"/>
               </w:rPr>
             </w:pPr>
-            <w:r>
-              <w:rPr>
-                <w:noProof/>
-                <w:sz w:val="28"/>
-                <w:szCs w:val="28"/>
-              </w:rPr>
-              <w:drawing>
-                <wp:inline distT="0" distB="0" distL="0" distR="0" wp14:anchorId="27C8DB8F" wp14:editId="5F9BD60A">
-                  <wp:extent cx="864000" cy="225519"/>
-                  <wp:effectExtent l="0" t="0" r="0" b="0"/>
-                  <wp:docPr id="209197480" name="Picture 209197480"/>
-                  <wp:cNvGraphicFramePr>
-                    <a:graphicFrameLocks xmlns:a="http://schemas.openxmlformats.org/drawingml/2006/main" noChangeAspect="1"/>
-                  </wp:cNvGraphicFramePr>
-                  <a:graphic xmlns:a="http://schemas.openxmlformats.org/drawingml/2006/main">
-                    <a:graphicData uri="http://schemas.openxmlformats.org/drawingml/2006/picture">
-                      <pic:pic xmlns:pic="http://schemas.openxmlformats.org/drawingml/2006/picture">
-                        <pic:nvPicPr>
-                          <pic:cNvPr id="0" name="image.png"/>
-                          <pic:cNvPicPr/>
-                        </pic:nvPicPr>
-                        <pic:blipFill>
-                          <a:blip r:embed="rId11"/>
-                          <a:stretch>
-                            <a:fillRect/>
-                          </a:stretch>
-                        </pic:blipFill>
-                        <pic:spPr>
-                          <a:xfrm>
-                            <a:off x="0" y="0"/>
-                            <a:ext cx="864000" cy="225519"/>
-                          </a:xfrm>
-                          <a:prstGeom prst="rect">
-                            <a:avLst/>
-                          </a:prstGeom>
-                        </pic:spPr>
-                      </pic:pic>
-                    </a:graphicData>
-                  </a:graphic>
-                </wp:inline>
-              </w:drawing>
-            </w:r>
+            <w:r/>
           </w:p>
         </w:tc>
       </w:tr>
@@ -4864,12 +4675,6 @@
               </w:rPr>
             </w:pPr>
             <w:r>
-              <w:rPr>
-                <w:color w:val="000000"/>
-                <w:sz w:val="28"/>
-                <w:szCs w:val="28"/>
-              </w:rPr>
-              <w:lastRenderedPageBreak/>
               <w:t>Пьезоизлучатель (BZ1)</w:t>
             </w:r>
           </w:p>
@@ -4887,7 +4692,7 @@
               </w:rPr>
             </w:pPr>
             <w:r>
-              <w:t>Пассивный пьезоэлемент на D11. Звуковая тревога в режиме DRY.</w:t>
+              <w:t>Пассивный пьезоэлемент на D11. Периодический тон ~1800 Гц в режиме DRY (если mute выключен).</w:t>
             </w:r>
           </w:p>
         </w:tc>
@@ -4904,48 +4709,7 @@
                 <w:szCs w:val="28"/>
               </w:rPr>
             </w:pPr>
-            <w:r>
-              <w:rPr>
-                <w:noProof/>
-                <w:sz w:val="28"/>
-                <w:szCs w:val="28"/>
-              </w:rPr>
-              <w:drawing>
-                <wp:inline distT="0" distB="0" distL="0" distR="0" wp14:anchorId="786F1658" wp14:editId="58B93091">
-                  <wp:extent cx="864000" cy="872075"/>
-                  <wp:effectExtent l="0" t="0" r="0" b="0"/>
-                  <wp:docPr id="209197481" name="Picture 209197481"/>
-                  <wp:cNvGraphicFramePr>
-                    <a:graphicFrameLocks xmlns:a="http://schemas.openxmlformats.org/drawingml/2006/main" noChangeAspect="1"/>
-                  </wp:cNvGraphicFramePr>
-                  <a:graphic xmlns:a="http://schemas.openxmlformats.org/drawingml/2006/main">
-                    <a:graphicData uri="http://schemas.openxmlformats.org/drawingml/2006/picture">
-                      <pic:pic xmlns:pic="http://schemas.openxmlformats.org/drawingml/2006/picture">
-                        <pic:nvPicPr>
-                          <pic:cNvPr id="0" name="image.png"/>
-                          <pic:cNvPicPr/>
-                        </pic:nvPicPr>
-                        <pic:blipFill>
-                          <a:blip r:embed="rId12"/>
-                          <a:stretch>
-                            <a:fillRect/>
-                          </a:stretch>
-                        </pic:blipFill>
-                        <pic:spPr>
-                          <a:xfrm>
-                            <a:off x="0" y="0"/>
-                            <a:ext cx="864000" cy="872075"/>
-                          </a:xfrm>
-                          <a:prstGeom prst="rect">
-                            <a:avLst/>
-                          </a:prstGeom>
-                        </pic:spPr>
-                      </pic:pic>
-                    </a:graphicData>
-                  </a:graphic>
-                </wp:inline>
-              </w:drawing>
-            </w:r>
+            <w:r/>
           </w:p>
         </w:tc>
       </w:tr>
@@ -4967,11 +4731,6 @@
               </w:rPr>
             </w:pPr>
             <w:r>
-              <w:rPr>
-                <w:color w:val="000000"/>
-                <w:sz w:val="28"/>
-                <w:szCs w:val="28"/>
-              </w:rPr>
               <w:t>Кнопки MUTE и MODE</w:t>
             </w:r>
           </w:p>
@@ -4989,12 +4748,7 @@
               </w:rPr>
             </w:pPr>
             <w:r>
-              <w:rPr>
-                <w:color w:val="000000"/>
-                <w:sz w:val="28"/>
-                <w:szCs w:val="28"/>
-              </w:rPr>
-              <w:t>MUTE (D6) отключает звук; MODE (D8) переключает страницу ЖКИ. INPUT_PULLUP.</w:t>
+              <w:t>MUTE (D6) отключает звук; MODE (D8) переключает страницу ЖКИ. Режим INPUT_PULLUP.</w:t>
             </w:r>
           </w:p>
         </w:tc>
@@ -5011,48 +4765,7 @@
                 <w:szCs w:val="28"/>
               </w:rPr>
             </w:pPr>
-            <w:r>
-              <w:rPr>
-                <w:noProof/>
-                <w:sz w:val="28"/>
-                <w:szCs w:val="28"/>
-              </w:rPr>
-              <w:drawing>
-                <wp:inline distT="0" distB="0" distL="0" distR="0" wp14:anchorId="53891B98" wp14:editId="4DF465CB">
-                  <wp:extent cx="864000" cy="696000"/>
-                  <wp:effectExtent l="0" t="0" r="0" b="0"/>
-                  <wp:docPr id="209197482" name="Picture 209197482"/>
-                  <wp:cNvGraphicFramePr>
-                    <a:graphicFrameLocks xmlns:a="http://schemas.openxmlformats.org/drawingml/2006/main" noChangeAspect="1"/>
-                  </wp:cNvGraphicFramePr>
-                  <a:graphic xmlns:a="http://schemas.openxmlformats.org/drawingml/2006/main">
-                    <a:graphicData uri="http://schemas.openxmlformats.org/drawingml/2006/picture">
-                      <pic:pic xmlns:pic="http://schemas.openxmlformats.org/drawingml/2006/picture">
-                        <pic:nvPicPr>
-                          <pic:cNvPr id="0" name="image.png"/>
-                          <pic:cNvPicPr/>
-                        </pic:nvPicPr>
-                        <pic:blipFill>
-                          <a:blip r:embed="rId13"/>
-                          <a:stretch>
-                            <a:fillRect/>
-                          </a:stretch>
-                        </pic:blipFill>
-                        <pic:spPr>
-                          <a:xfrm>
-                            <a:off x="0" y="0"/>
-                            <a:ext cx="864000" cy="696000"/>
-                          </a:xfrm>
-                          <a:prstGeom prst="rect">
-                            <a:avLst/>
-                          </a:prstGeom>
-                        </pic:spPr>
-                      </pic:pic>
-                    </a:graphicData>
-                  </a:graphic>
-                </wp:inline>
-              </w:drawing>
-            </w:r>
+            <w:r/>
           </w:p>
         </w:tc>
       </w:tr>
@@ -5074,10 +4787,6 @@
               </w:rPr>
             </w:pPr>
             <w:r>
-              <w:rPr>
-                <w:sz w:val="28"/>
-                <w:szCs w:val="28"/>
-              </w:rPr>
               <w:t>ЖКИ 16×2 I2C (U2)</w:t>
             </w:r>
           </w:p>
@@ -5096,55 +4805,7 @@
               </w:rPr>
             </w:pPr>
             <w:r>
-              <w:rPr>
-                <w:color w:val="000000"/>
-                <w:sz w:val="28"/>
-                <w:szCs w:val="28"/>
-              </w:rPr>
-              <w:t xml:space="preserve">Отображение температуры, влажности, освещённости и режима. </w:t>
-            </w:r>
-            <w:r>
-              <w:rPr>
-                <w:color w:val="000000"/>
-                <w:sz w:val="28"/>
-                <w:szCs w:val="28"/>
-                <w:lang w:val="en-US"/>
-              </w:rPr>
-              <w:t xml:space="preserve">SDA–A4, SCL–A5, </w:t>
-            </w:r>
-            <w:r>
-              <w:rPr>
-                <w:color w:val="000000"/>
-                <w:sz w:val="28"/>
-                <w:szCs w:val="28"/>
-              </w:rPr>
-              <w:t>питание</w:t>
-            </w:r>
-            <w:r>
-              <w:rPr>
-                <w:color w:val="000000"/>
-                <w:sz w:val="28"/>
-                <w:szCs w:val="28"/>
-                <w:lang w:val="en-US"/>
-              </w:rPr>
-              <w:t xml:space="preserve"> 5 </w:t>
-            </w:r>
-            <w:r>
-              <w:rPr>
-                <w:color w:val="000000"/>
-                <w:sz w:val="28"/>
-                <w:szCs w:val="28"/>
-              </w:rPr>
-              <w:t>В</w:t>
-            </w:r>
-            <w:r>
-              <w:rPr>
-                <w:color w:val="000000"/>
-                <w:sz w:val="28"/>
-                <w:szCs w:val="28"/>
-                <w:lang w:val="en-US"/>
-              </w:rPr>
-              <w:t>.</w:t>
+              <w:t>Отображение влажности почвы, режима, осадков и состояния насоса. SDA–A4, SCL–A5, питание 5 В.</w:t>
             </w:r>
           </w:p>
         </w:tc>
@@ -5161,48 +4822,7 @@
                 <w:szCs w:val="28"/>
               </w:rPr>
             </w:pPr>
-            <w:r>
-              <w:rPr>
-                <w:noProof/>
-                <w:sz w:val="28"/>
-                <w:szCs w:val="28"/>
-              </w:rPr>
-              <w:drawing>
-                <wp:inline distT="0" distB="0" distL="0" distR="0" wp14:anchorId="33F1F2D7" wp14:editId="63FDF0A1">
-                  <wp:extent cx="864000" cy="396000"/>
-                  <wp:effectExtent l="0" t="0" r="0" b="0"/>
-                  <wp:docPr id="209197483" name="Picture 209197483"/>
-                  <wp:cNvGraphicFramePr>
-                    <a:graphicFrameLocks xmlns:a="http://schemas.openxmlformats.org/drawingml/2006/main" noChangeAspect="1"/>
-                  </wp:cNvGraphicFramePr>
-                  <a:graphic xmlns:a="http://schemas.openxmlformats.org/drawingml/2006/main">
-                    <a:graphicData uri="http://schemas.openxmlformats.org/drawingml/2006/picture">
-                      <pic:pic xmlns:pic="http://schemas.openxmlformats.org/drawingml/2006/picture">
-                        <pic:nvPicPr>
-                          <pic:cNvPr id="0" name="image.png"/>
-                          <pic:cNvPicPr/>
-                        </pic:nvPicPr>
-                        <pic:blipFill>
-                          <a:blip r:embed="rId14"/>
-                          <a:stretch>
-                            <a:fillRect/>
-                          </a:stretch>
-                        </pic:blipFill>
-                        <pic:spPr>
-                          <a:xfrm>
-                            <a:off x="0" y="0"/>
-                            <a:ext cx="864000" cy="396000"/>
-                          </a:xfrm>
-                          <a:prstGeom prst="rect">
-                            <a:avLst/>
-                          </a:prstGeom>
-                        </pic:spPr>
-                      </pic:pic>
-                    </a:graphicData>
-                  </a:graphic>
-                </wp:inline>
-              </w:drawing>
-            </w:r>
+            <w:r/>
           </w:p>
         </w:tc>
       </w:tr>
@@ -5373,6 +4993,10 @@
         </w:rPr>
       </w:pPr>
       <w:r>
+        <w:rPr>
+          <w:sz w:val="28"/>
+          <w:szCs w:val="28"/>
+        </w:rPr>
         <w:t>подсистема сбора данных – потенциометр влажности почвы SOIL (аналоговый вход A3) и фоторезистор «осадков» RAIN (A2);</w:t>
       </w:r>
     </w:p>
@@ -5473,6 +5097,10 @@
         </w:rPr>
       </w:pPr>
       <w:r>
+        <w:rPr>
+          <w:sz w:val="28"/>
+          <w:szCs w:val="28"/>
+        </w:rPr>
         <w:t>При подаче питания выполняется инициализация: выводы D3, D5, D9, D10, D11 настраиваются как выходы, D6 и D8 – как входы с подтяжкой INPUT_PULLUP, инициализируется ЖК-дисплей.</w:t>
       </w:r>
     </w:p>
@@ -5492,6 +5120,10 @@
         </w:rPr>
       </w:pPr>
       <w:r>
+        <w:rPr>
+          <w:sz w:val="28"/>
+          <w:szCs w:val="28"/>
+        </w:rPr>
         <w:t>Выполняется самотестирование: поочерёдно включаются светодиоды и подаётся короткий звуковой сигнал, на дисплей выводится надпись «Irrigat v1.0».</w:t>
       </w:r>
     </w:p>
@@ -5511,6 +5143,10 @@
         </w:rPr>
       </w:pPr>
       <w:r>
+        <w:rPr>
+          <w:sz w:val="28"/>
+          <w:szCs w:val="28"/>
+        </w:rPr>
         <w:t>подсистема сбора данных – потенциометр влажности почвы SOIL (аналоговый вход A3) и фоторезистор «осадков» RAIN (A2);</w:t>
       </w:r>
     </w:p>
@@ -5530,7 +5166,7 @@
         </w:rPr>
       </w:pPr>
       <w:r>
-        <w:t>Если влажность почвы ниже 30 %, система переходит в состояние «DRY» и включает насос (при достаточном уровне бака и отсутствии «дождя»); если ниже 55 % – в «MID»; иначе – в «OK».</w:t>
+        <w:t>Если влажность почвы ниже 30 %, система переходит в состояние «DRY» и включает насос (при отсутствии сильного «дождя»); если ниже 55 % – в «MID»; иначе – в «OK».</w:t>
       </w:r>
     </w:p>
     <w:p>
@@ -5554,7 +5190,7 @@
           <w:sz w:val="28"/>
           <w:szCs w:val="28"/>
         </w:rPr>
-        <w:t xml:space="preserve">При смене состояния обновляется светодиодная индикация и строка режима на ЖКИ.</w:t>
+        <w:t>При смене состояния обновляется светодиодная индикация и строка режима на ЖКИ.</w:t>
       </w:r>
     </w:p>
     <w:p>
@@ -5621,6 +5257,10 @@
         </w:rPr>
       </w:pPr>
       <w:r>
+        <w:rPr>
+          <w:sz w:val="28"/>
+          <w:szCs w:val="28"/>
+        </w:rPr>
         <w:t>Если состояние «DRY» и звук не отключён, подаётся звуковой сигнал тревоги.</w:t>
       </w:r>
     </w:p>
@@ -5763,6 +5403,10 @@
         </w:rPr>
       </w:pPr>
       <w:r>
+        <w:rPr>
+          <w:sz w:val="28"/>
+          <w:szCs w:val="28"/>
+        </w:rPr>
         <w:t>Испытаниям подвергается прототип системы «Автополив» на основе Arduino, собранный в онлайн-среде Tinkercad Circuits.</w:t>
       </w:r>
     </w:p>
@@ -5796,6 +5440,10 @@
         </w:rPr>
       </w:pPr>
       <w:r>
+        <w:rPr>
+          <w:sz w:val="28"/>
+          <w:szCs w:val="28"/>
+        </w:rPr>
         <w:t>Цель испытаний – проверка соответствия работы прототипа требованиям технического задания: корректности определения состояний «OK», «MID» и «DRY», работы световой и звуковой сигнализации, вывода информации на ЖК-дисплей, функции отключения звука кнопкой MUTE.</w:t>
       </w:r>
     </w:p>
@@ -5810,7 +5458,7 @@
         </w:rPr>
       </w:pPr>
       <w:r>
-        <w:t>Если влажность почвы ниже 30 %, система переходит в состояние «DRY» и включает насос (при достаточном уровне бака и отсутствии «дождя»); если ниже 55 % – в «MID»; иначе – в «OK».</w:t>
+        <w:t>Если влажность почвы ниже 30 %, система переходит в состояние «DRY» и включает насос (при отсутствии сильного «дождя»); если ниже 55 % – в «MID»; иначе – в «OK».</w:t>
       </w:r>
     </w:p>
     <w:p>
@@ -5952,6 +5600,10 @@
         </w:rPr>
       </w:pPr>
       <w:r>
+        <w:rPr>
+          <w:sz w:val="28"/>
+          <w:szCs w:val="28"/>
+        </w:rPr>
         <w:t>Порядок испытаний: запускается симуляция, после чего потенциометром SOIL и фоторезистором RAIN задаются входные воздействия. Фактические результаты фиксируются по состоянию светодиодов, надписи на ЖК-дисплее, анимации пьезоэлемента и сообщениям в мониторе порта. Методы испытаний представлены в сценариях тестирования TestCase в приложении Г. Все пять тестов пройдены успешно.</w:t>
       </w:r>
     </w:p>
@@ -6057,6 +5709,10 @@
         </w:rPr>
       </w:pPr>
       <w:r>
+        <w:rPr>
+          <w:sz w:val="28"/>
+          <w:szCs w:val="28"/>
+        </w:rPr>
         <w:t>Прототип системы «Автополив» предназначен для автоматического полива по влажности почвы: опрашивает потенциометр SOIL и фоторезистор RAIN, определяет состояния OK/MID/DRY, управляет насосом и выдаёт световую/звуковую индикацию.</w:t>
       </w:r>
     </w:p>
@@ -6096,7 +5752,7 @@
         </w:rPr>
       </w:pPr>
       <w:r>
-        <w:t>Если влажность почвы ниже 30 %, система переходит в состояние «DRY» и включает насос (при достаточном уровне бака и отсутствии «дождя»); если ниже 55 % – в «MID»; иначе – в «OK».</w:t>
+        <w:t>Если влажность почвы ниже 30 %, система переходит в состояние «DRY» и включает насос (при отсутствии сильного «дождя»); если ниже 55 % – в «MID»; иначе – в «OK».</w:t>
       </w:r>
     </w:p>
     <w:p>
@@ -6115,7 +5771,7 @@
         </w:rPr>
       </w:pPr>
       <w:r>
-        <w:t>Если влажность почвы ниже 30 %, система переходит в состояние «DRY» и включает насос (при достаточном уровне бака и отсутствии «дождя»); если ниже 55 % – в «MID»; иначе – в «OK».</w:t>
+        <w:t>Если влажность почвы ниже 30 %, система переходит в состояние «DRY» и включает насос (при отсутствии сильного «дождя»); если ниже 55 % – в «MID»; иначе – в «OK».</w:t>
       </w:r>
     </w:p>
     <w:p>
@@ -6134,7 +5790,7 @@
         </w:rPr>
       </w:pPr>
       <w:r>
-        <w:t>Если влажность почвы ниже 30 %, система переходит в состояние «DRY» и включает насос (при достаточном уровне бака и отсутствии «дождя»); если ниже 55 % – в «MID»; иначе – в «OK».</w:t>
+        <w:t>Если влажность почвы ниже 30 %, система переходит в состояние «DRY» и включает насос (при отсутствии сильного «дождя»); если ниже 55 % – в «MID»; иначе – в «OK».</w:t>
       </w:r>
     </w:p>
     <w:p>
@@ -6215,6 +5871,10 @@
         </w:rPr>
       </w:pPr>
       <w:r>
+        <w:rPr>
+          <w:sz w:val="28"/>
+          <w:szCs w:val="28"/>
+        </w:rPr>
         <w:t>Войти в учётную запись Tinkercad, открыть раздел «Проекты» → «Цепи» и выбрать проект «Автополив Arduino».</w:t>
       </w:r>
     </w:p>
@@ -6234,7 +5894,7 @@
         </w:rPr>
       </w:pPr>
       <w:r>
-        <w:t>Нажать кнопку «Код», чтобы увидеть текст программы справа от схемы, и кнопку «Начать моделирование». После самотестирования загорится зелёный светодиод, а на дисплее появятся температура и «Mode: OK» (Рисунок 2).</w:t>
+        <w:t>Нажать кнопку «Код», чтобы увидеть текст программы справа от схемы, и кнопку «Начать моделирование». После самотестирования загорится зелёный светодиод, а на дисплее появятся влажность почвы и «Mode: OK» (Рисунок 2).</w:t>
       </w:r>
     </w:p>
     <w:p>
@@ -6301,6 +5961,10 @@
         </w:rPr>
       </w:pPr>
       <w:r>
+        <w:rPr>
+          <w:sz w:val="28"/>
+          <w:szCs w:val="28"/>
+        </w:rPr>
         <w:t>Рисунок 2 – Режим «OK» (нормальная влажность почвы, зелёный светодиод)</w:t>
       </w:r>
     </w:p>
@@ -6320,7 +5984,7 @@
         </w:rPr>
       </w:pPr>
       <w:r>
-        <w:t>Если влажность почвы ниже 30 %, система переходит в состояние «DRY» и включает насос (при достаточном уровне бака и отсутствии «дождя»); если ниже 55 % – в «MID»; иначе – в «OK».</w:t>
+        <w:t>Если влажность почвы ниже 30 %, система переходит в состояние «DRY» и включает насос (при отсутствии сильного «дождя»); если ниже 55 % – в «MID»; иначе – в «OK».</w:t>
       </w:r>
     </w:p>
     <w:p>
@@ -6386,6 +6050,10 @@
         </w:rPr>
       </w:pPr>
       <w:r>
+        <w:rPr>
+          <w:sz w:val="28"/>
+          <w:szCs w:val="28"/>
+        </w:rPr>
         <w:t>Рисунок 3 – Режим «DRY» (сухая почва, красный светодиод, насос)</w:t>
       </w:r>
     </w:p>
@@ -6405,7 +6073,7 @@
         </w:rPr>
       </w:pPr>
       <w:r>
-        <w:t>Если влажность почвы ниже 30 %, система переходит в состояние «DRY» и включает насос (при достаточном уровне бака и отсутствии «дождя»); если ниже 55 % – в «MID»; иначе – в «OK».</w:t>
+        <w:t>Если влажность почвы ниже 30 %, система переходит в состояние «DRY» и включает насос (при отсутствии сильного «дождя»); если ниже 55 % – в «MID»; иначе – в «OK».</w:t>
       </w:r>
     </w:p>
     <w:p>
@@ -6471,6 +6139,10 @@
         </w:rPr>
       </w:pPr>
       <w:r>
+        <w:rPr>
+          <w:sz w:val="28"/>
+          <w:szCs w:val="28"/>
+        </w:rPr>
         <w:t>Рисунок 4 – Режим «MID» (пониженная влажность, жёлтый светодиод)</w:t>
       </w:r>
     </w:p>
@@ -6490,6 +6162,10 @@
         </w:rPr>
       </w:pPr>
       <w:r>
+        <w:rPr>
+          <w:sz w:val="28"/>
+          <w:szCs w:val="28"/>
+        </w:rPr>
         <w:t>Рисунок 5 – Режим «DRY» с отключённым звуком (MUTE)</w:t>
       </w:r>
     </w:p>
@@ -6557,6 +6233,10 @@
         </w:rPr>
       </w:pPr>
       <w:r>
+        <w:rPr>
+          <w:sz w:val="28"/>
+          <w:szCs w:val="28"/>
+        </w:rPr>
         <w:t>Рисунок 5 – Режим «DRY» с отключённым звуком (MUTE)</w:t>
       </w:r>
     </w:p>
@@ -6576,7 +6256,7 @@
         </w:rPr>
       </w:pPr>
       <w:r>
-        <w:t>Если влажность почвы ниже 30 %, система переходит в состояние «DRY» и включает насос (при достаточном уровне бака и отсутствии «дождя»); если ниже 55 % – в «MID»; иначе – в «OK».</w:t>
+        <w:t>Если влажность почвы ниже 30 %, система переходит в состояние «DRY» и включает насос (при отсутствии сильного «дождя»); если ниже 55 % – в «MID»; иначе – в «OK».</w:t>
       </w:r>
     </w:p>
     <w:p>
@@ -6595,6 +6275,7 @@
           <w:sz w:val="28"/>
           <w:szCs w:val="28"/>
         </w:rPr>
+        <w:lastRenderedPageBreak/>
         <w:drawing>
           <wp:inline distT="0" distB="0" distL="0" distR="0" wp14:anchorId="491A737E" wp14:editId="3A07CA2B">
             <wp:extent cx="5323115" cy="3639680"/>
@@ -6642,6 +6323,10 @@
         </w:rPr>
       </w:pPr>
       <w:r>
+        <w:rPr>
+          <w:sz w:val="28"/>
+          <w:szCs w:val="28"/>
+        </w:rPr>
         <w:t>Рисунок 6 – Возврат в режим «OK»</w:t>
       </w:r>
     </w:p>
@@ -6666,7 +6351,6 @@
           <w:sz w:val="28"/>
           <w:szCs w:val="28"/>
         </w:rPr>
-        <w:lastRenderedPageBreak/>
         <w:t xml:space="preserve">Для завершения работы нажать кнопку «Остановить моделирование». Для переноса программы на реальную плату скачать код кнопкой загрузки в панели «Код» и открыть его в </w:t>
       </w:r>
       <w:proofErr w:type="spellStart"/>
@@ -6724,6 +6408,10 @@
         </w:rPr>
       </w:pPr>
       <w:r>
+        <w:rPr>
+          <w:sz w:val="28"/>
+          <w:szCs w:val="28"/>
+        </w:rPr>
         <w:t>В процессе выполнения курсового проекта был разработан прототип системы «Автополив» на основе платформы Arduino. Была проанализирована предметная область, сформулированы требования к техническим и программным средствам, подобраны электронные компоненты и описаны их характеристики. В онлайн-среде Tinkercad Circuits собрана монтажная схема устройства и получена принципиальная электрическая схема, в Microsoft Visio построена блок-схема алгоритма, на языке C++ написана программа для микроконтроллера.</w:t>
       </w:r>
     </w:p>
@@ -6738,6 +6426,10 @@
         </w:rPr>
       </w:pPr>
       <w:r>
+        <w:rPr>
+          <w:sz w:val="28"/>
+          <w:szCs w:val="28"/>
+        </w:rPr>
         <w:t>Система обеспечивает автоматическое управление насосом и сигнализацией в зависимости от влажности почвы: опрашивает SOIL и RAIN, определяет состояния OK/MID/DRY и выводит данные на ЖКИ.</w:t>
       </w:r>
     </w:p>
@@ -6752,7 +6444,7 @@
         </w:rPr>
       </w:pPr>
       <w:r>
-        <w:t>Если влажность почвы ниже 30 %, система переходит в состояние «DRY» и включает насос (при достаточном уровне бака и отсутствии «дождя»); если ниже 55 % – в «MID»; иначе – в «OK».</w:t>
+        <w:t>Если влажность почвы ниже 30 %, система переходит в состояние «DRY» и включает насос (при отсутствии сильного «дождя»); если ниже 55 % – в «MID»; иначе – в «OK».</w:t>
       </w:r>
     </w:p>
     <w:p>
@@ -6810,12 +6502,7 @@
         </w:rPr>
       </w:pPr>
       <w:r>
-        <w:rPr>
-          <w:color w:val="000000"/>
-          <w:sz w:val="28"/>
-          <w:szCs w:val="28"/>
-        </w:rPr>
-        <w:t>подключение модуля Wi‑Fi (ESP8266) для передачи показаний температуры, влажности и освещённости в облачный сервис или мобильное приложение;</w:t>
+        <w:t>подключение модуля Wi‑Fi (ESP8266) для передачи показаний влажности почвы и состояния полива в облачный сервис или мобильное приложение;</w:t>
       </w:r>
     </w:p>
     <w:p>
@@ -6834,6 +6521,10 @@
         </w:rPr>
       </w:pPr>
       <w:r>
+        <w:rPr>
+          <w:sz w:val="28"/>
+          <w:szCs w:val="28"/>
+        </w:rPr>
         <w:t>установка нескольких датчиков влажности почвы для контроля разных зон участка;</w:t>
       </w:r>
     </w:p>
@@ -6900,7 +6591,6 @@
           <w:sz w:val="28"/>
           <w:szCs w:val="28"/>
         </w:rPr>
-        <w:lastRenderedPageBreak/>
         <w:t>автономное питание от аккумулятора с контролем заряда;</w:t>
       </w:r>
     </w:p>
@@ -6984,7 +6674,43 @@
           <w:sz w:val="28"/>
           <w:szCs w:val="28"/>
         </w:rPr>
-        <w:t xml:space="preserve">®. Полный учебный курс. От игры к инженерному проекту / А. А. Салахова, О. А. Феоктистова, Н. А. Александрова, М. В. Храмова. — 3-е изд. — Москва : Лаборатория знаний, 2024. — 176 с. — ISBN 978-5-93208-670-4. — Текст : электронный // Электронный ресурс цифровой образовательной среды СПО </w:t>
+        <w:t xml:space="preserve">®. Полный учебный курс. От игры к инженерному проекту / А. А. Салахова, О. А. Феоктистова, Н. А. Александрова, М. В. Храмова. — 3-е изд. — </w:t>
+      </w:r>
+      <w:proofErr w:type="gramStart"/>
+      <w:r>
+        <w:rPr>
+          <w:color w:val="000000"/>
+          <w:sz w:val="28"/>
+          <w:szCs w:val="28"/>
+        </w:rPr>
+        <w:t>Москва :</w:t>
+      </w:r>
+      <w:proofErr w:type="gramEnd"/>
+      <w:r>
+        <w:rPr>
+          <w:color w:val="000000"/>
+          <w:sz w:val="28"/>
+          <w:szCs w:val="28"/>
+        </w:rPr>
+        <w:t xml:space="preserve"> Лаборатория знаний, 2024. — 176 с. — ISBN 978-5-93208-670-4. — </w:t>
+      </w:r>
+      <w:proofErr w:type="gramStart"/>
+      <w:r>
+        <w:rPr>
+          <w:color w:val="000000"/>
+          <w:sz w:val="28"/>
+          <w:szCs w:val="28"/>
+        </w:rPr>
+        <w:t>Текст :</w:t>
+      </w:r>
+      <w:proofErr w:type="gramEnd"/>
+      <w:r>
+        <w:rPr>
+          <w:color w:val="000000"/>
+          <w:sz w:val="28"/>
+          <w:szCs w:val="28"/>
+        </w:rPr>
+        <w:t xml:space="preserve"> электронный // Электронный ресурс цифровой образовательной среды СПО </w:t>
       </w:r>
       <w:proofErr w:type="spellStart"/>
       <w:r>
@@ -6993,7 +6719,16 @@
           <w:sz w:val="28"/>
           <w:szCs w:val="28"/>
         </w:rPr>
-        <w:t>PROFобразование</w:t>
+        <w:t>PROF</w:t>
+      </w:r>
+      <w:proofErr w:type="gramStart"/>
+      <w:r>
+        <w:rPr>
+          <w:color w:val="000000"/>
+          <w:sz w:val="28"/>
+          <w:szCs w:val="28"/>
+        </w:rPr>
+        <w:t>образование</w:t>
       </w:r>
       <w:proofErr w:type="spellEnd"/>
       <w:r>
@@ -7002,7 +6737,16 @@
           <w:sz w:val="28"/>
           <w:szCs w:val="28"/>
         </w:rPr>
-        <w:t xml:space="preserve"> : [сайт]. — URL: https://profspo.ru/books/135851 (дата обращения: 25.10.2026).</w:t>
+        <w:t xml:space="preserve"> :</w:t>
+      </w:r>
+      <w:proofErr w:type="gramEnd"/>
+      <w:r>
+        <w:rPr>
+          <w:color w:val="000000"/>
+          <w:sz w:val="28"/>
+          <w:szCs w:val="28"/>
+        </w:rPr>
+        <w:t xml:space="preserve"> [сайт]. — URL: https://profspo.ru/books/135851 (дата обращения: 25.10.2026).</w:t>
       </w:r>
     </w:p>
     <w:p>
@@ -7072,7 +6816,43 @@
           <w:sz w:val="28"/>
           <w:szCs w:val="28"/>
         </w:rPr>
-        <w:t xml:space="preserve"> ; перевод О. А. Трефилова. — 4-е изд. — Москва : Лаборатория знаний, 2024. — 321 с. — ISBN 978-5-93208-726-8. — Текст : электронный // Электронный ресурс цифровой образовательной среды СПО </w:t>
+        <w:t xml:space="preserve"> ; перевод О. А. Трефилова. — 4-е изд. — </w:t>
+      </w:r>
+      <w:proofErr w:type="gramStart"/>
+      <w:r>
+        <w:rPr>
+          <w:color w:val="000000"/>
+          <w:sz w:val="28"/>
+          <w:szCs w:val="28"/>
+        </w:rPr>
+        <w:t>Москва :</w:t>
+      </w:r>
+      <w:proofErr w:type="gramEnd"/>
+      <w:r>
+        <w:rPr>
+          <w:color w:val="000000"/>
+          <w:sz w:val="28"/>
+          <w:szCs w:val="28"/>
+        </w:rPr>
+        <w:t xml:space="preserve"> Лаборатория знаний, 2024. — 321 с. — ISBN 978-5-93208-726-8. — </w:t>
+      </w:r>
+      <w:proofErr w:type="gramStart"/>
+      <w:r>
+        <w:rPr>
+          <w:color w:val="000000"/>
+          <w:sz w:val="28"/>
+          <w:szCs w:val="28"/>
+        </w:rPr>
+        <w:t>Текст :</w:t>
+      </w:r>
+      <w:proofErr w:type="gramEnd"/>
+      <w:r>
+        <w:rPr>
+          <w:color w:val="000000"/>
+          <w:sz w:val="28"/>
+          <w:szCs w:val="28"/>
+        </w:rPr>
+        <w:t xml:space="preserve"> электронный // Электронный ресурс цифровой образовательной среды СПО </w:t>
       </w:r>
       <w:proofErr w:type="spellStart"/>
       <w:r>
@@ -7081,7 +6861,16 @@
           <w:sz w:val="28"/>
           <w:szCs w:val="28"/>
         </w:rPr>
-        <w:t>PROFобразование</w:t>
+        <w:t>PROF</w:t>
+      </w:r>
+      <w:proofErr w:type="gramStart"/>
+      <w:r>
+        <w:rPr>
+          <w:color w:val="000000"/>
+          <w:sz w:val="28"/>
+          <w:szCs w:val="28"/>
+        </w:rPr>
+        <w:t>образование</w:t>
       </w:r>
       <w:proofErr w:type="spellEnd"/>
       <w:r>
@@ -7090,7 +6879,16 @@
           <w:sz w:val="28"/>
           <w:szCs w:val="28"/>
         </w:rPr>
-        <w:t xml:space="preserve"> : [сайт]. — URL: https://profspo.ru/books/141326 (дата обращения: 25.10.2026).</w:t>
+        <w:t xml:space="preserve"> :</w:t>
+      </w:r>
+      <w:proofErr w:type="gramEnd"/>
+      <w:r>
+        <w:rPr>
+          <w:color w:val="000000"/>
+          <w:sz w:val="28"/>
+          <w:szCs w:val="28"/>
+        </w:rPr>
+        <w:t xml:space="preserve"> [сайт]. — URL: https://profspo.ru/books/141326 (дата обращения: 25.10.2026).</w:t>
       </w:r>
     </w:p>
     <w:p>
@@ -7142,7 +6940,43 @@
           <w:sz w:val="28"/>
           <w:szCs w:val="28"/>
         </w:rPr>
-        <w:t xml:space="preserve"> ; перевод О. А. Трефилова. — 2-е изд. — Москва : Лаборатория знаний, 2022. — 395 с. — ISBN 978-5-00101-972-5. — Текст : электронный // Электронный ресурс цифровой образовательной среды СПО </w:t>
+        <w:t xml:space="preserve"> ; перевод О. А. Трефилова. — 2-е изд. — </w:t>
+      </w:r>
+      <w:proofErr w:type="gramStart"/>
+      <w:r>
+        <w:rPr>
+          <w:color w:val="000000"/>
+          <w:sz w:val="28"/>
+          <w:szCs w:val="28"/>
+        </w:rPr>
+        <w:t>Москва :</w:t>
+      </w:r>
+      <w:proofErr w:type="gramEnd"/>
+      <w:r>
+        <w:rPr>
+          <w:color w:val="000000"/>
+          <w:sz w:val="28"/>
+          <w:szCs w:val="28"/>
+        </w:rPr>
+        <w:t xml:space="preserve"> Лаборатория знаний, 2022. — 395 с. — ISBN 978-5-00101-972-5. — </w:t>
+      </w:r>
+      <w:proofErr w:type="gramStart"/>
+      <w:r>
+        <w:rPr>
+          <w:color w:val="000000"/>
+          <w:sz w:val="28"/>
+          <w:szCs w:val="28"/>
+        </w:rPr>
+        <w:t>Текст :</w:t>
+      </w:r>
+      <w:proofErr w:type="gramEnd"/>
+      <w:r>
+        <w:rPr>
+          <w:color w:val="000000"/>
+          <w:sz w:val="28"/>
+          <w:szCs w:val="28"/>
+        </w:rPr>
+        <w:t xml:space="preserve"> электронный // Электронный ресурс цифровой образовательной среды СПО </w:t>
       </w:r>
       <w:proofErr w:type="spellStart"/>
       <w:r>
@@ -7151,7 +6985,16 @@
           <w:sz w:val="28"/>
           <w:szCs w:val="28"/>
         </w:rPr>
-        <w:t>PROFобразование</w:t>
+        <w:t>PROF</w:t>
+      </w:r>
+      <w:proofErr w:type="gramStart"/>
+      <w:r>
+        <w:rPr>
+          <w:color w:val="000000"/>
+          <w:sz w:val="28"/>
+          <w:szCs w:val="28"/>
+        </w:rPr>
+        <w:t>образование</w:t>
       </w:r>
       <w:proofErr w:type="spellEnd"/>
       <w:r>
@@ -7160,7 +7003,16 @@
           <w:sz w:val="28"/>
           <w:szCs w:val="28"/>
         </w:rPr>
-        <w:t xml:space="preserve"> : [сайт]. — URL: https://profspo.ru/books/120886 (дата обращения: 25.10.2026).</w:t>
+        <w:t xml:space="preserve"> :</w:t>
+      </w:r>
+      <w:proofErr w:type="gramEnd"/>
+      <w:r>
+        <w:rPr>
+          <w:color w:val="000000"/>
+          <w:sz w:val="28"/>
+          <w:szCs w:val="28"/>
+        </w:rPr>
+        <w:t xml:space="preserve"> [сайт]. — URL: https://profspo.ru/books/120886 (дата обращения: 25.10.2026).</w:t>
       </w:r>
     </w:p>
     <w:p>
@@ -7184,7 +7036,61 @@
           <w:sz w:val="28"/>
           <w:szCs w:val="28"/>
         </w:rPr>
-        <w:t>Боровский, А. С. Программирование микроконтроллера Arduino в информационно-управляющих системах : учебное пособие / А. С. Боровский, М. Ю. Шрейдер. — Оренбург : Оренбургский государственный университет, ЭБС АСВ, 2017. — 113 с. — ISBN 978-5-7410-1853-8. — Текст : электронный // Электронный ресурс цифровой образовательной среды СПО PROFобразование : [сайт]. — URL: https://profspo.ru/books/78913 (дата обращения: 25.10.2026).</w:t>
+        <w:t xml:space="preserve">Боровский, А. С. Программирование микроконтроллера Arduino в информационно-управляющих системах : учебное пособие / А. С. Боровский, М. Ю. Шрейдер. — </w:t>
+      </w:r>
+      <w:proofErr w:type="gramStart"/>
+      <w:r>
+        <w:rPr>
+          <w:color w:val="000000"/>
+          <w:sz w:val="28"/>
+          <w:szCs w:val="28"/>
+        </w:rPr>
+        <w:t>Оренбург :</w:t>
+      </w:r>
+      <w:proofErr w:type="gramEnd"/>
+      <w:r>
+        <w:rPr>
+          <w:color w:val="000000"/>
+          <w:sz w:val="28"/>
+          <w:szCs w:val="28"/>
+        </w:rPr>
+        <w:t xml:space="preserve"> Оренбургский государственный университет, ЭБС АСВ, 2017. — 113 с. — ISBN 978-5-7410-1853-8. — </w:t>
+      </w:r>
+      <w:proofErr w:type="gramStart"/>
+      <w:r>
+        <w:rPr>
+          <w:color w:val="000000"/>
+          <w:sz w:val="28"/>
+          <w:szCs w:val="28"/>
+        </w:rPr>
+        <w:t>Текст :</w:t>
+      </w:r>
+      <w:proofErr w:type="gramEnd"/>
+      <w:r>
+        <w:rPr>
+          <w:color w:val="000000"/>
+          <w:sz w:val="28"/>
+          <w:szCs w:val="28"/>
+        </w:rPr>
+        <w:t xml:space="preserve"> электронный // Электронный ресурс цифровой образовательной среды СПО PROF</w:t>
+      </w:r>
+      <w:proofErr w:type="gramStart"/>
+      <w:r>
+        <w:rPr>
+          <w:color w:val="000000"/>
+          <w:sz w:val="28"/>
+          <w:szCs w:val="28"/>
+        </w:rPr>
+        <w:t>образование :</w:t>
+      </w:r>
+      <w:proofErr w:type="gramEnd"/>
+      <w:r>
+        <w:rPr>
+          <w:color w:val="000000"/>
+          <w:sz w:val="28"/>
+          <w:szCs w:val="28"/>
+        </w:rPr>
+        <w:t xml:space="preserve"> [сайт]. — URL: https://profspo.ru/books/78913 (дата обращения: 25.10.2026).</w:t>
       </w:r>
     </w:p>
     <w:p>
@@ -7272,7 +7178,43 @@
           <w:sz w:val="28"/>
           <w:szCs w:val="28"/>
         </w:rPr>
-        <w:t xml:space="preserve">. — Москва, Вологда : Инфра-Инженерия, 2025. — 324 с. — ISBN 978-5-9729-2451-6. — Текст : электронный // Электронный ресурс цифровой образовательной среды СПО </w:t>
+        <w:t xml:space="preserve">. — Москва, </w:t>
+      </w:r>
+      <w:proofErr w:type="gramStart"/>
+      <w:r>
+        <w:rPr>
+          <w:color w:val="000000"/>
+          <w:sz w:val="28"/>
+          <w:szCs w:val="28"/>
+        </w:rPr>
+        <w:t>Вологда :</w:t>
+      </w:r>
+      <w:proofErr w:type="gramEnd"/>
+      <w:r>
+        <w:rPr>
+          <w:color w:val="000000"/>
+          <w:sz w:val="28"/>
+          <w:szCs w:val="28"/>
+        </w:rPr>
+        <w:t xml:space="preserve"> Инфра-Инженерия, 2025. — 324 с. — ISBN 978-5-9729-2451-6. — </w:t>
+      </w:r>
+      <w:proofErr w:type="gramStart"/>
+      <w:r>
+        <w:rPr>
+          <w:color w:val="000000"/>
+          <w:sz w:val="28"/>
+          <w:szCs w:val="28"/>
+        </w:rPr>
+        <w:t>Текст :</w:t>
+      </w:r>
+      <w:proofErr w:type="gramEnd"/>
+      <w:r>
+        <w:rPr>
+          <w:color w:val="000000"/>
+          <w:sz w:val="28"/>
+          <w:szCs w:val="28"/>
+        </w:rPr>
+        <w:t xml:space="preserve"> электронный // Электронный ресурс цифровой образовательной среды СПО </w:t>
       </w:r>
       <w:proofErr w:type="spellStart"/>
       <w:r>
@@ -7281,7 +7223,16 @@
           <w:sz w:val="28"/>
           <w:szCs w:val="28"/>
         </w:rPr>
-        <w:t>PROFобразование</w:t>
+        <w:t>PROF</w:t>
+      </w:r>
+      <w:proofErr w:type="gramStart"/>
+      <w:r>
+        <w:rPr>
+          <w:color w:val="000000"/>
+          <w:sz w:val="28"/>
+          <w:szCs w:val="28"/>
+        </w:rPr>
+        <w:t>образование</w:t>
       </w:r>
       <w:proofErr w:type="spellEnd"/>
       <w:r>
@@ -7290,7 +7241,16 @@
           <w:sz w:val="28"/>
           <w:szCs w:val="28"/>
         </w:rPr>
-        <w:t xml:space="preserve"> : [сайт]. — URL: https://profspo.ru/books/153900 (дата обращения: 25.10.2026).</w:t>
+        <w:t xml:space="preserve"> :</w:t>
+      </w:r>
+      <w:proofErr w:type="gramEnd"/>
+      <w:r>
+        <w:rPr>
+          <w:color w:val="000000"/>
+          <w:sz w:val="28"/>
+          <w:szCs w:val="28"/>
+        </w:rPr>
+        <w:t xml:space="preserve"> [сайт]. — URL: https://profspo.ru/books/153900 (дата обращения: 25.10.2026).</w:t>
       </w:r>
     </w:p>
     <w:p>
@@ -7315,7 +7275,79 @@
           <w:szCs w:val="28"/>
         </w:rPr>
         <w:lastRenderedPageBreak/>
-        <w:t>Программирование микроконтроллеров Arduino : практикум для СПО / Н. В. Бужинская, Д. М. Гребнева, Е. А. Кокшарова, М. В. Мащенко. — Саратов : Профобразование, 2026. — 156 с. — ISBN 978-5-4488-2695-5. — Текст : электронный // Электронный ресурс цифровой образовательной среды СПО PROFобразование : [сайт]. — URL: https://profspo.ru/books/155132 (дата обращения: 25.10.2026). — DOI: https://doi.org/10.23682/155132.</w:t>
+        <w:t xml:space="preserve">Программирование микроконтроллеров </w:t>
+      </w:r>
+      <w:proofErr w:type="gramStart"/>
+      <w:r>
+        <w:rPr>
+          <w:color w:val="000000"/>
+          <w:sz w:val="28"/>
+          <w:szCs w:val="28"/>
+        </w:rPr>
+        <w:t>Arduino :</w:t>
+      </w:r>
+      <w:proofErr w:type="gramEnd"/>
+      <w:r>
+        <w:rPr>
+          <w:color w:val="000000"/>
+          <w:sz w:val="28"/>
+          <w:szCs w:val="28"/>
+        </w:rPr>
+        <w:t xml:space="preserve"> практикум для СПО / Н. В. Бужинская, Д. М. Гребнева, Е. А. Кокшарова, М. В. Мащенко. — </w:t>
+      </w:r>
+      <w:proofErr w:type="gramStart"/>
+      <w:r>
+        <w:rPr>
+          <w:color w:val="000000"/>
+          <w:sz w:val="28"/>
+          <w:szCs w:val="28"/>
+        </w:rPr>
+        <w:t>Саратов :</w:t>
+      </w:r>
+      <w:proofErr w:type="gramEnd"/>
+      <w:r>
+        <w:rPr>
+          <w:color w:val="000000"/>
+          <w:sz w:val="28"/>
+          <w:szCs w:val="28"/>
+        </w:rPr>
+        <w:t xml:space="preserve"> Профобразование, 2026. — 156 с. — ISBN 978-5-4488-2695-5. — </w:t>
+      </w:r>
+      <w:proofErr w:type="gramStart"/>
+      <w:r>
+        <w:rPr>
+          <w:color w:val="000000"/>
+          <w:sz w:val="28"/>
+          <w:szCs w:val="28"/>
+        </w:rPr>
+        <w:t>Текст :</w:t>
+      </w:r>
+      <w:proofErr w:type="gramEnd"/>
+      <w:r>
+        <w:rPr>
+          <w:color w:val="000000"/>
+          <w:sz w:val="28"/>
+          <w:szCs w:val="28"/>
+        </w:rPr>
+        <w:t xml:space="preserve"> электронный // Электронный ресурс цифровой образовательной среды СПО PROF</w:t>
+      </w:r>
+      <w:proofErr w:type="gramStart"/>
+      <w:r>
+        <w:rPr>
+          <w:color w:val="000000"/>
+          <w:sz w:val="28"/>
+          <w:szCs w:val="28"/>
+        </w:rPr>
+        <w:t>образование :</w:t>
+      </w:r>
+      <w:proofErr w:type="gramEnd"/>
+      <w:r>
+        <w:rPr>
+          <w:color w:val="000000"/>
+          <w:sz w:val="28"/>
+          <w:szCs w:val="28"/>
+        </w:rPr>
+        <w:t xml:space="preserve"> [сайт]. — URL: https://profspo.ru/books/155132 (дата обращения: 25.10.2026). — DOI: https://doi.org/10.23682/155132.</w:t>
       </w:r>
     </w:p>
     <w:p>
@@ -7339,7 +7371,61 @@
           <w:sz w:val="28"/>
           <w:szCs w:val="28"/>
         </w:rPr>
-        <w:t>Салахова, А. А. Конструируем роботов на Arduino®. Да будет свет! / А. А. Салахова. — 2-е изд. — Москва : Лаборатория знаний, 2026. — 50 с. — ISBN 978-5-93208-526-4. — Текст : электронный // Электронный ресурс цифровой образовательной среды СПО PROFобразование : [сайт]. — URL: https://profspo.ru/books/157454 (дата обращения: 25.10.2026).</w:t>
+        <w:t xml:space="preserve">Салахова, А. А. Конструируем роботов на Arduino®. Да будет свет! / А. А. Салахова. — 2-е изд. — </w:t>
+      </w:r>
+      <w:proofErr w:type="gramStart"/>
+      <w:r>
+        <w:rPr>
+          <w:color w:val="000000"/>
+          <w:sz w:val="28"/>
+          <w:szCs w:val="28"/>
+        </w:rPr>
+        <w:t>Москва :</w:t>
+      </w:r>
+      <w:proofErr w:type="gramEnd"/>
+      <w:r>
+        <w:rPr>
+          <w:color w:val="000000"/>
+          <w:sz w:val="28"/>
+          <w:szCs w:val="28"/>
+        </w:rPr>
+        <w:t xml:space="preserve"> Лаборатория знаний, 2026. — 50 с. — ISBN 978-5-93208-526-4. — </w:t>
+      </w:r>
+      <w:proofErr w:type="gramStart"/>
+      <w:r>
+        <w:rPr>
+          <w:color w:val="000000"/>
+          <w:sz w:val="28"/>
+          <w:szCs w:val="28"/>
+        </w:rPr>
+        <w:t>Текст :</w:t>
+      </w:r>
+      <w:proofErr w:type="gramEnd"/>
+      <w:r>
+        <w:rPr>
+          <w:color w:val="000000"/>
+          <w:sz w:val="28"/>
+          <w:szCs w:val="28"/>
+        </w:rPr>
+        <w:t xml:space="preserve"> электронный // Электронный ресурс цифровой образовательной среды СПО PROF</w:t>
+      </w:r>
+      <w:proofErr w:type="gramStart"/>
+      <w:r>
+        <w:rPr>
+          <w:color w:val="000000"/>
+          <w:sz w:val="28"/>
+          <w:szCs w:val="28"/>
+        </w:rPr>
+        <w:t>образование :</w:t>
+      </w:r>
+      <w:proofErr w:type="gramEnd"/>
+      <w:r>
+        <w:rPr>
+          <w:color w:val="000000"/>
+          <w:sz w:val="28"/>
+          <w:szCs w:val="28"/>
+        </w:rPr>
+        <w:t xml:space="preserve"> [сайт]. — URL: https://profspo.ru/books/157454 (дата обращения: 25.10.2026).</w:t>
       </w:r>
     </w:p>
     <w:p>
@@ -7363,7 +7449,61 @@
           <w:sz w:val="28"/>
           <w:szCs w:val="28"/>
         </w:rPr>
-        <w:t>Салахова, А. А. Конструируем роботов на Arduino®. Умный замок / А. А. Салахова. — 2-е изд. — Москва : Лаборатория знаний, 2025. — 58 с. — ISBN 978-5-93208-527-1. — Текст : электронный // Электронный ресурс цифровой образовательной среды СПО PROFобразование : [сайт]. — URL: https://profspo.ru/books/154856 (дата обращения: 25.10.2026).</w:t>
+        <w:t xml:space="preserve">Салахова, А. А. Конструируем роботов на Arduino®. Умный замок / А. А. Салахова. — 2-е изд. — </w:t>
+      </w:r>
+      <w:proofErr w:type="gramStart"/>
+      <w:r>
+        <w:rPr>
+          <w:color w:val="000000"/>
+          <w:sz w:val="28"/>
+          <w:szCs w:val="28"/>
+        </w:rPr>
+        <w:t>Москва :</w:t>
+      </w:r>
+      <w:proofErr w:type="gramEnd"/>
+      <w:r>
+        <w:rPr>
+          <w:color w:val="000000"/>
+          <w:sz w:val="28"/>
+          <w:szCs w:val="28"/>
+        </w:rPr>
+        <w:t xml:space="preserve"> Лаборатория знаний, 2025. — 58 с. — ISBN 978-5-93208-527-1. — </w:t>
+      </w:r>
+      <w:proofErr w:type="gramStart"/>
+      <w:r>
+        <w:rPr>
+          <w:color w:val="000000"/>
+          <w:sz w:val="28"/>
+          <w:szCs w:val="28"/>
+        </w:rPr>
+        <w:t>Текст :</w:t>
+      </w:r>
+      <w:proofErr w:type="gramEnd"/>
+      <w:r>
+        <w:rPr>
+          <w:color w:val="000000"/>
+          <w:sz w:val="28"/>
+          <w:szCs w:val="28"/>
+        </w:rPr>
+        <w:t xml:space="preserve"> электронный // Электронный ресурс цифровой образовательной среды СПО PROF</w:t>
+      </w:r>
+      <w:proofErr w:type="gramStart"/>
+      <w:r>
+        <w:rPr>
+          <w:color w:val="000000"/>
+          <w:sz w:val="28"/>
+          <w:szCs w:val="28"/>
+        </w:rPr>
+        <w:t>образование :</w:t>
+      </w:r>
+      <w:proofErr w:type="gramEnd"/>
+      <w:r>
+        <w:rPr>
+          <w:color w:val="000000"/>
+          <w:sz w:val="28"/>
+          <w:szCs w:val="28"/>
+        </w:rPr>
+        <w:t xml:space="preserve"> [сайт]. — URL: https://profspo.ru/books/154856 (дата обращения: 25.10.2026).</w:t>
       </w:r>
     </w:p>
     <w:p>
@@ -7387,7 +7527,61 @@
           <w:sz w:val="28"/>
           <w:szCs w:val="28"/>
         </w:rPr>
-        <w:t>Салахова, А. А. Конструируем роботов на Arduino®. Умный свет / А. А. Салахова. — 2-е изд. — Москва : Лаборатория знаний, 2026. — 60 с. — ISBN 978-5-93208-528-8. — Текст : электронный // Электронный ресурс цифровой образовательной среды СПО PROFобразование : [сайт]. — URL: https://profspo.ru/books/157455 (дата обращения: 25.10.2026).</w:t>
+        <w:t xml:space="preserve">Салахова, А. А. Конструируем роботов на Arduino®. Умный свет / А. А. Салахова. — 2-е изд. — </w:t>
+      </w:r>
+      <w:proofErr w:type="gramStart"/>
+      <w:r>
+        <w:rPr>
+          <w:color w:val="000000"/>
+          <w:sz w:val="28"/>
+          <w:szCs w:val="28"/>
+        </w:rPr>
+        <w:t>Москва :</w:t>
+      </w:r>
+      <w:proofErr w:type="gramEnd"/>
+      <w:r>
+        <w:rPr>
+          <w:color w:val="000000"/>
+          <w:sz w:val="28"/>
+          <w:szCs w:val="28"/>
+        </w:rPr>
+        <w:t xml:space="preserve"> Лаборатория знаний, 2026. — 60 с. — ISBN 978-5-93208-528-8. — </w:t>
+      </w:r>
+      <w:proofErr w:type="gramStart"/>
+      <w:r>
+        <w:rPr>
+          <w:color w:val="000000"/>
+          <w:sz w:val="28"/>
+          <w:szCs w:val="28"/>
+        </w:rPr>
+        <w:t>Текст :</w:t>
+      </w:r>
+      <w:proofErr w:type="gramEnd"/>
+      <w:r>
+        <w:rPr>
+          <w:color w:val="000000"/>
+          <w:sz w:val="28"/>
+          <w:szCs w:val="28"/>
+        </w:rPr>
+        <w:t xml:space="preserve"> электронный // Электронный ресурс цифровой образовательной среды СПО PROF</w:t>
+      </w:r>
+      <w:proofErr w:type="gramStart"/>
+      <w:r>
+        <w:rPr>
+          <w:color w:val="000000"/>
+          <w:sz w:val="28"/>
+          <w:szCs w:val="28"/>
+        </w:rPr>
+        <w:t>образование :</w:t>
+      </w:r>
+      <w:proofErr w:type="gramEnd"/>
+      <w:r>
+        <w:rPr>
+          <w:color w:val="000000"/>
+          <w:sz w:val="28"/>
+          <w:szCs w:val="28"/>
+        </w:rPr>
+        <w:t xml:space="preserve"> [сайт]. — URL: https://profspo.ru/books/157455 (дата обращения: 25.10.2026).</w:t>
       </w:r>
     </w:p>
     <w:p>
@@ -7411,7 +7605,61 @@
           <w:sz w:val="28"/>
           <w:szCs w:val="28"/>
         </w:rPr>
-        <w:t>Салахова, А. А. Конструируем роботов на Arduino®. Экостанция / А. А. Салахова ; под редакцией Т. Г. Хохловой, Ю. А. Серовой. — 2-е изд. — Москва : Лаборатория знаний, 2022. — 65 с. — ISBN 978-5-00101-967-1. — Текст : электронный // Электронный ресурс цифровой образовательной среды СПО PROFобразование : [сайт]. — URL: https://profspo.ru/books/115587 (дата обращения: 25.10.2026).</w:t>
+        <w:t xml:space="preserve">Салахова, А. А. Конструируем роботов на Arduino®. Экостанция / А. А. Салахова ; под редакцией Т. Г. Хохловой, Ю. А. Серовой. — 2-е изд. — </w:t>
+      </w:r>
+      <w:proofErr w:type="gramStart"/>
+      <w:r>
+        <w:rPr>
+          <w:color w:val="000000"/>
+          <w:sz w:val="28"/>
+          <w:szCs w:val="28"/>
+        </w:rPr>
+        <w:t>Москва :</w:t>
+      </w:r>
+      <w:proofErr w:type="gramEnd"/>
+      <w:r>
+        <w:rPr>
+          <w:color w:val="000000"/>
+          <w:sz w:val="28"/>
+          <w:szCs w:val="28"/>
+        </w:rPr>
+        <w:t xml:space="preserve"> Лаборатория знаний, 2022. — 65 с. — ISBN 978-5-00101-967-1. — </w:t>
+      </w:r>
+      <w:proofErr w:type="gramStart"/>
+      <w:r>
+        <w:rPr>
+          <w:color w:val="000000"/>
+          <w:sz w:val="28"/>
+          <w:szCs w:val="28"/>
+        </w:rPr>
+        <w:t>Текст :</w:t>
+      </w:r>
+      <w:proofErr w:type="gramEnd"/>
+      <w:r>
+        <w:rPr>
+          <w:color w:val="000000"/>
+          <w:sz w:val="28"/>
+          <w:szCs w:val="28"/>
+        </w:rPr>
+        <w:t xml:space="preserve"> электронный // Электронный ресурс цифровой образовательной среды СПО PROF</w:t>
+      </w:r>
+      <w:proofErr w:type="gramStart"/>
+      <w:r>
+        <w:rPr>
+          <w:color w:val="000000"/>
+          <w:sz w:val="28"/>
+          <w:szCs w:val="28"/>
+        </w:rPr>
+        <w:t>образование :</w:t>
+      </w:r>
+      <w:proofErr w:type="gramEnd"/>
+      <w:r>
+        <w:rPr>
+          <w:color w:val="000000"/>
+          <w:sz w:val="28"/>
+          <w:szCs w:val="28"/>
+        </w:rPr>
+        <w:t xml:space="preserve"> [сайт]. — URL: https://profspo.ru/books/115587 (дата обращения: 25.10.2026).</w:t>
       </w:r>
     </w:p>
     <w:p>
@@ -7435,7 +7683,25 @@
           <w:sz w:val="28"/>
           <w:szCs w:val="28"/>
         </w:rPr>
-        <w:t xml:space="preserve">Салахова, А. А. Конструируем роботов на Arduino®. Электронный домашний питомец / А. А. Салахова ; под редакцией Т. Г. Хохловой, Ю. А. Серовой. </w:t>
+        <w:t xml:space="preserve">Салахова, А. А. Конструируем роботов на Arduino®. Электронный домашний питомец / А. А. </w:t>
+      </w:r>
+      <w:proofErr w:type="gramStart"/>
+      <w:r>
+        <w:rPr>
+          <w:color w:val="000000"/>
+          <w:sz w:val="28"/>
+          <w:szCs w:val="28"/>
+        </w:rPr>
+        <w:t>Салахова ;</w:t>
+      </w:r>
+      <w:proofErr w:type="gramEnd"/>
+      <w:r>
+        <w:rPr>
+          <w:color w:val="000000"/>
+          <w:sz w:val="28"/>
+          <w:szCs w:val="28"/>
+        </w:rPr>
+        <w:t xml:space="preserve"> под редакцией Т. Г. Хохловой, Ю. А. Серовой. </w:t>
       </w:r>
       <w:r>
         <w:rPr>
@@ -7444,7 +7710,61 @@
           <w:szCs w:val="28"/>
         </w:rPr>
         <w:lastRenderedPageBreak/>
-        <w:t>— 2-е изд. — Москва : Лаборатория знаний, 2022. — 66 с. — ISBN 978-5-00101-968-8. — Текст : электронный // Электронный ресурс цифровой образовательной среды СПО PROFобразование : [сайт]. — URL: https://profspo.ru/books/115588 (дата обращения: 25.10.2026).</w:t>
+        <w:t xml:space="preserve">— 2-е изд. — </w:t>
+      </w:r>
+      <w:proofErr w:type="gramStart"/>
+      <w:r>
+        <w:rPr>
+          <w:color w:val="000000"/>
+          <w:sz w:val="28"/>
+          <w:szCs w:val="28"/>
+        </w:rPr>
+        <w:t>Москва :</w:t>
+      </w:r>
+      <w:proofErr w:type="gramEnd"/>
+      <w:r>
+        <w:rPr>
+          <w:color w:val="000000"/>
+          <w:sz w:val="28"/>
+          <w:szCs w:val="28"/>
+        </w:rPr>
+        <w:t xml:space="preserve"> Лаборатория знаний, 2022. — 66 с. — ISBN 978-5-00101-968-8. — </w:t>
+      </w:r>
+      <w:proofErr w:type="gramStart"/>
+      <w:r>
+        <w:rPr>
+          <w:color w:val="000000"/>
+          <w:sz w:val="28"/>
+          <w:szCs w:val="28"/>
+        </w:rPr>
+        <w:t>Текст :</w:t>
+      </w:r>
+      <w:proofErr w:type="gramEnd"/>
+      <w:r>
+        <w:rPr>
+          <w:color w:val="000000"/>
+          <w:sz w:val="28"/>
+          <w:szCs w:val="28"/>
+        </w:rPr>
+        <w:t xml:space="preserve"> электронный // Электронный ресурс цифровой образовательной среды СПО PROF</w:t>
+      </w:r>
+      <w:proofErr w:type="gramStart"/>
+      <w:r>
+        <w:rPr>
+          <w:color w:val="000000"/>
+          <w:sz w:val="28"/>
+          <w:szCs w:val="28"/>
+        </w:rPr>
+        <w:t>образование :</w:t>
+      </w:r>
+      <w:proofErr w:type="gramEnd"/>
+      <w:r>
+        <w:rPr>
+          <w:color w:val="000000"/>
+          <w:sz w:val="28"/>
+          <w:szCs w:val="28"/>
+        </w:rPr>
+        <w:t xml:space="preserve"> [сайт]. — URL: https://profspo.ru/books/115588 (дата обращения: 25.10.2026).</w:t>
       </w:r>
     </w:p>
     <w:p>
@@ -7481,6 +7801,7 @@
         <w:t xml:space="preserve">, Е. А. Основы микропроцессорной техники для школьников и студентов. Шагающие роботы на базе </w:t>
       </w:r>
       <w:proofErr w:type="spellStart"/>
+      <w:proofErr w:type="gramStart"/>
       <w:r>
         <w:rPr>
           <w:color w:val="000000"/>
@@ -7496,7 +7817,16 @@
           <w:sz w:val="28"/>
           <w:szCs w:val="28"/>
         </w:rPr>
-        <w:t xml:space="preserve"> : учебное пособие / Е. А. </w:t>
+        <w:t xml:space="preserve"> :</w:t>
+      </w:r>
+      <w:proofErr w:type="gramEnd"/>
+      <w:r>
+        <w:rPr>
+          <w:color w:val="000000"/>
+          <w:sz w:val="28"/>
+          <w:szCs w:val="28"/>
+        </w:rPr>
+        <w:t xml:space="preserve"> учебное пособие / Е. А. </w:t>
       </w:r>
       <w:proofErr w:type="spellStart"/>
       <w:r>
@@ -7514,7 +7844,43 @@
           <w:sz w:val="28"/>
           <w:szCs w:val="28"/>
         </w:rPr>
-        <w:t xml:space="preserve">. — Москва, Вологда : Инфра-Инженерия, 2024. — 116 с. — ISBN 978-5-9729-2167-6. — Текст : электронный // Электронный ресурс цифровой образовательной среды СПО </w:t>
+        <w:t xml:space="preserve">. — Москва, </w:t>
+      </w:r>
+      <w:proofErr w:type="gramStart"/>
+      <w:r>
+        <w:rPr>
+          <w:color w:val="000000"/>
+          <w:sz w:val="28"/>
+          <w:szCs w:val="28"/>
+        </w:rPr>
+        <w:t>Вологда :</w:t>
+      </w:r>
+      <w:proofErr w:type="gramEnd"/>
+      <w:r>
+        <w:rPr>
+          <w:color w:val="000000"/>
+          <w:sz w:val="28"/>
+          <w:szCs w:val="28"/>
+        </w:rPr>
+        <w:t xml:space="preserve"> Инфра-Инженерия, 2024. — 116 с. — ISBN 978-5-9729-2167-6. — </w:t>
+      </w:r>
+      <w:proofErr w:type="gramStart"/>
+      <w:r>
+        <w:rPr>
+          <w:color w:val="000000"/>
+          <w:sz w:val="28"/>
+          <w:szCs w:val="28"/>
+        </w:rPr>
+        <w:t>Текст :</w:t>
+      </w:r>
+      <w:proofErr w:type="gramEnd"/>
+      <w:r>
+        <w:rPr>
+          <w:color w:val="000000"/>
+          <w:sz w:val="28"/>
+          <w:szCs w:val="28"/>
+        </w:rPr>
+        <w:t xml:space="preserve"> электронный // Электронный ресурс цифровой образовательной среды СПО </w:t>
       </w:r>
       <w:proofErr w:type="spellStart"/>
       <w:r>
@@ -7523,7 +7889,16 @@
           <w:sz w:val="28"/>
           <w:szCs w:val="28"/>
         </w:rPr>
-        <w:t>PROFобразование</w:t>
+        <w:t>PROF</w:t>
+      </w:r>
+      <w:proofErr w:type="gramStart"/>
+      <w:r>
+        <w:rPr>
+          <w:color w:val="000000"/>
+          <w:sz w:val="28"/>
+          <w:szCs w:val="28"/>
+        </w:rPr>
+        <w:t>образование</w:t>
       </w:r>
       <w:proofErr w:type="spellEnd"/>
       <w:r>
@@ -7532,7 +7907,16 @@
           <w:sz w:val="28"/>
           <w:szCs w:val="28"/>
         </w:rPr>
-        <w:t xml:space="preserve"> : [сайт]. — URL: https://profspo.ru/books/144660 (дата обращения: 25.10.2026).</w:t>
+        <w:t xml:space="preserve"> :</w:t>
+      </w:r>
+      <w:proofErr w:type="gramEnd"/>
+      <w:r>
+        <w:rPr>
+          <w:color w:val="000000"/>
+          <w:sz w:val="28"/>
+          <w:szCs w:val="28"/>
+        </w:rPr>
+        <w:t xml:space="preserve"> [сайт]. — URL: https://profspo.ru/books/144660 (дата обращения: 25.10.2026).</w:t>
       </w:r>
     </w:p>
     <w:p>
@@ -7669,7 +8053,7 @@
                     <pic:cNvPicPr/>
                   </pic:nvPicPr>
                   <pic:blipFill>
-                    <a:blip r:embed="rId21"/>
+                    <a:blip r:embed="rId15"/>
                     <a:stretch>
                       <a:fillRect/>
                     </a:stretch>
@@ -7789,7 +8173,7 @@
           <w:szCs w:val="28"/>
         </w:rPr>
         <w:drawing>
-          <wp:inline distT="0" distB="0" distL="0" distR="0" wp14:anchorId="43EBED1F" wp14:editId="56DC9D5F">
+          <wp:inline distT="0" distB="0" distL="0" distR="0" wp14:anchorId="43EBED1F" wp14:editId="319D69B0">
             <wp:extent cx="4658924" cy="2404795"/>
             <wp:effectExtent l="0" t="0" r="8890" b="5715"/>
             <wp:docPr id="20" name="Picture 17"/>
@@ -7804,7 +8188,7 @@
                     <pic:cNvPicPr/>
                   </pic:nvPicPr>
                   <pic:blipFill>
-                    <a:blip r:embed="rId22" cstate="print">
+                    <a:blip r:embed="rId21" cstate="print">
                       <a:extLst>
                         <a:ext uri="{28A0092B-C50C-407E-A947-70E740481C1C}">
                           <a14:useLocalDpi xmlns:a14="http://schemas.microsoft.com/office/drawing/2010/main" val="0"/>
@@ -7928,12 +8312,6 @@
               </w:rPr>
             </w:pPr>
             <w:r>
-              <w:rPr>
-                <w:b/>
-                <w:color w:val="000000"/>
-                <w:sz w:val="28"/>
-                <w:szCs w:val="28"/>
-              </w:rPr>
               <w:t>Компонент</w:t>
             </w:r>
           </w:p>
@@ -7952,12 +8330,6 @@
               </w:rPr>
             </w:pPr>
             <w:r>
-              <w:rPr>
-                <w:b/>
-                <w:color w:val="000000"/>
-                <w:sz w:val="28"/>
-                <w:szCs w:val="28"/>
-              </w:rPr>
               <w:t>Вывод компонента</w:t>
             </w:r>
           </w:p>
@@ -7976,12 +8348,6 @@
               </w:rPr>
             </w:pPr>
             <w:r>
-              <w:rPr>
-                <w:b/>
-                <w:color w:val="000000"/>
-                <w:sz w:val="28"/>
-                <w:szCs w:val="28"/>
-              </w:rPr>
               <w:t>Подключение</w:t>
             </w:r>
           </w:p>
@@ -8000,12 +8366,6 @@
               </w:rPr>
             </w:pPr>
             <w:r>
-              <w:rPr>
-                <w:b/>
-                <w:color w:val="000000"/>
-                <w:sz w:val="28"/>
-                <w:szCs w:val="28"/>
-              </w:rPr>
               <w:t>Цвет провода</w:t>
             </w:r>
           </w:p>
@@ -8028,41 +8388,8 @@
                 <w:szCs w:val="28"/>
               </w:rPr>
             </w:pPr>
-            <w:proofErr w:type="spellStart"/>
-            <w:r>
-              <w:rPr>
-                <w:color w:val="000000"/>
-                <w:sz w:val="28"/>
-                <w:szCs w:val="28"/>
-              </w:rPr>
-              <w:t>Arduino</w:t>
-            </w:r>
-            <w:proofErr w:type="spellEnd"/>
-            <w:r>
-              <w:rPr>
-                <w:color w:val="000000"/>
-                <w:sz w:val="28"/>
-                <w:szCs w:val="28"/>
-              </w:rPr>
-              <w:t xml:space="preserve"> </w:t>
-            </w:r>
-            <w:proofErr w:type="spellStart"/>
-            <w:r>
-              <w:rPr>
-                <w:color w:val="000000"/>
-                <w:sz w:val="28"/>
-                <w:szCs w:val="28"/>
-              </w:rPr>
-              <w:t>Uno</w:t>
-            </w:r>
-            <w:proofErr w:type="spellEnd"/>
-            <w:r>
-              <w:rPr>
-                <w:color w:val="000000"/>
-                <w:sz w:val="28"/>
-                <w:szCs w:val="28"/>
-              </w:rPr>
-              <w:t xml:space="preserve"> R3</w:t>
+            <w:r>
+              <w:t>Arduino Uno R3</w:t>
             </w:r>
           </w:p>
         </w:tc>
@@ -8079,11 +8406,6 @@
               </w:rPr>
             </w:pPr>
             <w:r>
-              <w:rPr>
-                <w:color w:val="000000"/>
-                <w:sz w:val="28"/>
-                <w:szCs w:val="28"/>
-              </w:rPr>
               <w:t>5V / GND</w:t>
             </w:r>
           </w:p>
@@ -8101,11 +8423,6 @@
               </w:rPr>
             </w:pPr>
             <w:r>
-              <w:rPr>
-                <w:color w:val="000000"/>
-                <w:sz w:val="28"/>
-                <w:szCs w:val="28"/>
-              </w:rPr>
               <w:t>Шины +5 В и GND макетной платы</w:t>
             </w:r>
           </w:p>
@@ -8123,11 +8440,6 @@
               </w:rPr>
             </w:pPr>
             <w:r>
-              <w:rPr>
-                <w:color w:val="000000"/>
-                <w:sz w:val="28"/>
-                <w:szCs w:val="28"/>
-              </w:rPr>
               <w:t>Красный / чёрный</w:t>
             </w:r>
           </w:p>
@@ -8151,7 +8463,7 @@
               </w:rPr>
             </w:pPr>
             <w:r>
-              <w:t>Датчик потенциометр SOIL</w:t>
+              <w:t>Потенциометр SOIL</w:t>
             </w:r>
           </w:p>
         </w:tc>
@@ -8168,12 +8480,7 @@
               </w:rPr>
             </w:pPr>
             <w:r>
-              <w:rPr>
-                <w:color w:val="000000"/>
-                <w:sz w:val="28"/>
-                <w:szCs w:val="28"/>
-              </w:rPr>
-              <w:t>Питание (Vs)</w:t>
+              <w:t>Крайние выводы</w:t>
             </w:r>
           </w:p>
         </w:tc>
@@ -8190,12 +8497,7 @@
               </w:rPr>
             </w:pPr>
             <w:r>
-              <w:rPr>
-                <w:color w:val="000000"/>
-                <w:sz w:val="28"/>
-                <w:szCs w:val="28"/>
-              </w:rPr>
-              <w:t>Шина +5 В</w:t>
+              <w:t>Шины +5 В и GND</w:t>
             </w:r>
           </w:p>
         </w:tc>
@@ -8212,12 +8514,7 @@
               </w:rPr>
             </w:pPr>
             <w:r>
-              <w:rPr>
-                <w:color w:val="000000"/>
-                <w:sz w:val="28"/>
-                <w:szCs w:val="28"/>
-              </w:rPr>
-              <w:t>Красный</w:t>
+              <w:t>Красный / чёрный</w:t>
             </w:r>
           </w:p>
         </w:tc>
@@ -8240,7 +8537,7 @@
               </w:rPr>
             </w:pPr>
             <w:r>
-              <w:t>Датчик потенциометр SOIL</w:t>
+              <w:t>Потенциометр SOIL</w:t>
             </w:r>
           </w:p>
         </w:tc>
@@ -8257,12 +8554,7 @@
               </w:rPr>
             </w:pPr>
             <w:r>
-              <w:rPr>
-                <w:color w:val="000000"/>
-                <w:sz w:val="28"/>
-                <w:szCs w:val="28"/>
-              </w:rPr>
-              <w:t>GND</w:t>
+              <w:t>Средний вывод</w:t>
             </w:r>
           </w:p>
         </w:tc>
@@ -8279,12 +8571,7 @@
               </w:rPr>
             </w:pPr>
             <w:r>
-              <w:rPr>
-                <w:color w:val="000000"/>
-                <w:sz w:val="28"/>
-                <w:szCs w:val="28"/>
-              </w:rPr>
-              <w:t>Шина GND</w:t>
+              <w:t>Аналоговый вход A3</w:t>
             </w:r>
           </w:p>
         </w:tc>
@@ -8301,12 +8588,7 @@
               </w:rPr>
             </w:pPr>
             <w:r>
-              <w:rPr>
-                <w:color w:val="000000"/>
-                <w:sz w:val="28"/>
-                <w:szCs w:val="28"/>
-              </w:rPr>
-              <w:t>Чёрный</w:t>
+              <w:t>Оранжевый</w:t>
             </w:r>
           </w:p>
         </w:tc>
@@ -8329,7 +8611,7 @@
               </w:rPr>
             </w:pPr>
             <w:r>
-              <w:t>Датчик потенциометр SOIL</w:t>
+              <w:t>Фоторезистор RAIN</w:t>
             </w:r>
           </w:p>
         </w:tc>
@@ -8346,12 +8628,7 @@
               </w:rPr>
             </w:pPr>
             <w:r>
-              <w:rPr>
-                <w:color w:val="000000"/>
-                <w:sz w:val="28"/>
-                <w:szCs w:val="28"/>
-              </w:rPr>
-              <w:t>Vout</w:t>
+              <w:t>Делитель напряжения</w:t>
             </w:r>
           </w:p>
         </w:tc>
@@ -8368,12 +8645,7 @@
               </w:rPr>
             </w:pPr>
             <w:r>
-              <w:rPr>
-                <w:color w:val="000000"/>
-                <w:sz w:val="28"/>
-                <w:szCs w:val="28"/>
-              </w:rPr>
-              <w:t>Аналоговый вход A1</w:t>
+              <w:t>Аналоговый вход A2</w:t>
             </w:r>
           </w:p>
         </w:tc>
@@ -8390,12 +8662,7 @@
               </w:rPr>
             </w:pPr>
             <w:r>
-              <w:rPr>
-                <w:color w:val="000000"/>
-                <w:sz w:val="28"/>
-                <w:szCs w:val="28"/>
-              </w:rPr>
-              <w:t>Оранжевый</w:t>
+              <w:t>Серый</w:t>
             </w:r>
           </w:p>
         </w:tc>
@@ -8418,12 +8685,7 @@
               </w:rPr>
             </w:pPr>
             <w:r>
-              <w:rPr>
-                <w:color w:val="000000"/>
-                <w:sz w:val="28"/>
-                <w:szCs w:val="28"/>
-              </w:rPr>
-              <w:t>Потенциометр</w:t>
+              <w:t>Светодиод зелёный</w:t>
             </w:r>
           </w:p>
         </w:tc>
@@ -8440,12 +8702,7 @@
               </w:rPr>
             </w:pPr>
             <w:r>
-              <w:rPr>
-                <w:color w:val="000000"/>
-                <w:sz w:val="28"/>
-                <w:szCs w:val="28"/>
-              </w:rPr>
-              <w:t>Средний вывод</w:t>
+              <w:t>Анод через 220 Ом</w:t>
             </w:r>
           </w:p>
         </w:tc>
@@ -8462,12 +8719,7 @@
               </w:rPr>
             </w:pPr>
             <w:r>
-              <w:rPr>
-                <w:color w:val="000000"/>
-                <w:sz w:val="28"/>
-                <w:szCs w:val="28"/>
-              </w:rPr>
-              <w:t>Аналоговый вход A3</w:t>
+              <w:t>Цифровой вывод D3</w:t>
             </w:r>
           </w:p>
         </w:tc>
@@ -8484,12 +8736,7 @@
               </w:rPr>
             </w:pPr>
             <w:r>
-              <w:rPr>
-                <w:color w:val="000000"/>
-                <w:sz w:val="28"/>
-                <w:szCs w:val="28"/>
-              </w:rPr>
-              <w:t>Белый</w:t>
+              <w:t>Зелёный</w:t>
             </w:r>
           </w:p>
         </w:tc>
@@ -8512,12 +8759,7 @@
               </w:rPr>
             </w:pPr>
             <w:r>
-              <w:rPr>
-                <w:color w:val="000000"/>
-                <w:sz w:val="28"/>
-                <w:szCs w:val="28"/>
-              </w:rPr>
-              <w:t>Фоторезистор LDR</w:t>
+              <w:t>Светодиод жёлтый</w:t>
             </w:r>
           </w:p>
         </w:tc>
@@ -8534,12 +8776,7 @@
               </w:rPr>
             </w:pPr>
             <w:r>
-              <w:rPr>
-                <w:color w:val="000000"/>
-                <w:sz w:val="28"/>
-                <w:szCs w:val="28"/>
-              </w:rPr>
-              <w:t>Делитель</w:t>
+              <w:t>Анод через 220 Ом</w:t>
             </w:r>
           </w:p>
         </w:tc>
@@ -8556,12 +8793,7 @@
               </w:rPr>
             </w:pPr>
             <w:r>
-              <w:rPr>
-                <w:color w:val="000000"/>
-                <w:sz w:val="28"/>
-                <w:szCs w:val="28"/>
-              </w:rPr>
-              <w:t>Аналоговый вход A2</w:t>
+              <w:t>Цифровой вывод D5</w:t>
             </w:r>
           </w:p>
         </w:tc>
@@ -8578,12 +8810,7 @@
               </w:rPr>
             </w:pPr>
             <w:r>
-              <w:rPr>
-                <w:color w:val="000000"/>
-                <w:sz w:val="28"/>
-                <w:szCs w:val="28"/>
-              </w:rPr>
-              <w:t>Серый</w:t>
+              <w:t>Жёлтый</w:t>
             </w:r>
           </w:p>
         </w:tc>
@@ -8606,12 +8833,7 @@
               </w:rPr>
             </w:pPr>
             <w:r>
-              <w:rPr>
-                <w:color w:val="000000"/>
-                <w:sz w:val="28"/>
-                <w:szCs w:val="28"/>
-              </w:rPr>
-              <w:t>Светодиод зелёный</w:t>
+              <w:t>Светодиод красный</w:t>
             </w:r>
           </w:p>
         </w:tc>
@@ -8628,11 +8850,6 @@
               </w:rPr>
             </w:pPr>
             <w:r>
-              <w:rPr>
-                <w:color w:val="000000"/>
-                <w:sz w:val="28"/>
-                <w:szCs w:val="28"/>
-              </w:rPr>
               <w:t>Анод через 220 Ом</w:t>
             </w:r>
           </w:p>
@@ -8650,12 +8867,7 @@
               </w:rPr>
             </w:pPr>
             <w:r>
-              <w:rPr>
-                <w:color w:val="000000"/>
-                <w:sz w:val="28"/>
-                <w:szCs w:val="28"/>
-              </w:rPr>
-              <w:t>Цифровой вывод D3</w:t>
+              <w:t>Цифровой вывод D10</w:t>
             </w:r>
           </w:p>
         </w:tc>
@@ -8672,12 +8884,7 @@
               </w:rPr>
             </w:pPr>
             <w:r>
-              <w:rPr>
-                <w:color w:val="000000"/>
-                <w:sz w:val="28"/>
-                <w:szCs w:val="28"/>
-              </w:rPr>
-              <w:t>Зелёный</w:t>
+              <w:t>Красный</w:t>
             </w:r>
           </w:p>
         </w:tc>
@@ -8700,12 +8907,7 @@
               </w:rPr>
             </w:pPr>
             <w:r>
-              <w:rPr>
-                <w:color w:val="000000"/>
-                <w:sz w:val="28"/>
-                <w:szCs w:val="28"/>
-              </w:rPr>
-              <w:t>Светодиод жёлтый</w:t>
+              <w:t>Мотор насоса PUMP</w:t>
             </w:r>
           </w:p>
         </w:tc>
@@ -8722,12 +8924,7 @@
               </w:rPr>
             </w:pPr>
             <w:r>
-              <w:rPr>
-                <w:color w:val="000000"/>
-                <w:sz w:val="28"/>
-                <w:szCs w:val="28"/>
-              </w:rPr>
-              <w:t>Анод через 220 Ом</w:t>
+              <w:t>Сигнал / питание через драйвер</w:t>
             </w:r>
           </w:p>
         </w:tc>
@@ -8744,12 +8941,7 @@
               </w:rPr>
             </w:pPr>
             <w:r>
-              <w:rPr>
-                <w:color w:val="000000"/>
-                <w:sz w:val="28"/>
-                <w:szCs w:val="28"/>
-              </w:rPr>
-              <w:t>Цифровой вывод D5</w:t>
+              <w:t>Цифровой вывод D9</w:t>
             </w:r>
           </w:p>
         </w:tc>
@@ -8766,12 +8958,7 @@
               </w:rPr>
             </w:pPr>
             <w:r>
-              <w:rPr>
-                <w:color w:val="000000"/>
-                <w:sz w:val="28"/>
-                <w:szCs w:val="28"/>
-              </w:rPr>
-              <w:t>Жёлтый</w:t>
+              <w:t>Фиолетовый</w:t>
             </w:r>
           </w:p>
         </w:tc>
@@ -8794,12 +8981,7 @@
               </w:rPr>
             </w:pPr>
             <w:r>
-              <w:rPr>
-                <w:color w:val="000000"/>
-                <w:sz w:val="28"/>
-                <w:szCs w:val="28"/>
-              </w:rPr>
-              <w:t>Светодиод красный</w:t>
+              <w:t>Пьезоизлучатель</w:t>
             </w:r>
           </w:p>
         </w:tc>
@@ -8816,12 +8998,7 @@
               </w:rPr>
             </w:pPr>
             <w:r>
-              <w:rPr>
-                <w:color w:val="000000"/>
-                <w:sz w:val="28"/>
-                <w:szCs w:val="28"/>
-              </w:rPr>
-              <w:t>Анод через 220 Ом</w:t>
+              <w:t>Сигнал</w:t>
             </w:r>
           </w:p>
         </w:tc>
@@ -8838,12 +9015,7 @@
               </w:rPr>
             </w:pPr>
             <w:r>
-              <w:rPr>
-                <w:color w:val="000000"/>
-                <w:sz w:val="28"/>
-                <w:szCs w:val="28"/>
-              </w:rPr>
-              <w:t>Цифровой вывод D10</w:t>
+              <w:t>Цифровой вывод D11</w:t>
             </w:r>
           </w:p>
         </w:tc>
@@ -8860,12 +9032,7 @@
               </w:rPr>
             </w:pPr>
             <w:r>
-              <w:rPr>
-                <w:color w:val="000000"/>
-                <w:sz w:val="28"/>
-                <w:szCs w:val="28"/>
-              </w:rPr>
-              <w:t>Красный</w:t>
+              <w:t>Синий</w:t>
             </w:r>
           </w:p>
         </w:tc>
@@ -8888,12 +9055,7 @@
               </w:rPr>
             </w:pPr>
             <w:r>
-              <w:rPr>
-                <w:color w:val="000000"/>
-                <w:sz w:val="28"/>
-                <w:szCs w:val="28"/>
-              </w:rPr>
-              <w:t>Пьезоизлучатель</w:t>
+              <w:t>Кнопка MUTE</w:t>
             </w:r>
           </w:p>
         </w:tc>
@@ -8910,11 +9072,6 @@
               </w:rPr>
             </w:pPr>
             <w:r>
-              <w:rPr>
-                <w:color w:val="000000"/>
-                <w:sz w:val="28"/>
-                <w:szCs w:val="28"/>
-              </w:rPr>
               <w:t>Сигнал</w:t>
             </w:r>
           </w:p>
@@ -8932,12 +9089,7 @@
               </w:rPr>
             </w:pPr>
             <w:r>
-              <w:rPr>
-                <w:color w:val="000000"/>
-                <w:sz w:val="28"/>
-                <w:szCs w:val="28"/>
-              </w:rPr>
-              <w:t>Цифровой вывод D11</w:t>
+              <w:t>Цифровой вывод D6 и GND</w:t>
             </w:r>
           </w:p>
         </w:tc>
@@ -8954,12 +9106,7 @@
               </w:rPr>
             </w:pPr>
             <w:r>
-              <w:rPr>
-                <w:color w:val="000000"/>
-                <w:sz w:val="28"/>
-                <w:szCs w:val="28"/>
-              </w:rPr>
-              <w:t>Синий</w:t>
+              <w:t>Коричневый</w:t>
             </w:r>
           </w:p>
         </w:tc>
@@ -8982,12 +9129,7 @@
               </w:rPr>
             </w:pPr>
             <w:r>
-              <w:rPr>
-                <w:color w:val="000000"/>
-                <w:sz w:val="28"/>
-                <w:szCs w:val="28"/>
-              </w:rPr>
-              <w:t>Кнопка MUTE / MODE</w:t>
+              <w:t>Кнопка MODE</w:t>
             </w:r>
           </w:p>
         </w:tc>
@@ -9004,11 +9146,6 @@
               </w:rPr>
             </w:pPr>
             <w:r>
-              <w:rPr>
-                <w:color w:val="000000"/>
-                <w:sz w:val="28"/>
-                <w:szCs w:val="28"/>
-              </w:rPr>
               <w:t>Сигнал</w:t>
             </w:r>
           </w:p>
@@ -9026,12 +9163,7 @@
               </w:rPr>
             </w:pPr>
             <w:r>
-              <w:rPr>
-                <w:color w:val="000000"/>
-                <w:sz w:val="28"/>
-                <w:szCs w:val="28"/>
-              </w:rPr>
-              <w:t>D6 / D8 и GND</w:t>
+              <w:t>Цифровой вывод D8 и GND</w:t>
             </w:r>
           </w:p>
         </w:tc>
@@ -9048,12 +9180,49 @@
               </w:rPr>
             </w:pPr>
             <w:r>
-              <w:rPr>
-                <w:color w:val="000000"/>
-                <w:sz w:val="28"/>
-                <w:szCs w:val="28"/>
-              </w:rPr>
               <w:t>Коричневый</w:t>
+            </w:r>
+          </w:p>
+        </w:tc>
+      </w:tr>
+      <w:tr>
+        <w:tc>
+          <w:tcPr>
+            <w:tcW w:type="dxa" w:w="2381"/>
+          </w:tcPr>
+          <w:p>
+            <w:r>
+              <w:t>ЖКИ 16×2 I2C</w:t>
+            </w:r>
+          </w:p>
+        </w:tc>
+        <w:tc>
+          <w:tcPr>
+            <w:tcW w:type="dxa" w:w="2041"/>
+          </w:tcPr>
+          <w:p>
+            <w:r>
+              <w:t>SDA / SCL / VCC / GND</w:t>
+            </w:r>
+          </w:p>
+        </w:tc>
+        <w:tc>
+          <w:tcPr>
+            <w:tcW w:type="dxa" w:w="3402"/>
+          </w:tcPr>
+          <w:p>
+            <w:r>
+              <w:t>A4 / A5 / 5V / GND</w:t>
+            </w:r>
+          </w:p>
+        </w:tc>
+        <w:tc>
+          <w:tcPr>
+            <w:tcW w:type="dxa" w:w="1928"/>
+          </w:tcPr>
+          <w:p>
+            <w:r>
+              <w:t>Синий / жёлтый / красный / чёрный</w:t>
             </w:r>
           </w:p>
         </w:tc>
@@ -9137,7 +9306,7 @@
                     </pic:cNvPicPr>
                   </pic:nvPicPr>
                   <pic:blipFill>
-                    <a:blip r:embed="rId23">
+                    <a:blip r:embed="rId22">
                       <a:extLst>
                         <a:ext uri="{28A0092B-C50C-407E-A947-70E740481C1C}">
                           <a14:useLocalDpi xmlns:a14="http://schemas.microsoft.com/office/drawing/2010/main" val="0"/>
@@ -9288,6 +9457,10 @@
               </w:rPr>
             </w:pPr>
             <w:r>
+              <w:rPr>
+                <w:sz w:val="28"/>
+                <w:szCs w:val="28"/>
+              </w:rPr>
               <w:t>Прототип системы «Автополив» на основе Arduino</w:t>
             </w:r>
           </w:p>
@@ -9385,6 +9558,10 @@
               </w:rPr>
             </w:pPr>
             <w:r>
+              <w:rPr>
+                <w:sz w:val="28"/>
+                <w:szCs w:val="28"/>
+              </w:rPr>
               <w:t>Русаков А.А.</w:t>
             </w:r>
           </w:p>
@@ -9558,6 +9735,10 @@
               </w:rPr>
             </w:pPr>
             <w:r>
+              <w:rPr>
+                <w:sz w:val="28"/>
+                <w:szCs w:val="28"/>
+              </w:rPr>
               <w:t>TC1</w:t>
             </w:r>
           </w:p>
@@ -9604,6 +9785,10 @@
               </w:rPr>
             </w:pPr>
             <w:r>
+              <w:rPr>
+                <w:sz w:val="28"/>
+                <w:szCs w:val="28"/>
+              </w:rPr>
               <w:t>Высокий</w:t>
             </w:r>
           </w:p>
@@ -9650,6 +9835,10 @@
               </w:rPr>
             </w:pPr>
             <w:r>
+              <w:rPr>
+                <w:sz w:val="28"/>
+                <w:szCs w:val="28"/>
+              </w:rPr>
               <w:t>Запуск системы и режим «OK»</w:t>
             </w:r>
           </w:p>
@@ -9696,6 +9885,10 @@
               </w:rPr>
             </w:pPr>
             <w:r>
+              <w:rPr>
+                <w:sz w:val="28"/>
+                <w:szCs w:val="28"/>
+              </w:rPr>
               <w:t>Самотест и индикация при нормальной влажности почвы</w:t>
             </w:r>
           </w:p>
@@ -9742,9 +9935,25 @@
               </w:rPr>
             </w:pPr>
             <w:r>
+              <w:rPr>
+                <w:sz w:val="28"/>
+                <w:szCs w:val="28"/>
+              </w:rPr>
               <w:t>1. Открыть проект в Tinkercad.</w:t>
+            </w:r>
+            <w:r>
+              <w:rPr>
+                <w:sz w:val="28"/>
+                <w:szCs w:val="28"/>
+              </w:rPr>
               <w:br/>
               <w:t>2. Нажать «Начать симуляцию».</w:t>
+            </w:r>
+            <w:r>
+              <w:rPr>
+                <w:sz w:val="28"/>
+                <w:szCs w:val="28"/>
+              </w:rPr>
               <w:br/>
               <w:t>3. Установить потенциометр SOIL (A3) ≈ 60…70 %.</w:t>
             </w:r>
@@ -9756,16 +9965,14 @@
                 <w:szCs w:val="28"/>
               </w:rPr>
             </w:pPr>
-            <w:r/>
-          </w:p>
-          <w:p>
-            <w:pPr>
-              <w:rPr>
-                <w:sz w:val="28"/>
-                <w:szCs w:val="28"/>
-              </w:rPr>
-            </w:pPr>
-            <w:r/>
+          </w:p>
+          <w:p>
+            <w:pPr>
+              <w:rPr>
+                <w:sz w:val="28"/>
+                <w:szCs w:val="28"/>
+              </w:rPr>
+            </w:pPr>
           </w:p>
         </w:tc>
       </w:tr>
@@ -9810,6 +10017,10 @@
               </w:rPr>
             </w:pPr>
             <w:r>
+              <w:rPr>
+                <w:sz w:val="28"/>
+                <w:szCs w:val="28"/>
+              </w:rPr>
               <w:t>Влажность почвы ≥ 55 % (порог OK_T)</w:t>
             </w:r>
           </w:p>
@@ -9856,6 +10067,10 @@
               </w:rPr>
             </w:pPr>
             <w:r>
+              <w:rPr>
+                <w:sz w:val="28"/>
+                <w:szCs w:val="28"/>
+              </w:rPr>
               <w:t>Самотест LED/buzzer; зелёный LED; LCD «Soil:…%» и «Mode: OK»; насос выключен; тон после самотеста выключен.</w:t>
             </w:r>
           </w:p>
@@ -9902,6 +10117,10 @@
               </w:rPr>
             </w:pPr>
             <w:r>
+              <w:rPr>
+                <w:sz w:val="28"/>
+                <w:szCs w:val="28"/>
+              </w:rPr>
               <w:t>Самотест выполнен; зелёный LED; на LCD влажность почвы и Mode: OK; PUMP=LOW.</w:t>
             </w:r>
           </w:p>
@@ -9948,6 +10167,10 @@
               </w:rPr>
             </w:pPr>
             <w:r>
+              <w:rPr>
+                <w:sz w:val="28"/>
+                <w:szCs w:val="28"/>
+              </w:rPr>
               <w:t>Схема собрана, код загружен без ошибок компиляции</w:t>
             </w:r>
           </w:p>
@@ -9994,6 +10217,10 @@
               </w:rPr>
             </w:pPr>
             <w:r>
+              <w:rPr>
+                <w:sz w:val="28"/>
+                <w:szCs w:val="28"/>
+              </w:rPr>
               <w:t>Система в режиме «OK»</w:t>
             </w:r>
           </w:p>
@@ -10076,6 +10303,10 @@
               </w:rPr>
             </w:pPr>
             <w:r>
+              <w:rPr>
+                <w:sz w:val="28"/>
+                <w:szCs w:val="28"/>
+              </w:rPr>
               <w:t>Pass</w:t>
             </w:r>
           </w:p>
@@ -10123,7 +10354,19 @@
               </w:rPr>
             </w:pPr>
             <w:r>
-              <w:t>Пороги DRY_T=30, OK_T=55; SOIL=A3, RAIN=A2</w:t>
+              <w:rPr>
+                <w:sz w:val="28"/>
+                <w:szCs w:val="28"/>
+              </w:rPr>
+              <w:t>Пороги</w:t>
+            </w:r>
+            <w:r>
+              <w:rPr>
+                <w:sz w:val="28"/>
+                <w:szCs w:val="28"/>
+                <w:lang w:val="en-US"/>
+              </w:rPr>
+              <w:t xml:space="preserve"> DRY_T=30, OK_T=55; SOIL=A3, RAIN=A2</w:t>
             </w:r>
           </w:p>
         </w:tc>
@@ -10229,6 +10472,10 @@
               </w:rPr>
             </w:pPr>
             <w:r>
+              <w:rPr>
+                <w:sz w:val="28"/>
+                <w:szCs w:val="28"/>
+              </w:rPr>
               <w:t>TC2</w:t>
             </w:r>
           </w:p>
@@ -10275,6 +10522,10 @@
               </w:rPr>
             </w:pPr>
             <w:r>
+              <w:rPr>
+                <w:sz w:val="28"/>
+                <w:szCs w:val="28"/>
+              </w:rPr>
               <w:t>Высокий</w:t>
             </w:r>
           </w:p>
@@ -10321,6 +10572,10 @@
               </w:rPr>
             </w:pPr>
             <w:r>
+              <w:rPr>
+                <w:sz w:val="28"/>
+                <w:szCs w:val="28"/>
+              </w:rPr>
               <w:t>Переход в режим «DRY» и включение насоса</w:t>
             </w:r>
           </w:p>
@@ -10367,6 +10622,10 @@
               </w:rPr>
             </w:pPr>
             <w:r>
+              <w:rPr>
+                <w:sz w:val="28"/>
+                <w:szCs w:val="28"/>
+              </w:rPr>
               <w:t>Реакция на почву ниже DRY_T при отсутствии сильного «дождя»</w:t>
             </w:r>
           </w:p>
@@ -10414,9 +10673,57 @@
               </w:rPr>
             </w:pPr>
             <w:r>
-              <w:t>1. Установить SOIL &lt; 30 %.</w:t>
+              <w:rPr>
+                <w:sz w:val="28"/>
+                <w:szCs w:val="28"/>
+              </w:rPr>
+              <w:t xml:space="preserve">1. Установить SOIL </w:t>
+            </w:r>
+            <w:proofErr w:type="gramStart"/>
+            <w:r>
+              <w:rPr>
+                <w:sz w:val="28"/>
+                <w:szCs w:val="28"/>
+              </w:rPr>
+              <w:t>&lt; 30</w:t>
+            </w:r>
+            <w:proofErr w:type="gramEnd"/>
+            <w:r>
+              <w:rPr>
+                <w:sz w:val="28"/>
+                <w:szCs w:val="28"/>
+              </w:rPr>
+              <w:t xml:space="preserve"> %.</w:t>
+            </w:r>
+            <w:r>
+              <w:rPr>
+                <w:sz w:val="28"/>
+                <w:szCs w:val="28"/>
+              </w:rPr>
               <w:br/>
-              <w:t>2. Убедиться, что RAIN &lt; 60 %.</w:t>
+              <w:t xml:space="preserve">2. Убедиться, что RAIN </w:t>
+            </w:r>
+            <w:proofErr w:type="gramStart"/>
+            <w:r>
+              <w:rPr>
+                <w:sz w:val="28"/>
+                <w:szCs w:val="28"/>
+              </w:rPr>
+              <w:t>&lt; 60</w:t>
+            </w:r>
+            <w:proofErr w:type="gramEnd"/>
+            <w:r>
+              <w:rPr>
+                <w:sz w:val="28"/>
+                <w:szCs w:val="28"/>
+              </w:rPr>
+              <w:t xml:space="preserve"> %.</w:t>
+            </w:r>
+            <w:r>
+              <w:rPr>
+                <w:sz w:val="28"/>
+                <w:szCs w:val="28"/>
+              </w:rPr>
               <w:br/>
               <w:t>3. Наблюдать LED, LCD, насос, пьезоэлемент.</w:t>
             </w:r>
@@ -10428,16 +10735,14 @@
                 <w:szCs w:val="28"/>
               </w:rPr>
             </w:pPr>
-            <w:r/>
-          </w:p>
-          <w:p>
-            <w:pPr>
-              <w:rPr>
-                <w:sz w:val="28"/>
-                <w:szCs w:val="28"/>
-              </w:rPr>
-            </w:pPr>
-            <w:r/>
+          </w:p>
+          <w:p>
+            <w:pPr>
+              <w:rPr>
+                <w:sz w:val="28"/>
+                <w:szCs w:val="28"/>
+              </w:rPr>
+            </w:pPr>
           </w:p>
         </w:tc>
       </w:tr>
@@ -10482,6 +10787,10 @@
               </w:rPr>
             </w:pPr>
             <w:r>
+              <w:rPr>
+                <w:sz w:val="28"/>
+                <w:szCs w:val="28"/>
+              </w:rPr>
               <w:t>SOIL = 20 %; RAIN = 10 %</w:t>
             </w:r>
           </w:p>
@@ -10528,6 +10837,10 @@
               </w:rPr>
             </w:pPr>
             <w:r>
+              <w:rPr>
+                <w:sz w:val="28"/>
+                <w:szCs w:val="28"/>
+              </w:rPr>
               <w:t>Красный LED; Mode: DRY; PUMP=HIGH; периодический тон ~1800 Гц (≈400 мс).</w:t>
             </w:r>
           </w:p>
@@ -10574,6 +10887,10 @@
               </w:rPr>
             </w:pPr>
             <w:r>
+              <w:rPr>
+                <w:sz w:val="28"/>
+                <w:szCs w:val="28"/>
+              </w:rPr>
               <w:t>Красный LED; Mode: DRY; насос включён; пьезоэлемент подаёт короткий тон ~1800 Гц.</w:t>
             </w:r>
           </w:p>
@@ -10620,6 +10937,10 @@
               </w:rPr>
             </w:pPr>
             <w:r>
+              <w:rPr>
+                <w:sz w:val="28"/>
+                <w:szCs w:val="28"/>
+              </w:rPr>
               <w:t>Система в «OK» или «MID», mute выключен</w:t>
             </w:r>
           </w:p>
@@ -10666,6 +10987,10 @@
               </w:rPr>
             </w:pPr>
             <w:r>
+              <w:rPr>
+                <w:sz w:val="28"/>
+                <w:szCs w:val="28"/>
+              </w:rPr>
               <w:t>Система в режиме «DRY», полив активен</w:t>
             </w:r>
           </w:p>
@@ -10748,6 +11073,10 @@
               </w:rPr>
             </w:pPr>
             <w:r>
+              <w:rPr>
+                <w:sz w:val="28"/>
+                <w:szCs w:val="28"/>
+              </w:rPr>
               <w:t>Pass</w:t>
             </w:r>
           </w:p>
@@ -10794,7 +11123,27 @@
               </w:rPr>
             </w:pPr>
             <w:r>
-              <w:t>pumpOn = (st==DRY &amp;&amp; rain&lt;60)</w:t>
+              <w:rPr>
+                <w:sz w:val="28"/>
+                <w:szCs w:val="28"/>
+              </w:rPr>
+              <w:t xml:space="preserve">pumpOn = (st==DRY &amp;&amp; </w:t>
+            </w:r>
+            <w:proofErr w:type="gramStart"/>
+            <w:r>
+              <w:rPr>
+                <w:sz w:val="28"/>
+                <w:szCs w:val="28"/>
+              </w:rPr>
+              <w:t>rain&lt;</w:t>
+            </w:r>
+            <w:proofErr w:type="gramEnd"/>
+            <w:r>
+              <w:rPr>
+                <w:sz w:val="28"/>
+                <w:szCs w:val="28"/>
+              </w:rPr>
+              <w:t>60)</w:t>
             </w:r>
           </w:p>
         </w:tc>
@@ -10899,6 +11248,10 @@
               </w:rPr>
             </w:pPr>
             <w:r>
+              <w:rPr>
+                <w:sz w:val="28"/>
+                <w:szCs w:val="28"/>
+              </w:rPr>
               <w:t>TC3</w:t>
             </w:r>
           </w:p>
@@ -10945,6 +11298,10 @@
               </w:rPr>
             </w:pPr>
             <w:r>
+              <w:rPr>
+                <w:sz w:val="28"/>
+                <w:szCs w:val="28"/>
+              </w:rPr>
               <w:t>Высокий</w:t>
             </w:r>
           </w:p>
@@ -10991,6 +11348,10 @@
               </w:rPr>
             </w:pPr>
             <w:r>
+              <w:rPr>
+                <w:sz w:val="28"/>
+                <w:szCs w:val="28"/>
+              </w:rPr>
               <w:t>Переход в режим «MID»</w:t>
             </w:r>
           </w:p>
@@ -11037,6 +11398,10 @@
               </w:rPr>
             </w:pPr>
             <w:r>
+              <w:rPr>
+                <w:sz w:val="28"/>
+                <w:szCs w:val="28"/>
+              </w:rPr>
               <w:t>Индикация пониженной влажности без полива</w:t>
             </w:r>
           </w:p>
@@ -11083,7 +11448,17 @@
               </w:rPr>
             </w:pPr>
             <w:r>
+              <w:rPr>
+                <w:sz w:val="28"/>
+                <w:szCs w:val="28"/>
+              </w:rPr>
               <w:t>1. Установить SOIL в диапазоне 30…54 %.</w:t>
+            </w:r>
+            <w:r>
+              <w:rPr>
+                <w:sz w:val="28"/>
+                <w:szCs w:val="28"/>
+              </w:rPr>
               <w:br/>
               <w:t>2. Проверить LED, LCD и состояние насоса.</w:t>
             </w:r>
@@ -11095,16 +11470,14 @@
                 <w:szCs w:val="28"/>
               </w:rPr>
             </w:pPr>
-            <w:r/>
-          </w:p>
-          <w:p>
-            <w:pPr>
-              <w:rPr>
-                <w:sz w:val="28"/>
-                <w:szCs w:val="28"/>
-              </w:rPr>
-            </w:pPr>
-            <w:r/>
+          </w:p>
+          <w:p>
+            <w:pPr>
+              <w:rPr>
+                <w:sz w:val="28"/>
+                <w:szCs w:val="28"/>
+              </w:rPr>
+            </w:pPr>
           </w:p>
         </w:tc>
       </w:tr>
@@ -11146,9 +11519,15 @@
               <w:rPr>
                 <w:sz w:val="28"/>
                 <w:szCs w:val="28"/>
-              </w:rPr>
-            </w:pPr>
-            <w:r>
+                <w:lang w:val="en-US"/>
+              </w:rPr>
+            </w:pPr>
+            <w:r>
+              <w:rPr>
+                <w:sz w:val="28"/>
+                <w:szCs w:val="28"/>
+                <w:lang w:val="en-US"/>
+              </w:rPr>
               <w:t>SOIL = 40 % (DRY_T ≤ soil &lt; OK_T)</w:t>
             </w:r>
           </w:p>
@@ -11195,6 +11574,10 @@
               </w:rPr>
             </w:pPr>
             <w:r>
+              <w:rPr>
+                <w:sz w:val="28"/>
+                <w:szCs w:val="28"/>
+              </w:rPr>
               <w:t>Жёлтый LED; Mode: MID; насос выключен; звук отсутствует.</w:t>
             </w:r>
           </w:p>
@@ -11238,10 +11621,53 @@
               <w:rPr>
                 <w:sz w:val="28"/>
                 <w:szCs w:val="28"/>
-              </w:rPr>
-            </w:pPr>
-            <w:r>
-              <w:t>Жёлтый LED; Mode: MID; PUMP=LOW; пьезоэлемент молчит.</w:t>
+                <w:lang w:val="en-US"/>
+              </w:rPr>
+            </w:pPr>
+            <w:r>
+              <w:rPr>
+                <w:sz w:val="28"/>
+                <w:szCs w:val="28"/>
+              </w:rPr>
+              <w:t>Жёлтый</w:t>
+            </w:r>
+            <w:r>
+              <w:rPr>
+                <w:sz w:val="28"/>
+                <w:szCs w:val="28"/>
+                <w:lang w:val="en-US"/>
+              </w:rPr>
+              <w:t xml:space="preserve"> LED; Mode: MID; PUMP=LOW; </w:t>
+            </w:r>
+            <w:r>
+              <w:rPr>
+                <w:sz w:val="28"/>
+                <w:szCs w:val="28"/>
+              </w:rPr>
+              <w:t>пьезоэлемент</w:t>
+            </w:r>
+            <w:r>
+              <w:rPr>
+                <w:sz w:val="28"/>
+                <w:szCs w:val="28"/>
+                <w:lang w:val="en-US"/>
+              </w:rPr>
+              <w:t xml:space="preserve"> </w:t>
+            </w:r>
+            <w:r>
+              <w:rPr>
+                <w:sz w:val="28"/>
+                <w:szCs w:val="28"/>
+              </w:rPr>
+              <w:t>молчит</w:t>
+            </w:r>
+            <w:r>
+              <w:rPr>
+                <w:sz w:val="28"/>
+                <w:szCs w:val="28"/>
+                <w:lang w:val="en-US"/>
+              </w:rPr>
+              <w:t>.</w:t>
             </w:r>
           </w:p>
         </w:tc>
@@ -11287,6 +11713,10 @@
               </w:rPr>
             </w:pPr>
             <w:r>
+              <w:rPr>
+                <w:sz w:val="28"/>
+                <w:szCs w:val="28"/>
+              </w:rPr>
               <w:t>Система запущена</w:t>
             </w:r>
           </w:p>
@@ -11333,6 +11763,10 @@
               </w:rPr>
             </w:pPr>
             <w:r>
+              <w:rPr>
+                <w:sz w:val="28"/>
+                <w:szCs w:val="28"/>
+              </w:rPr>
               <w:t>Система в режиме «MID»</w:t>
             </w:r>
           </w:p>
@@ -11415,6 +11849,10 @@
               </w:rPr>
             </w:pPr>
             <w:r>
+              <w:rPr>
+                <w:sz w:val="28"/>
+                <w:szCs w:val="28"/>
+              </w:rPr>
               <w:t>Pass</w:t>
             </w:r>
           </w:p>
@@ -11461,6 +11899,10 @@
               </w:rPr>
             </w:pPr>
             <w:r>
+              <w:rPr>
+                <w:sz w:val="28"/>
+                <w:szCs w:val="28"/>
+              </w:rPr>
               <w:t>MID — предупреждение, полив не включается</w:t>
             </w:r>
           </w:p>
@@ -11581,6 +12023,10 @@
               </w:rPr>
             </w:pPr>
             <w:r>
+              <w:rPr>
+                <w:sz w:val="28"/>
+                <w:szCs w:val="28"/>
+              </w:rPr>
               <w:t>TC4</w:t>
             </w:r>
           </w:p>
@@ -11627,6 +12073,10 @@
               </w:rPr>
             </w:pPr>
             <w:r>
+              <w:rPr>
+                <w:sz w:val="28"/>
+                <w:szCs w:val="28"/>
+              </w:rPr>
               <w:t>Высокий</w:t>
             </w:r>
           </w:p>
@@ -11656,6 +12106,7 @@
                 <w:sz w:val="28"/>
                 <w:szCs w:val="28"/>
               </w:rPr>
+              <w:lastRenderedPageBreak/>
               <w:t>Название тестирования/Имя</w:t>
             </w:r>
           </w:p>
@@ -11673,6 +12124,10 @@
               </w:rPr>
             </w:pPr>
             <w:r>
+              <w:rPr>
+                <w:sz w:val="28"/>
+                <w:szCs w:val="28"/>
+              </w:rPr>
               <w:t>Отключение звука кнопкой MUTE</w:t>
             </w:r>
           </w:p>
@@ -11719,6 +12174,10 @@
               </w:rPr>
             </w:pPr>
             <w:r>
+              <w:rPr>
+                <w:sz w:val="28"/>
+                <w:szCs w:val="28"/>
+              </w:rPr>
               <w:t>Переключение mute в режиме DRY</w:t>
             </w:r>
           </w:p>
@@ -11765,9 +12224,57 @@
               </w:rPr>
             </w:pPr>
             <w:r>
-              <w:t>1. Установить DRY (SOIL &lt; 30, RAIN &lt; 60).</w:t>
+              <w:rPr>
+                <w:sz w:val="28"/>
+                <w:szCs w:val="28"/>
+              </w:rPr>
+              <w:t xml:space="preserve">1. Установить DRY (SOIL </w:t>
+            </w:r>
+            <w:proofErr w:type="gramStart"/>
+            <w:r>
+              <w:rPr>
+                <w:sz w:val="28"/>
+                <w:szCs w:val="28"/>
+              </w:rPr>
+              <w:t>&lt; 30</w:t>
+            </w:r>
+            <w:proofErr w:type="gramEnd"/>
+            <w:r>
+              <w:rPr>
+                <w:sz w:val="28"/>
+                <w:szCs w:val="28"/>
+              </w:rPr>
+              <w:t xml:space="preserve">, RAIN </w:t>
+            </w:r>
+            <w:proofErr w:type="gramStart"/>
+            <w:r>
+              <w:rPr>
+                <w:sz w:val="28"/>
+                <w:szCs w:val="28"/>
+              </w:rPr>
+              <w:t>&lt; 60</w:t>
+            </w:r>
+            <w:proofErr w:type="gramEnd"/>
+            <w:r>
+              <w:rPr>
+                <w:sz w:val="28"/>
+                <w:szCs w:val="28"/>
+              </w:rPr>
+              <w:t>).</w:t>
+            </w:r>
+            <w:r>
+              <w:rPr>
+                <w:sz w:val="28"/>
+                <w:szCs w:val="28"/>
+              </w:rPr>
               <w:br/>
               <w:t>2. Однократно нажать MUTE (D6).</w:t>
+            </w:r>
+            <w:r>
+              <w:rPr>
+                <w:sz w:val="28"/>
+                <w:szCs w:val="28"/>
+              </w:rPr>
               <w:br/>
               <w:t>3. Повторно нажать MUTE.</w:t>
             </w:r>
@@ -11779,16 +12286,14 @@
                 <w:szCs w:val="28"/>
               </w:rPr>
             </w:pPr>
-            <w:r/>
-          </w:p>
-          <w:p>
-            <w:pPr>
-              <w:rPr>
-                <w:sz w:val="28"/>
-                <w:szCs w:val="28"/>
-              </w:rPr>
-            </w:pPr>
-            <w:r/>
+          </w:p>
+          <w:p>
+            <w:pPr>
+              <w:rPr>
+                <w:sz w:val="28"/>
+                <w:szCs w:val="28"/>
+              </w:rPr>
+            </w:pPr>
           </w:p>
         </w:tc>
       </w:tr>
@@ -11833,6 +12338,10 @@
               </w:rPr>
             </w:pPr>
             <w:r>
+              <w:rPr>
+                <w:sz w:val="28"/>
+                <w:szCs w:val="28"/>
+              </w:rPr>
               <w:t>SOIL = 20 %; два нажатия MUTE</w:t>
             </w:r>
           </w:p>
@@ -11879,6 +12388,10 @@
               </w:rPr>
             </w:pPr>
             <w:r>
+              <w:rPr>
+                <w:sz w:val="28"/>
+                <w:szCs w:val="28"/>
+              </w:rPr>
               <w:t>1-е: тон прекращается, на LCD «M», красный LED и насос сохраняются. 2-е: звук возвращается. Mute не сбрасывается сам.</w:t>
             </w:r>
           </w:p>
@@ -11925,6 +12438,10 @@
               </w:rPr>
             </w:pPr>
             <w:r>
+              <w:rPr>
+                <w:sz w:val="28"/>
+                <w:szCs w:val="28"/>
+              </w:rPr>
               <w:t>Mute переключает звук; «M» на LCD; насос и красный LED сохраняются.</w:t>
             </w:r>
           </w:p>
@@ -11971,6 +12488,10 @@
               </w:rPr>
             </w:pPr>
             <w:r>
+              <w:rPr>
+                <w:sz w:val="28"/>
+                <w:szCs w:val="28"/>
+              </w:rPr>
               <w:t>Режим «DRY», mute выключен</w:t>
             </w:r>
           </w:p>
@@ -12017,6 +12538,10 @@
               </w:rPr>
             </w:pPr>
             <w:r>
+              <w:rPr>
+                <w:sz w:val="28"/>
+                <w:szCs w:val="28"/>
+              </w:rPr>
               <w:t>DRY с mute по шагу</w:t>
             </w:r>
           </w:p>
@@ -12099,6 +12624,10 @@
               </w:rPr>
             </w:pPr>
             <w:r>
+              <w:rPr>
+                <w:sz w:val="28"/>
+                <w:szCs w:val="28"/>
+              </w:rPr>
               <w:t>Pass</w:t>
             </w:r>
           </w:p>
@@ -12145,6 +12674,10 @@
               </w:rPr>
             </w:pPr>
             <w:r>
+              <w:rPr>
+                <w:sz w:val="28"/>
+                <w:szCs w:val="28"/>
+              </w:rPr>
               <w:t>Mute — тумблер; насос от mute не зависит</w:t>
             </w:r>
           </w:p>
@@ -12250,6 +12783,10 @@
               </w:rPr>
             </w:pPr>
             <w:r>
+              <w:rPr>
+                <w:sz w:val="28"/>
+                <w:szCs w:val="28"/>
+              </w:rPr>
               <w:t>TC5</w:t>
             </w:r>
           </w:p>
@@ -12296,6 +12833,10 @@
               </w:rPr>
             </w:pPr>
             <w:r>
+              <w:rPr>
+                <w:sz w:val="28"/>
+                <w:szCs w:val="28"/>
+              </w:rPr>
               <w:t>Средний</w:t>
             </w:r>
           </w:p>
@@ -12342,6 +12883,10 @@
               </w:rPr>
             </w:pPr>
             <w:r>
+              <w:rPr>
+                <w:sz w:val="28"/>
+                <w:szCs w:val="28"/>
+              </w:rPr>
               <w:t>Смена экрана кнопкой MODE</w:t>
             </w:r>
           </w:p>
@@ -12388,6 +12933,10 @@
               </w:rPr>
             </w:pPr>
             <w:r>
+              <w:rPr>
+                <w:sz w:val="28"/>
+                <w:szCs w:val="28"/>
+              </w:rPr>
               <w:t>Переключение страниц ЖКИ (почва ↔ дождь/насос)</w:t>
             </w:r>
           </w:p>
@@ -12434,9 +12983,25 @@
               </w:rPr>
             </w:pPr>
             <w:r>
+              <w:rPr>
+                <w:sz w:val="28"/>
+                <w:szCs w:val="28"/>
+              </w:rPr>
               <w:t>1. В OK нажать MODE (D8).</w:t>
+            </w:r>
+            <w:r>
+              <w:rPr>
+                <w:sz w:val="28"/>
+                <w:szCs w:val="28"/>
+              </w:rPr>
               <w:br/>
               <w:t>2. Считать LCD.</w:t>
+            </w:r>
+            <w:r>
+              <w:rPr>
+                <w:sz w:val="28"/>
+                <w:szCs w:val="28"/>
+              </w:rPr>
               <w:br/>
               <w:t>3. Нажать MODE повторно.</w:t>
             </w:r>
@@ -12448,16 +13013,14 @@
                 <w:szCs w:val="28"/>
               </w:rPr>
             </w:pPr>
-            <w:r/>
-          </w:p>
-          <w:p>
-            <w:pPr>
-              <w:rPr>
-                <w:sz w:val="28"/>
-                <w:szCs w:val="28"/>
-              </w:rPr>
-            </w:pPr>
-            <w:r/>
+          </w:p>
+          <w:p>
+            <w:pPr>
+              <w:rPr>
+                <w:sz w:val="28"/>
+                <w:szCs w:val="28"/>
+              </w:rPr>
+            </w:pPr>
           </w:p>
         </w:tc>
       </w:tr>
@@ -12502,6 +13065,10 @@
               </w:rPr>
             </w:pPr>
             <w:r>
+              <w:rPr>
+                <w:sz w:val="28"/>
+                <w:szCs w:val="28"/>
+              </w:rPr>
               <w:t>Однократные нажатия MODE</w:t>
             </w:r>
           </w:p>
@@ -12547,8 +13114,72 @@
                 <w:szCs w:val="28"/>
               </w:rPr>
             </w:pPr>
-            <w:r>
-              <w:t>Стр.1: «Rain: xx% Pump±» / «Irrigat    v1.0». Стр.0: «Soil:…%» / «Mode: …».</w:t>
+            <w:proofErr w:type="spellStart"/>
+            <w:r>
+              <w:rPr>
+                <w:sz w:val="28"/>
+                <w:szCs w:val="28"/>
+              </w:rPr>
+              <w:t>Стр</w:t>
+            </w:r>
+            <w:proofErr w:type="spellEnd"/>
+            <w:r>
+              <w:rPr>
+                <w:sz w:val="28"/>
+                <w:szCs w:val="28"/>
+                <w:lang w:val="en-US"/>
+              </w:rPr>
+              <w:t>.1: «Rain: xx% Pump±» / «</w:t>
+            </w:r>
+            <w:proofErr w:type="spellStart"/>
+            <w:r>
+              <w:rPr>
+                <w:sz w:val="28"/>
+                <w:szCs w:val="28"/>
+                <w:lang w:val="en-US"/>
+              </w:rPr>
+              <w:t>Irrigat</w:t>
+            </w:r>
+            <w:proofErr w:type="spellEnd"/>
+            <w:r>
+              <w:rPr>
+                <w:sz w:val="28"/>
+                <w:szCs w:val="28"/>
+                <w:lang w:val="en-US"/>
+              </w:rPr>
+              <w:t xml:space="preserve">    v1.0». </w:t>
+            </w:r>
+            <w:r>
+              <w:rPr>
+                <w:sz w:val="28"/>
+                <w:szCs w:val="28"/>
+              </w:rPr>
+              <w:t>Стр.0: «</w:t>
+            </w:r>
+            <w:proofErr w:type="spellStart"/>
+            <w:proofErr w:type="gramStart"/>
+            <w:r>
+              <w:rPr>
+                <w:sz w:val="28"/>
+                <w:szCs w:val="28"/>
+              </w:rPr>
+              <w:t>Soil</w:t>
+            </w:r>
+            <w:proofErr w:type="spellEnd"/>
+            <w:r>
+              <w:rPr>
+                <w:sz w:val="28"/>
+                <w:szCs w:val="28"/>
+              </w:rPr>
+              <w:t>:…</w:t>
+            </w:r>
+            <w:proofErr w:type="gramEnd"/>
+            <w:r>
+              <w:rPr>
+                <w:sz w:val="28"/>
+                <w:szCs w:val="28"/>
+              </w:rPr>
+              <w:t>%» / «Mode: …».</w:t>
             </w:r>
           </w:p>
         </w:tc>
@@ -12577,7 +13208,6 @@
                 <w:sz w:val="28"/>
                 <w:szCs w:val="28"/>
               </w:rPr>
-              <w:lastRenderedPageBreak/>
               <w:t>Фактический результат</w:t>
             </w:r>
           </w:p>
@@ -12595,6 +13225,10 @@
               </w:rPr>
             </w:pPr>
             <w:r>
+              <w:rPr>
+                <w:sz w:val="28"/>
+                <w:szCs w:val="28"/>
+              </w:rPr>
               <w:t>MODE циклически меняет page 0↔1; Pump+ при работающем насосе.</w:t>
             </w:r>
           </w:p>
@@ -12641,6 +13275,10 @@
               </w:rPr>
             </w:pPr>
             <w:r>
+              <w:rPr>
+                <w:sz w:val="28"/>
+                <w:szCs w:val="28"/>
+              </w:rPr>
               <w:t>Симуляция запущена</w:t>
             </w:r>
           </w:p>
@@ -12687,6 +13325,10 @@
               </w:rPr>
             </w:pPr>
             <w:r>
+              <w:rPr>
+                <w:sz w:val="28"/>
+                <w:szCs w:val="28"/>
+              </w:rPr>
               <w:t>Активна выбранная страница LCD</w:t>
             </w:r>
           </w:p>
@@ -12769,6 +13411,10 @@
               </w:rPr>
             </w:pPr>
             <w:r>
+              <w:rPr>
+                <w:sz w:val="28"/>
+                <w:szCs w:val="28"/>
+              </w:rPr>
               <w:t>Pass</w:t>
             </w:r>
           </w:p>
@@ -12815,6 +13461,10 @@
               </w:rPr>
             </w:pPr>
             <w:r>
+              <w:rPr>
+                <w:sz w:val="28"/>
+                <w:szCs w:val="28"/>
+              </w:rPr>
               <w:t>MODE = 8, INPUT_PULLUP</w:t>
             </w:r>
           </w:p>
@@ -12846,6 +13496,7 @@
           <w:sz w:val="28"/>
           <w:szCs w:val="28"/>
         </w:rPr>
+        <w:lastRenderedPageBreak/>
         <w:t>Test Case №6 представлен в таблице 9.</w:t>
       </w:r>
     </w:p>
@@ -12919,6 +13570,10 @@
               </w:rPr>
             </w:pPr>
             <w:r>
+              <w:rPr>
+                <w:sz w:val="28"/>
+                <w:szCs w:val="28"/>
+              </w:rPr>
               <w:t>TC6</w:t>
             </w:r>
           </w:p>
@@ -12964,6 +13619,10 @@
               </w:rPr>
             </w:pPr>
             <w:r>
+              <w:rPr>
+                <w:sz w:val="28"/>
+                <w:szCs w:val="28"/>
+              </w:rPr>
               <w:t>Средний</w:t>
             </w:r>
           </w:p>
@@ -13009,6 +13668,10 @@
               </w:rPr>
             </w:pPr>
             <w:r>
+              <w:rPr>
+                <w:sz w:val="28"/>
+                <w:szCs w:val="28"/>
+              </w:rPr>
               <w:t>Граница OK_T = 55 %</w:t>
             </w:r>
           </w:p>
@@ -13054,6 +13717,10 @@
               </w:rPr>
             </w:pPr>
             <w:r>
+              <w:rPr>
+                <w:sz w:val="28"/>
+                <w:szCs w:val="28"/>
+              </w:rPr>
               <w:t>Условие перехода MID↔OK</w:t>
             </w:r>
           </w:p>
@@ -13099,7 +13766,17 @@
               </w:rPr>
             </w:pPr>
             <w:r>
+              <w:rPr>
+                <w:sz w:val="28"/>
+                <w:szCs w:val="28"/>
+              </w:rPr>
               <w:t>1. Установить SOIL = 55 %.</w:t>
+            </w:r>
+            <w:r>
+              <w:rPr>
+                <w:sz w:val="28"/>
+                <w:szCs w:val="28"/>
+              </w:rPr>
               <w:br/>
               <w:t>2. Затем SOIL = 54 %.</w:t>
             </w:r>
@@ -13146,6 +13823,10 @@
               </w:rPr>
             </w:pPr>
             <w:r>
+              <w:rPr>
+                <w:sz w:val="28"/>
+                <w:szCs w:val="28"/>
+              </w:rPr>
               <w:t>55 %; 54 %</w:t>
             </w:r>
           </w:p>
@@ -13191,6 +13872,10 @@
               </w:rPr>
             </w:pPr>
             <w:r>
+              <w:rPr>
+                <w:sz w:val="28"/>
+                <w:szCs w:val="28"/>
+              </w:rPr>
               <w:t>55 % — OK (зелёный). 54 % — MID (жёлтый).</w:t>
             </w:r>
           </w:p>
@@ -13236,6 +13921,10 @@
               </w:rPr>
             </w:pPr>
             <w:r>
+              <w:rPr>
+                <w:sz w:val="28"/>
+                <w:szCs w:val="28"/>
+              </w:rPr>
               <w:t>55 → OK; 54 → MID.</w:t>
             </w:r>
           </w:p>
@@ -13281,6 +13970,10 @@
               </w:rPr>
             </w:pPr>
             <w:r>
+              <w:rPr>
+                <w:sz w:val="28"/>
+                <w:szCs w:val="28"/>
+              </w:rPr>
               <w:t>Система запущена</w:t>
             </w:r>
           </w:p>
@@ -13326,6 +14019,10 @@
               </w:rPr>
             </w:pPr>
             <w:r>
+              <w:rPr>
+                <w:sz w:val="28"/>
+                <w:szCs w:val="28"/>
+              </w:rPr>
               <w:t>Режим «MID»</w:t>
             </w:r>
           </w:p>
@@ -13403,6 +14100,10 @@
               </w:rPr>
             </w:pPr>
             <w:r>
+              <w:rPr>
+                <w:sz w:val="28"/>
+                <w:szCs w:val="28"/>
+              </w:rPr>
               <w:t>Pass</w:t>
             </w:r>
           </w:p>
@@ -13449,6 +14150,11 @@
               </w:rPr>
             </w:pPr>
             <w:r>
+              <w:rPr>
+                <w:sz w:val="28"/>
+                <w:szCs w:val="28"/>
+                <w:lang w:val="en-US"/>
+              </w:rPr>
               <w:t>classify: if (soil &lt; OK_T) return MID</w:t>
             </w:r>
           </w:p>
@@ -13563,6 +14269,10 @@
               </w:rPr>
             </w:pPr>
             <w:r>
+              <w:rPr>
+                <w:sz w:val="28"/>
+                <w:szCs w:val="28"/>
+              </w:rPr>
               <w:t>TC7</w:t>
             </w:r>
           </w:p>
@@ -13608,6 +14318,10 @@
               </w:rPr>
             </w:pPr>
             <w:r>
+              <w:rPr>
+                <w:sz w:val="28"/>
+                <w:szCs w:val="28"/>
+              </w:rPr>
               <w:t>Средний</w:t>
             </w:r>
           </w:p>
@@ -13653,6 +14367,10 @@
               </w:rPr>
             </w:pPr>
             <w:r>
+              <w:rPr>
+                <w:sz w:val="28"/>
+                <w:szCs w:val="28"/>
+              </w:rPr>
               <w:t>Граница DRY_T и блокировка насоса дождём</w:t>
             </w:r>
           </w:p>
@@ -13698,7 +14416,27 @@
               </w:rPr>
             </w:pPr>
             <w:r>
-              <w:t>soil &lt; 30 → DRY; при RAIN≥60 насос выключен</w:t>
+              <w:rPr>
+                <w:sz w:val="28"/>
+                <w:szCs w:val="28"/>
+              </w:rPr>
+              <w:t xml:space="preserve">soil </w:t>
+            </w:r>
+            <w:proofErr w:type="gramStart"/>
+            <w:r>
+              <w:rPr>
+                <w:sz w:val="28"/>
+                <w:szCs w:val="28"/>
+              </w:rPr>
+              <w:t>&lt; 30</w:t>
+            </w:r>
+            <w:proofErr w:type="gramEnd"/>
+            <w:r>
+              <w:rPr>
+                <w:sz w:val="28"/>
+                <w:szCs w:val="28"/>
+              </w:rPr>
+              <w:t xml:space="preserve"> → DRY; при RAIN≥60 насос выключен</w:t>
             </w:r>
           </w:p>
         </w:tc>
@@ -13743,9 +14481,25 @@
               </w:rPr>
             </w:pPr>
             <w:r>
+              <w:rPr>
+                <w:sz w:val="28"/>
+                <w:szCs w:val="28"/>
+              </w:rPr>
               <w:t>1. SOIL=29 %, RAIN=10 % — DRY+насос.</w:t>
+            </w:r>
+            <w:r>
+              <w:rPr>
+                <w:sz w:val="28"/>
+                <w:szCs w:val="28"/>
+              </w:rPr>
               <w:br/>
               <w:t>2. Увеличить RAIN≥60 % — насос гаснет.</w:t>
+            </w:r>
+            <w:r>
+              <w:rPr>
+                <w:sz w:val="28"/>
+                <w:szCs w:val="28"/>
+              </w:rPr>
               <w:br/>
               <w:t>3. Вернуть SOIL≈60 %.</w:t>
             </w:r>
@@ -13792,6 +14546,10 @@
               </w:rPr>
             </w:pPr>
             <w:r>
+              <w:rPr>
+                <w:sz w:val="28"/>
+                <w:szCs w:val="28"/>
+              </w:rPr>
               <w:t>29 %; RAIN=70 %; SOIL=60 %</w:t>
             </w:r>
           </w:p>
@@ -13820,7 +14578,6 @@
                 <w:sz w:val="28"/>
                 <w:szCs w:val="28"/>
               </w:rPr>
-              <w:lastRenderedPageBreak/>
               <w:t>Ожидаемый результат</w:t>
             </w:r>
           </w:p>
@@ -13838,6 +14595,10 @@
               </w:rPr>
             </w:pPr>
             <w:r>
+              <w:rPr>
+                <w:sz w:val="28"/>
+                <w:szCs w:val="28"/>
+              </w:rPr>
               <w:t>29→DRY+насос; при дожде PUMP=LOW; при 60 % — OK.</w:t>
             </w:r>
           </w:p>
@@ -13883,6 +14644,10 @@
               </w:rPr>
             </w:pPr>
             <w:r>
+              <w:rPr>
+                <w:sz w:val="28"/>
+                <w:szCs w:val="28"/>
+              </w:rPr>
               <w:t>Пороги DRY соблюдены; дождь блокирует насос; возврат в OK.</w:t>
             </w:r>
           </w:p>
@@ -13928,6 +14693,10 @@
               </w:rPr>
             </w:pPr>
             <w:r>
+              <w:rPr>
+                <w:sz w:val="28"/>
+                <w:szCs w:val="28"/>
+              </w:rPr>
               <w:t>Система запущена</w:t>
             </w:r>
           </w:p>
@@ -13973,6 +14742,10 @@
               </w:rPr>
             </w:pPr>
             <w:r>
+              <w:rPr>
+                <w:sz w:val="28"/>
+                <w:szCs w:val="28"/>
+              </w:rPr>
               <w:t>Режим «OK»</w:t>
             </w:r>
           </w:p>
@@ -14050,6 +14823,10 @@
               </w:rPr>
             </w:pPr>
             <w:r>
+              <w:rPr>
+                <w:sz w:val="28"/>
+                <w:szCs w:val="28"/>
+              </w:rPr>
               <w:t>Pass</w:t>
             </w:r>
           </w:p>
@@ -14096,6 +14873,11 @@
               </w:rPr>
             </w:pPr>
             <w:r>
+              <w:rPr>
+                <w:sz w:val="28"/>
+                <w:szCs w:val="28"/>
+                <w:lang w:val="en-US"/>
+              </w:rPr>
               <w:t>classify: if (soil &lt; DRY_T) return DRY</w:t>
             </w:r>
           </w:p>
@@ -14166,6 +14948,10 @@
         </w:rPr>
       </w:pPr>
       <w:r>
+        <w:rPr>
+          <w:sz w:val="28"/>
+          <w:szCs w:val="28"/>
+        </w:rPr>
         <w:t>Листинг программы irrigation.ino (язык C++, среда Arduino / Tinkercad Circuits):</w:t>
       </w:r>
     </w:p>
@@ -14180,6 +14966,10 @@
         </w:rPr>
       </w:pPr>
       <w:r>
+        <w:rPr>
+          <w:sz w:val="28"/>
+          <w:szCs w:val="28"/>
+        </w:rPr>
         <w:t>// Автополив Irrigation, Arduino Uno (Русаков А.А., ИС-45к)</w:t>
       </w:r>
     </w:p>
@@ -14192,28 +14982,55 @@
         </w:rPr>
       </w:pPr>
       <w:r>
-        <w:t>#include &lt;Adafruit_LiquidCrystal.h&gt;</w:t>
-      </w:r>
-    </w:p>
-    <w:p>
-      <w:pPr>
-        <w:rPr>
-          <w:sz w:val="28"/>
-          <w:szCs w:val="28"/>
-          <w:lang w:val="en-US"/>
-        </w:rPr>
-      </w:pPr>
-      <w:r/>
-    </w:p>
-    <w:p>
-      <w:pPr>
-        <w:rPr>
-          <w:sz w:val="28"/>
-          <w:szCs w:val="28"/>
-          <w:lang w:val="en-US"/>
-        </w:rPr>
-      </w:pPr>
-      <w:r>
+        <w:rPr>
+          <w:sz w:val="28"/>
+          <w:szCs w:val="28"/>
+          <w:lang w:val="en-US"/>
+        </w:rPr>
+        <w:t>#include &lt;</w:t>
+      </w:r>
+      <w:proofErr w:type="spellStart"/>
+      <w:r>
+        <w:rPr>
+          <w:sz w:val="28"/>
+          <w:szCs w:val="28"/>
+          <w:lang w:val="en-US"/>
+        </w:rPr>
+        <w:t>Adafruit_LiquidCrystal.h</w:t>
+      </w:r>
+      <w:proofErr w:type="spellEnd"/>
+      <w:r>
+        <w:rPr>
+          <w:sz w:val="28"/>
+          <w:szCs w:val="28"/>
+          <w:lang w:val="en-US"/>
+        </w:rPr>
+        <w:t>&gt;</w:t>
+      </w:r>
+    </w:p>
+    <w:p>
+      <w:pPr>
+        <w:rPr>
+          <w:sz w:val="28"/>
+          <w:szCs w:val="28"/>
+          <w:lang w:val="en-US"/>
+        </w:rPr>
+      </w:pPr>
+    </w:p>
+    <w:p>
+      <w:pPr>
+        <w:rPr>
+          <w:sz w:val="28"/>
+          <w:szCs w:val="28"/>
+          <w:lang w:val="en-US"/>
+        </w:rPr>
+      </w:pPr>
+      <w:r>
+        <w:rPr>
+          <w:sz w:val="28"/>
+          <w:szCs w:val="28"/>
+          <w:lang w:val="en-US"/>
+        </w:rPr>
         <w:t>const int SOIL = A3, RAIN = A2;</w:t>
       </w:r>
     </w:p>
@@ -14226,6 +15043,11 @@
         </w:rPr>
       </w:pPr>
       <w:r>
+        <w:rPr>
+          <w:sz w:val="28"/>
+          <w:szCs w:val="28"/>
+          <w:lang w:val="en-US"/>
+        </w:rPr>
         <w:t>const int LED_G = 3, LED_Y = 5, LED_R = 10, PUMP = 9, BUZ = 11, MUTE = 6, MODE = 8;</w:t>
       </w:r>
     </w:p>
@@ -14238,6 +15060,11 @@
         </w:rPr>
       </w:pPr>
       <w:r>
+        <w:rPr>
+          <w:sz w:val="28"/>
+          <w:szCs w:val="28"/>
+          <w:lang w:val="en-US"/>
+        </w:rPr>
         <w:t>const int DRY_T = 30, OK_T = 55;</w:t>
       </w:r>
     </w:p>
@@ -14250,6 +15077,11 @@
         </w:rPr>
       </w:pPr>
       <w:r>
+        <w:rPr>
+          <w:sz w:val="28"/>
+          <w:szCs w:val="28"/>
+          <w:lang w:val="en-US"/>
+        </w:rPr>
         <w:t>const int OK = 0, MID = 1, DRY = 2;</w:t>
       </w:r>
     </w:p>
@@ -14262,6 +15094,11 @@
         </w:rPr>
       </w:pPr>
       <w:r>
+        <w:rPr>
+          <w:sz w:val="28"/>
+          <w:szCs w:val="28"/>
+          <w:lang w:val="en-US"/>
+        </w:rPr>
         <w:t>int st = OK, last = OK, page = 0;</w:t>
       </w:r>
     </w:p>
@@ -14274,76 +15111,251 @@
         </w:rPr>
       </w:pPr>
       <w:r>
-        <w:t>bool muted = false, pMute = HIGH, pMode = HIGH;</w:t>
-      </w:r>
-    </w:p>
-    <w:p>
-      <w:pPr>
-        <w:rPr>
-          <w:sz w:val="28"/>
-          <w:szCs w:val="28"/>
-          <w:lang w:val="en-US"/>
-        </w:rPr>
-      </w:pPr>
-      <w:r>
-        <w:t>unsigned long tBeep = 0, tLcd = 0;</w:t>
-      </w:r>
-    </w:p>
-    <w:p>
-      <w:pPr>
-        <w:rPr>
-          <w:sz w:val="28"/>
-          <w:szCs w:val="28"/>
-          <w:lang w:val="en-US"/>
-        </w:rPr>
-      </w:pPr>
-      <w:r>
-        <w:t>Adafruit_LiquidCrystal lcd(0);</w:t>
-      </w:r>
-    </w:p>
-    <w:p>
-      <w:pPr>
-        <w:rPr>
-          <w:sz w:val="28"/>
-          <w:szCs w:val="28"/>
-          <w:lang w:val="en-US"/>
-        </w:rPr>
-      </w:pPr>
-      <w:r/>
-    </w:p>
-    <w:p>
-      <w:pPr>
-        <w:rPr>
-          <w:sz w:val="28"/>
-          <w:szCs w:val="28"/>
-          <w:lang w:val="en-US"/>
-        </w:rPr>
-      </w:pPr>
-      <w:r>
-        <w:t>int pct(int pin) {</w:t>
-      </w:r>
-    </w:p>
-    <w:p>
-      <w:pPr>
-        <w:rPr>
-          <w:sz w:val="28"/>
-          <w:szCs w:val="28"/>
-          <w:lang w:val="en-US"/>
-        </w:rPr>
-      </w:pPr>
-      <w:r>
-        <w:t xml:space="preserve">  return constrain(map(analogRead(pin), 0, 1023, 0, 100), 0, 100);</w:t>
-      </w:r>
-    </w:p>
-    <w:p>
-      <w:pPr>
-        <w:rPr>
-          <w:sz w:val="28"/>
-          <w:szCs w:val="28"/>
-          <w:lang w:val="en-US"/>
-        </w:rPr>
-      </w:pPr>
-      <w:r>
+        <w:rPr>
+          <w:sz w:val="28"/>
+          <w:szCs w:val="28"/>
+          <w:lang w:val="en-US"/>
+        </w:rPr>
+        <w:t xml:space="preserve">bool muted = false, </w:t>
+      </w:r>
+      <w:proofErr w:type="spellStart"/>
+      <w:r>
+        <w:rPr>
+          <w:sz w:val="28"/>
+          <w:szCs w:val="28"/>
+          <w:lang w:val="en-US"/>
+        </w:rPr>
+        <w:t>pMute</w:t>
+      </w:r>
+      <w:proofErr w:type="spellEnd"/>
+      <w:r>
+        <w:rPr>
+          <w:sz w:val="28"/>
+          <w:szCs w:val="28"/>
+          <w:lang w:val="en-US"/>
+        </w:rPr>
+        <w:t xml:space="preserve"> = HIGH, </w:t>
+      </w:r>
+      <w:proofErr w:type="spellStart"/>
+      <w:r>
+        <w:rPr>
+          <w:sz w:val="28"/>
+          <w:szCs w:val="28"/>
+          <w:lang w:val="en-US"/>
+        </w:rPr>
+        <w:t>pMode</w:t>
+      </w:r>
+      <w:proofErr w:type="spellEnd"/>
+      <w:r>
+        <w:rPr>
+          <w:sz w:val="28"/>
+          <w:szCs w:val="28"/>
+          <w:lang w:val="en-US"/>
+        </w:rPr>
+        <w:t xml:space="preserve"> = HIGH;</w:t>
+      </w:r>
+    </w:p>
+    <w:p>
+      <w:pPr>
+        <w:rPr>
+          <w:sz w:val="28"/>
+          <w:szCs w:val="28"/>
+          <w:lang w:val="en-US"/>
+        </w:rPr>
+      </w:pPr>
+      <w:r>
+        <w:rPr>
+          <w:sz w:val="28"/>
+          <w:szCs w:val="28"/>
+          <w:lang w:val="en-US"/>
+        </w:rPr>
+        <w:t xml:space="preserve">unsigned long </w:t>
+      </w:r>
+      <w:proofErr w:type="spellStart"/>
+      <w:r>
+        <w:rPr>
+          <w:sz w:val="28"/>
+          <w:szCs w:val="28"/>
+          <w:lang w:val="en-US"/>
+        </w:rPr>
+        <w:t>tBeep</w:t>
+      </w:r>
+      <w:proofErr w:type="spellEnd"/>
+      <w:r>
+        <w:rPr>
+          <w:sz w:val="28"/>
+          <w:szCs w:val="28"/>
+          <w:lang w:val="en-US"/>
+        </w:rPr>
+        <w:t xml:space="preserve"> = 0, </w:t>
+      </w:r>
+      <w:proofErr w:type="spellStart"/>
+      <w:r>
+        <w:rPr>
+          <w:sz w:val="28"/>
+          <w:szCs w:val="28"/>
+          <w:lang w:val="en-US"/>
+        </w:rPr>
+        <w:t>tLcd</w:t>
+      </w:r>
+      <w:proofErr w:type="spellEnd"/>
+      <w:r>
+        <w:rPr>
+          <w:sz w:val="28"/>
+          <w:szCs w:val="28"/>
+          <w:lang w:val="en-US"/>
+        </w:rPr>
+        <w:t xml:space="preserve"> = 0;</w:t>
+      </w:r>
+    </w:p>
+    <w:p>
+      <w:pPr>
+        <w:rPr>
+          <w:sz w:val="28"/>
+          <w:szCs w:val="28"/>
+          <w:lang w:val="en-US"/>
+        </w:rPr>
+      </w:pPr>
+      <w:proofErr w:type="spellStart"/>
+      <w:r>
+        <w:rPr>
+          <w:sz w:val="28"/>
+          <w:szCs w:val="28"/>
+          <w:lang w:val="en-US"/>
+        </w:rPr>
+        <w:t>Adafruit_LiquidCrystal</w:t>
+      </w:r>
+      <w:proofErr w:type="spellEnd"/>
+      <w:r>
+        <w:rPr>
+          <w:sz w:val="28"/>
+          <w:szCs w:val="28"/>
+          <w:lang w:val="en-US"/>
+        </w:rPr>
+        <w:t xml:space="preserve"> </w:t>
+      </w:r>
+      <w:proofErr w:type="gramStart"/>
+      <w:r>
+        <w:rPr>
+          <w:sz w:val="28"/>
+          <w:szCs w:val="28"/>
+          <w:lang w:val="en-US"/>
+        </w:rPr>
+        <w:t>lcd(</w:t>
+      </w:r>
+      <w:proofErr w:type="gramEnd"/>
+      <w:r>
+        <w:rPr>
+          <w:sz w:val="28"/>
+          <w:szCs w:val="28"/>
+          <w:lang w:val="en-US"/>
+        </w:rPr>
+        <w:t>0);</w:t>
+      </w:r>
+    </w:p>
+    <w:p>
+      <w:pPr>
+        <w:rPr>
+          <w:sz w:val="28"/>
+          <w:szCs w:val="28"/>
+          <w:lang w:val="en-US"/>
+        </w:rPr>
+      </w:pPr>
+    </w:p>
+    <w:p>
+      <w:pPr>
+        <w:rPr>
+          <w:sz w:val="28"/>
+          <w:szCs w:val="28"/>
+          <w:lang w:val="en-US"/>
+        </w:rPr>
+      </w:pPr>
+      <w:r>
+        <w:rPr>
+          <w:sz w:val="28"/>
+          <w:szCs w:val="28"/>
+          <w:lang w:val="en-US"/>
+        </w:rPr>
+        <w:t xml:space="preserve">int </w:t>
+      </w:r>
+      <w:proofErr w:type="gramStart"/>
+      <w:r>
+        <w:rPr>
+          <w:sz w:val="28"/>
+          <w:szCs w:val="28"/>
+          <w:lang w:val="en-US"/>
+        </w:rPr>
+        <w:t>pct(</w:t>
+      </w:r>
+      <w:proofErr w:type="gramEnd"/>
+      <w:r>
+        <w:rPr>
+          <w:sz w:val="28"/>
+          <w:szCs w:val="28"/>
+          <w:lang w:val="en-US"/>
+        </w:rPr>
+        <w:t xml:space="preserve">int </w:t>
+      </w:r>
+      <w:proofErr w:type="gramStart"/>
+      <w:r>
+        <w:rPr>
+          <w:sz w:val="28"/>
+          <w:szCs w:val="28"/>
+          <w:lang w:val="en-US"/>
+        </w:rPr>
+        <w:t>pin) {</w:t>
+      </w:r>
+      <w:proofErr w:type="gramEnd"/>
+    </w:p>
+    <w:p>
+      <w:pPr>
+        <w:rPr>
+          <w:sz w:val="28"/>
+          <w:szCs w:val="28"/>
+          <w:lang w:val="en-US"/>
+        </w:rPr>
+      </w:pPr>
+      <w:r>
+        <w:rPr>
+          <w:sz w:val="28"/>
+          <w:szCs w:val="28"/>
+          <w:lang w:val="en-US"/>
+        </w:rPr>
+        <w:t xml:space="preserve">  return constrain(map(</w:t>
+      </w:r>
+      <w:proofErr w:type="spellStart"/>
+      <w:r>
+        <w:rPr>
+          <w:sz w:val="28"/>
+          <w:szCs w:val="28"/>
+          <w:lang w:val="en-US"/>
+        </w:rPr>
+        <w:t>analogRead</w:t>
+      </w:r>
+      <w:proofErr w:type="spellEnd"/>
+      <w:r>
+        <w:rPr>
+          <w:sz w:val="28"/>
+          <w:szCs w:val="28"/>
+          <w:lang w:val="en-US"/>
+        </w:rPr>
+        <w:t>(pin), 0, 1023, 0, 100), 0, 100);</w:t>
+      </w:r>
+    </w:p>
+    <w:p>
+      <w:pPr>
+        <w:rPr>
+          <w:sz w:val="28"/>
+          <w:szCs w:val="28"/>
+          <w:lang w:val="en-US"/>
+        </w:rPr>
+      </w:pPr>
+      <w:r>
+        <w:rPr>
+          <w:sz w:val="28"/>
+          <w:szCs w:val="28"/>
+          <w:lang w:val="en-US"/>
+        </w:rPr>
         <w:t>}</w:t>
       </w:r>
     </w:p>
@@ -14355,29 +15367,66 @@
           <w:lang w:val="en-US"/>
         </w:rPr>
       </w:pPr>
-      <w:r/>
-    </w:p>
-    <w:p>
-      <w:pPr>
-        <w:rPr>
-          <w:sz w:val="28"/>
-          <w:szCs w:val="28"/>
-          <w:lang w:val="en-US"/>
-        </w:rPr>
-      </w:pPr>
-      <w:r>
-        <w:t>int classify(int soil) {</w:t>
-      </w:r>
-    </w:p>
-    <w:p>
-      <w:pPr>
-        <w:rPr>
-          <w:sz w:val="28"/>
-          <w:szCs w:val="28"/>
-          <w:lang w:val="en-US"/>
-        </w:rPr>
-      </w:pPr>
-      <w:r>
+    </w:p>
+    <w:p>
+      <w:pPr>
+        <w:rPr>
+          <w:sz w:val="28"/>
+          <w:szCs w:val="28"/>
+          <w:lang w:val="en-US"/>
+        </w:rPr>
+      </w:pPr>
+      <w:r>
+        <w:rPr>
+          <w:sz w:val="28"/>
+          <w:szCs w:val="28"/>
+          <w:lang w:val="en-US"/>
+        </w:rPr>
+        <w:t xml:space="preserve">int </w:t>
+      </w:r>
+      <w:proofErr w:type="gramStart"/>
+      <w:r>
+        <w:rPr>
+          <w:sz w:val="28"/>
+          <w:szCs w:val="28"/>
+          <w:lang w:val="en-US"/>
+        </w:rPr>
+        <w:t>classify(</w:t>
+      </w:r>
+      <w:proofErr w:type="gramEnd"/>
+      <w:r>
+        <w:rPr>
+          <w:sz w:val="28"/>
+          <w:szCs w:val="28"/>
+          <w:lang w:val="en-US"/>
+        </w:rPr>
+        <w:t xml:space="preserve">int </w:t>
+      </w:r>
+      <w:proofErr w:type="gramStart"/>
+      <w:r>
+        <w:rPr>
+          <w:sz w:val="28"/>
+          <w:szCs w:val="28"/>
+          <w:lang w:val="en-US"/>
+        </w:rPr>
+        <w:t>soil) {</w:t>
+      </w:r>
+      <w:proofErr w:type="gramEnd"/>
+    </w:p>
+    <w:p>
+      <w:pPr>
+        <w:rPr>
+          <w:sz w:val="28"/>
+          <w:szCs w:val="28"/>
+          <w:lang w:val="en-US"/>
+        </w:rPr>
+      </w:pPr>
+      <w:r>
+        <w:rPr>
+          <w:sz w:val="28"/>
+          <w:szCs w:val="28"/>
+          <w:lang w:val="en-US"/>
+        </w:rPr>
         <w:t xml:space="preserve">  if (soil &lt; DRY_T) return DRY;</w:t>
       </w:r>
     </w:p>
@@ -14390,6 +15439,11 @@
         </w:rPr>
       </w:pPr>
       <w:r>
+        <w:rPr>
+          <w:sz w:val="28"/>
+          <w:szCs w:val="28"/>
+          <w:lang w:val="en-US"/>
+        </w:rPr>
         <w:t xml:space="preserve">  if (soil &lt; OK_T) return MID;</w:t>
       </w:r>
     </w:p>
@@ -14402,6 +15456,11 @@
         </w:rPr>
       </w:pPr>
       <w:r>
+        <w:rPr>
+          <w:sz w:val="28"/>
+          <w:szCs w:val="28"/>
+          <w:lang w:val="en-US"/>
+        </w:rPr>
         <w:t xml:space="preserve">  return OK;</w:t>
       </w:r>
     </w:p>
@@ -14414,6 +15473,11 @@
         </w:rPr>
       </w:pPr>
       <w:r>
+        <w:rPr>
+          <w:sz w:val="28"/>
+          <w:szCs w:val="28"/>
+          <w:lang w:val="en-US"/>
+        </w:rPr>
         <w:t>}</w:t>
       </w:r>
     </w:p>
@@ -14425,29 +15489,66 @@
           <w:lang w:val="en-US"/>
         </w:rPr>
       </w:pPr>
-      <w:r/>
-    </w:p>
-    <w:p>
-      <w:pPr>
-        <w:rPr>
-          <w:sz w:val="28"/>
-          <w:szCs w:val="28"/>
-          <w:lang w:val="en-US"/>
-        </w:rPr>
-      </w:pPr>
-      <w:r>
-        <w:t>const char* name(int s) {</w:t>
-      </w:r>
-    </w:p>
-    <w:p>
-      <w:pPr>
-        <w:rPr>
-          <w:sz w:val="28"/>
-          <w:szCs w:val="28"/>
-          <w:lang w:val="en-US"/>
-        </w:rPr>
-      </w:pPr>
-      <w:r>
+    </w:p>
+    <w:p>
+      <w:pPr>
+        <w:rPr>
+          <w:sz w:val="28"/>
+          <w:szCs w:val="28"/>
+          <w:lang w:val="en-US"/>
+        </w:rPr>
+      </w:pPr>
+      <w:r>
+        <w:rPr>
+          <w:sz w:val="28"/>
+          <w:szCs w:val="28"/>
+          <w:lang w:val="en-US"/>
+        </w:rPr>
+        <w:t xml:space="preserve">const char* </w:t>
+      </w:r>
+      <w:proofErr w:type="gramStart"/>
+      <w:r>
+        <w:rPr>
+          <w:sz w:val="28"/>
+          <w:szCs w:val="28"/>
+          <w:lang w:val="en-US"/>
+        </w:rPr>
+        <w:t>name(</w:t>
+      </w:r>
+      <w:proofErr w:type="gramEnd"/>
+      <w:r>
+        <w:rPr>
+          <w:sz w:val="28"/>
+          <w:szCs w:val="28"/>
+          <w:lang w:val="en-US"/>
+        </w:rPr>
+        <w:t xml:space="preserve">int </w:t>
+      </w:r>
+      <w:proofErr w:type="gramStart"/>
+      <w:r>
+        <w:rPr>
+          <w:sz w:val="28"/>
+          <w:szCs w:val="28"/>
+          <w:lang w:val="en-US"/>
+        </w:rPr>
+        <w:t>s) {</w:t>
+      </w:r>
+      <w:proofErr w:type="gramEnd"/>
+    </w:p>
+    <w:p>
+      <w:pPr>
+        <w:rPr>
+          <w:sz w:val="28"/>
+          <w:szCs w:val="28"/>
+          <w:lang w:val="en-US"/>
+        </w:rPr>
+      </w:pPr>
+      <w:r>
+        <w:rPr>
+          <w:sz w:val="28"/>
+          <w:szCs w:val="28"/>
+          <w:lang w:val="en-US"/>
+        </w:rPr>
         <w:t xml:space="preserve">  if (s == DRY) return "DRY";</w:t>
       </w:r>
     </w:p>
@@ -14460,6 +15561,11 @@
         </w:rPr>
       </w:pPr>
       <w:r>
+        <w:rPr>
+          <w:sz w:val="28"/>
+          <w:szCs w:val="28"/>
+          <w:lang w:val="en-US"/>
+        </w:rPr>
         <w:t xml:space="preserve">  if (s == MID) return "MID";</w:t>
       </w:r>
     </w:p>
@@ -14472,6 +15578,11 @@
         </w:rPr>
       </w:pPr>
       <w:r>
+        <w:rPr>
+          <w:sz w:val="28"/>
+          <w:szCs w:val="28"/>
+          <w:lang w:val="en-US"/>
+        </w:rPr>
         <w:t xml:space="preserve">  return "OK";</w:t>
       </w:r>
     </w:p>
@@ -14484,6 +15595,11 @@
         </w:rPr>
       </w:pPr>
       <w:r>
+        <w:rPr>
+          <w:sz w:val="28"/>
+          <w:szCs w:val="28"/>
+          <w:lang w:val="en-US"/>
+        </w:rPr>
         <w:t>}</w:t>
       </w:r>
     </w:p>
@@ -14495,41 +15611,167 @@
           <w:lang w:val="en-US"/>
         </w:rPr>
       </w:pPr>
-      <w:r/>
-    </w:p>
-    <w:p>
-      <w:pPr>
-        <w:rPr>
-          <w:sz w:val="28"/>
-          <w:szCs w:val="28"/>
-          <w:lang w:val="en-US"/>
-        </w:rPr>
-      </w:pPr>
-      <w:r>
-        <w:t>void setLeds(int s) {</w:t>
-      </w:r>
-    </w:p>
-    <w:p>
-      <w:pPr>
-        <w:rPr>
-          <w:sz w:val="28"/>
-          <w:szCs w:val="28"/>
-          <w:lang w:val="en-US"/>
-        </w:rPr>
-      </w:pPr>
-      <w:r>
-        <w:t xml:space="preserve">  digitalWrite(LED_G, s == OK); digitalWrite(LED_Y, s == MID); digitalWrite(LED_R, s == DRY);</w:t>
-      </w:r>
-    </w:p>
-    <w:p>
-      <w:pPr>
-        <w:rPr>
-          <w:sz w:val="28"/>
-          <w:szCs w:val="28"/>
-          <w:lang w:val="en-US"/>
-        </w:rPr>
-      </w:pPr>
-      <w:r>
+    </w:p>
+    <w:p>
+      <w:pPr>
+        <w:rPr>
+          <w:sz w:val="28"/>
+          <w:szCs w:val="28"/>
+          <w:lang w:val="en-US"/>
+        </w:rPr>
+      </w:pPr>
+      <w:r>
+        <w:rPr>
+          <w:sz w:val="28"/>
+          <w:szCs w:val="28"/>
+          <w:lang w:val="en-US"/>
+        </w:rPr>
+        <w:t xml:space="preserve">void </w:t>
+      </w:r>
+      <w:proofErr w:type="spellStart"/>
+      <w:proofErr w:type="gramStart"/>
+      <w:r>
+        <w:rPr>
+          <w:sz w:val="28"/>
+          <w:szCs w:val="28"/>
+          <w:lang w:val="en-US"/>
+        </w:rPr>
+        <w:t>setLeds</w:t>
+      </w:r>
+      <w:proofErr w:type="spellEnd"/>
+      <w:r>
+        <w:rPr>
+          <w:sz w:val="28"/>
+          <w:szCs w:val="28"/>
+          <w:lang w:val="en-US"/>
+        </w:rPr>
+        <w:t>(</w:t>
+      </w:r>
+      <w:proofErr w:type="gramEnd"/>
+      <w:r>
+        <w:rPr>
+          <w:sz w:val="28"/>
+          <w:szCs w:val="28"/>
+          <w:lang w:val="en-US"/>
+        </w:rPr>
+        <w:t>int s) {</w:t>
+      </w:r>
+    </w:p>
+    <w:p>
+      <w:pPr>
+        <w:rPr>
+          <w:sz w:val="28"/>
+          <w:szCs w:val="28"/>
+          <w:lang w:val="en-US"/>
+        </w:rPr>
+      </w:pPr>
+      <w:r>
+        <w:rPr>
+          <w:sz w:val="28"/>
+          <w:szCs w:val="28"/>
+          <w:lang w:val="en-US"/>
+        </w:rPr>
+        <w:t xml:space="preserve">  </w:t>
+      </w:r>
+      <w:proofErr w:type="spellStart"/>
+      <w:proofErr w:type="gramStart"/>
+      <w:r>
+        <w:rPr>
+          <w:sz w:val="28"/>
+          <w:szCs w:val="28"/>
+          <w:lang w:val="en-US"/>
+        </w:rPr>
+        <w:t>digitalWrite</w:t>
+      </w:r>
+      <w:proofErr w:type="spellEnd"/>
+      <w:r>
+        <w:rPr>
+          <w:sz w:val="28"/>
+          <w:szCs w:val="28"/>
+          <w:lang w:val="en-US"/>
+        </w:rPr>
+        <w:t>(</w:t>
+      </w:r>
+      <w:proofErr w:type="gramEnd"/>
+      <w:r>
+        <w:rPr>
+          <w:sz w:val="28"/>
+          <w:szCs w:val="28"/>
+          <w:lang w:val="en-US"/>
+        </w:rPr>
+        <w:t xml:space="preserve">LED_G, s == OK); </w:t>
+      </w:r>
+      <w:proofErr w:type="spellStart"/>
+      <w:proofErr w:type="gramStart"/>
+      <w:r>
+        <w:rPr>
+          <w:sz w:val="28"/>
+          <w:szCs w:val="28"/>
+          <w:lang w:val="en-US"/>
+        </w:rPr>
+        <w:t>digitalWrite</w:t>
+      </w:r>
+      <w:proofErr w:type="spellEnd"/>
+      <w:r>
+        <w:rPr>
+          <w:sz w:val="28"/>
+          <w:szCs w:val="28"/>
+          <w:lang w:val="en-US"/>
+        </w:rPr>
+        <w:t>(</w:t>
+      </w:r>
+      <w:proofErr w:type="gramEnd"/>
+      <w:r>
+        <w:rPr>
+          <w:sz w:val="28"/>
+          <w:szCs w:val="28"/>
+          <w:lang w:val="en-US"/>
+        </w:rPr>
+        <w:t xml:space="preserve">LED_Y, s == MID); </w:t>
+      </w:r>
+      <w:proofErr w:type="spellStart"/>
+      <w:proofErr w:type="gramStart"/>
+      <w:r>
+        <w:rPr>
+          <w:sz w:val="28"/>
+          <w:szCs w:val="28"/>
+          <w:lang w:val="en-US"/>
+        </w:rPr>
+        <w:t>digitalWrite</w:t>
+      </w:r>
+      <w:proofErr w:type="spellEnd"/>
+      <w:r>
+        <w:rPr>
+          <w:sz w:val="28"/>
+          <w:szCs w:val="28"/>
+          <w:lang w:val="en-US"/>
+        </w:rPr>
+        <w:t>(</w:t>
+      </w:r>
+      <w:proofErr w:type="gramEnd"/>
+      <w:r>
+        <w:rPr>
+          <w:sz w:val="28"/>
+          <w:szCs w:val="28"/>
+          <w:lang w:val="en-US"/>
+        </w:rPr>
+        <w:t>LED_R, s == DRY);</w:t>
+      </w:r>
+    </w:p>
+    <w:p>
+      <w:pPr>
+        <w:rPr>
+          <w:sz w:val="28"/>
+          <w:szCs w:val="28"/>
+          <w:lang w:val="en-US"/>
+        </w:rPr>
+      </w:pPr>
+      <w:r>
+        <w:rPr>
+          <w:sz w:val="28"/>
+          <w:szCs w:val="28"/>
+          <w:lang w:val="en-US"/>
+        </w:rPr>
         <w:t>}</w:t>
       </w:r>
     </w:p>
@@ -14541,77 +15783,344 @@
           <w:lang w:val="en-US"/>
         </w:rPr>
       </w:pPr>
-      <w:r/>
-    </w:p>
-    <w:p>
-      <w:pPr>
-        <w:rPr>
-          <w:sz w:val="28"/>
-          <w:szCs w:val="28"/>
-          <w:lang w:val="en-US"/>
-        </w:rPr>
-      </w:pPr>
-      <w:r>
-        <w:t>void show(int soil, int rain) {</w:t>
-      </w:r>
-    </w:p>
-    <w:p>
-      <w:pPr>
-        <w:rPr>
-          <w:sz w:val="28"/>
-          <w:szCs w:val="28"/>
-          <w:lang w:val="en-US"/>
-        </w:rPr>
-      </w:pPr>
-      <w:r>
-        <w:t xml:space="preserve">  char a[17], b[17];</w:t>
-      </w:r>
-    </w:p>
-    <w:p>
-      <w:pPr>
-        <w:rPr>
-          <w:sz w:val="28"/>
-          <w:szCs w:val="28"/>
-          <w:lang w:val="en-US"/>
-        </w:rPr>
-      </w:pPr>
-      <w:r>
-        <w:t xml:space="preserve">  if (page == 0) {</w:t>
-      </w:r>
-    </w:p>
-    <w:p>
-      <w:pPr>
-        <w:rPr>
-          <w:sz w:val="28"/>
-          <w:szCs w:val="28"/>
-          <w:lang w:val="en-US"/>
-        </w:rPr>
-      </w:pPr>
-      <w:r>
-        <w:t xml:space="preserve">    snprintf(a, 17, "Soil:%3d%%      ", soil);</w:t>
-      </w:r>
-    </w:p>
-    <w:p>
-      <w:pPr>
-        <w:rPr>
-          <w:sz w:val="28"/>
-          <w:szCs w:val="28"/>
-          <w:lang w:val="en-US"/>
-        </w:rPr>
-      </w:pPr>
-      <w:r>
-        <w:t xml:space="preserve">    snprintf(b, 17, muted ? "Mode:%-4s  M    " : "Mode:%-4s       ", name(st));</w:t>
-      </w:r>
-    </w:p>
-    <w:p>
-      <w:pPr>
-        <w:rPr>
-          <w:sz w:val="28"/>
-          <w:szCs w:val="28"/>
-          <w:lang w:val="en-US"/>
-        </w:rPr>
-      </w:pPr>
-      <w:r>
+    </w:p>
+    <w:p>
+      <w:pPr>
+        <w:rPr>
+          <w:sz w:val="28"/>
+          <w:szCs w:val="28"/>
+          <w:lang w:val="en-US"/>
+        </w:rPr>
+      </w:pPr>
+      <w:r>
+        <w:rPr>
+          <w:sz w:val="28"/>
+          <w:szCs w:val="28"/>
+          <w:lang w:val="en-US"/>
+        </w:rPr>
+        <w:t xml:space="preserve">void </w:t>
+      </w:r>
+      <w:proofErr w:type="gramStart"/>
+      <w:r>
+        <w:rPr>
+          <w:sz w:val="28"/>
+          <w:szCs w:val="28"/>
+          <w:lang w:val="en-US"/>
+        </w:rPr>
+        <w:t>show(</w:t>
+      </w:r>
+      <w:proofErr w:type="gramEnd"/>
+      <w:r>
+        <w:rPr>
+          <w:sz w:val="28"/>
+          <w:szCs w:val="28"/>
+          <w:lang w:val="en-US"/>
+        </w:rPr>
+        <w:t xml:space="preserve">int soil, int </w:t>
+      </w:r>
+      <w:proofErr w:type="gramStart"/>
+      <w:r>
+        <w:rPr>
+          <w:sz w:val="28"/>
+          <w:szCs w:val="28"/>
+          <w:lang w:val="en-US"/>
+        </w:rPr>
+        <w:t>rain) {</w:t>
+      </w:r>
+      <w:proofErr w:type="gramEnd"/>
+    </w:p>
+    <w:p>
+      <w:pPr>
+        <w:rPr>
+          <w:sz w:val="28"/>
+          <w:szCs w:val="28"/>
+          <w:lang w:val="en-US"/>
+        </w:rPr>
+      </w:pPr>
+      <w:r>
+        <w:rPr>
+          <w:sz w:val="28"/>
+          <w:szCs w:val="28"/>
+          <w:lang w:val="en-US"/>
+        </w:rPr>
+        <w:t xml:space="preserve">  char </w:t>
+      </w:r>
+      <w:proofErr w:type="gramStart"/>
+      <w:r>
+        <w:rPr>
+          <w:sz w:val="28"/>
+          <w:szCs w:val="28"/>
+          <w:lang w:val="en-US"/>
+        </w:rPr>
+        <w:t>a[</w:t>
+      </w:r>
+      <w:proofErr w:type="gramEnd"/>
+      <w:r>
+        <w:rPr>
+          <w:sz w:val="28"/>
+          <w:szCs w:val="28"/>
+          <w:lang w:val="en-US"/>
+        </w:rPr>
+        <w:t xml:space="preserve">17], </w:t>
+      </w:r>
+      <w:proofErr w:type="gramStart"/>
+      <w:r>
+        <w:rPr>
+          <w:sz w:val="28"/>
+          <w:szCs w:val="28"/>
+          <w:lang w:val="en-US"/>
+        </w:rPr>
+        <w:t>b[</w:t>
+      </w:r>
+      <w:proofErr w:type="gramEnd"/>
+      <w:r>
+        <w:rPr>
+          <w:sz w:val="28"/>
+          <w:szCs w:val="28"/>
+          <w:lang w:val="en-US"/>
+        </w:rPr>
+        <w:t>17];</w:t>
+      </w:r>
+    </w:p>
+    <w:p>
+      <w:pPr>
+        <w:rPr>
+          <w:sz w:val="28"/>
+          <w:szCs w:val="28"/>
+          <w:lang w:val="en-US"/>
+        </w:rPr>
+      </w:pPr>
+      <w:r>
+        <w:rPr>
+          <w:sz w:val="28"/>
+          <w:szCs w:val="28"/>
+          <w:lang w:val="en-US"/>
+        </w:rPr>
+        <w:t xml:space="preserve">  if (page == </w:t>
+      </w:r>
+      <w:proofErr w:type="gramStart"/>
+      <w:r>
+        <w:rPr>
+          <w:sz w:val="28"/>
+          <w:szCs w:val="28"/>
+          <w:lang w:val="en-US"/>
+        </w:rPr>
+        <w:t>0) {</w:t>
+      </w:r>
+      <w:proofErr w:type="gramEnd"/>
+    </w:p>
+    <w:p>
+      <w:pPr>
+        <w:rPr>
+          <w:sz w:val="28"/>
+          <w:szCs w:val="28"/>
+          <w:lang w:val="en-US"/>
+        </w:rPr>
+      </w:pPr>
+      <w:r>
+        <w:rPr>
+          <w:sz w:val="28"/>
+          <w:szCs w:val="28"/>
+          <w:lang w:val="en-US"/>
+        </w:rPr>
+        <w:t xml:space="preserve">    </w:t>
+      </w:r>
+      <w:proofErr w:type="spellStart"/>
+      <w:proofErr w:type="gramStart"/>
+      <w:r>
+        <w:rPr>
+          <w:sz w:val="28"/>
+          <w:szCs w:val="28"/>
+          <w:lang w:val="en-US"/>
+        </w:rPr>
+        <w:t>snprintf</w:t>
+      </w:r>
+      <w:proofErr w:type="spellEnd"/>
+      <w:r>
+        <w:rPr>
+          <w:sz w:val="28"/>
+          <w:szCs w:val="28"/>
+          <w:lang w:val="en-US"/>
+        </w:rPr>
+        <w:t>(</w:t>
+      </w:r>
+      <w:proofErr w:type="gramEnd"/>
+      <w:r>
+        <w:rPr>
+          <w:sz w:val="28"/>
+          <w:szCs w:val="28"/>
+          <w:lang w:val="en-US"/>
+        </w:rPr>
+        <w:t>a, 17, "</w:t>
+      </w:r>
+      <w:proofErr w:type="gramStart"/>
+      <w:r>
+        <w:rPr>
+          <w:sz w:val="28"/>
+          <w:szCs w:val="28"/>
+          <w:lang w:val="en-US"/>
+        </w:rPr>
+        <w:t>Soil:%</w:t>
+      </w:r>
+      <w:proofErr w:type="gramEnd"/>
+      <w:r>
+        <w:rPr>
+          <w:sz w:val="28"/>
+          <w:szCs w:val="28"/>
+          <w:lang w:val="en-US"/>
+        </w:rPr>
+        <w:t>3d%%      ", soil);</w:t>
+      </w:r>
+    </w:p>
+    <w:p>
+      <w:pPr>
+        <w:rPr>
+          <w:sz w:val="28"/>
+          <w:szCs w:val="28"/>
+          <w:lang w:val="en-US"/>
+        </w:rPr>
+      </w:pPr>
+      <w:r>
+        <w:rPr>
+          <w:sz w:val="28"/>
+          <w:szCs w:val="28"/>
+          <w:lang w:val="en-US"/>
+        </w:rPr>
+        <w:t xml:space="preserve">    </w:t>
+      </w:r>
+      <w:proofErr w:type="spellStart"/>
+      <w:proofErr w:type="gramStart"/>
+      <w:r>
+        <w:rPr>
+          <w:sz w:val="28"/>
+          <w:szCs w:val="28"/>
+          <w:lang w:val="en-US"/>
+        </w:rPr>
+        <w:t>snprintf</w:t>
+      </w:r>
+      <w:proofErr w:type="spellEnd"/>
+      <w:r>
+        <w:rPr>
+          <w:sz w:val="28"/>
+          <w:szCs w:val="28"/>
+          <w:lang w:val="en-US"/>
+        </w:rPr>
+        <w:t>(</w:t>
+      </w:r>
+      <w:proofErr w:type="gramEnd"/>
+      <w:r>
+        <w:rPr>
+          <w:sz w:val="28"/>
+          <w:szCs w:val="28"/>
+          <w:lang w:val="en-US"/>
+        </w:rPr>
+        <w:t xml:space="preserve">b, 17, </w:t>
+      </w:r>
+      <w:proofErr w:type="gramStart"/>
+      <w:r>
+        <w:rPr>
+          <w:sz w:val="28"/>
+          <w:szCs w:val="28"/>
+          <w:lang w:val="en-US"/>
+        </w:rPr>
+        <w:t>muted ?</w:t>
+      </w:r>
+      <w:proofErr w:type="gramEnd"/>
+      <w:r>
+        <w:rPr>
+          <w:sz w:val="28"/>
+          <w:szCs w:val="28"/>
+          <w:lang w:val="en-US"/>
+        </w:rPr>
+        <w:t xml:space="preserve"> "</w:t>
+      </w:r>
+      <w:proofErr w:type="gramStart"/>
+      <w:r>
+        <w:rPr>
+          <w:sz w:val="28"/>
+          <w:szCs w:val="28"/>
+          <w:lang w:val="en-US"/>
+        </w:rPr>
+        <w:t>Mode:%</w:t>
+      </w:r>
+      <w:proofErr w:type="gramEnd"/>
+      <w:r>
+        <w:rPr>
+          <w:sz w:val="28"/>
+          <w:szCs w:val="28"/>
+          <w:lang w:val="en-US"/>
+        </w:rPr>
+        <w:t>-4</w:t>
+      </w:r>
+      <w:proofErr w:type="gramStart"/>
+      <w:r>
+        <w:rPr>
+          <w:sz w:val="28"/>
+          <w:szCs w:val="28"/>
+          <w:lang w:val="en-US"/>
+        </w:rPr>
+        <w:t>s  M</w:t>
+      </w:r>
+      <w:proofErr w:type="gramEnd"/>
+      <w:r>
+        <w:rPr>
+          <w:sz w:val="28"/>
+          <w:szCs w:val="28"/>
+          <w:lang w:val="en-US"/>
+        </w:rPr>
+        <w:t xml:space="preserve">    </w:t>
+      </w:r>
+      <w:proofErr w:type="gramStart"/>
+      <w:r>
+        <w:rPr>
+          <w:sz w:val="28"/>
+          <w:szCs w:val="28"/>
+          <w:lang w:val="en-US"/>
+        </w:rPr>
+        <w:t>" :</w:t>
+      </w:r>
+      <w:proofErr w:type="gramEnd"/>
+      <w:r>
+        <w:rPr>
+          <w:sz w:val="28"/>
+          <w:szCs w:val="28"/>
+          <w:lang w:val="en-US"/>
+        </w:rPr>
+        <w:t xml:space="preserve"> "</w:t>
+      </w:r>
+      <w:proofErr w:type="gramStart"/>
+      <w:r>
+        <w:rPr>
+          <w:sz w:val="28"/>
+          <w:szCs w:val="28"/>
+          <w:lang w:val="en-US"/>
+        </w:rPr>
+        <w:t>Mode:%</w:t>
+      </w:r>
+      <w:proofErr w:type="gramEnd"/>
+      <w:r>
+        <w:rPr>
+          <w:sz w:val="28"/>
+          <w:szCs w:val="28"/>
+          <w:lang w:val="en-US"/>
+        </w:rPr>
+        <w:t>-4s       ", name(st));</w:t>
+      </w:r>
+    </w:p>
+    <w:p>
+      <w:pPr>
+        <w:rPr>
+          <w:sz w:val="28"/>
+          <w:szCs w:val="28"/>
+          <w:lang w:val="en-US"/>
+        </w:rPr>
+      </w:pPr>
+      <w:r>
+        <w:rPr>
+          <w:sz w:val="28"/>
+          <w:szCs w:val="28"/>
+          <w:lang w:val="en-US"/>
+        </w:rPr>
         <w:t xml:space="preserve">  } else {</w:t>
       </w:r>
     </w:p>
@@ -14624,30 +16133,202 @@
         </w:rPr>
       </w:pPr>
       <w:r>
-        <w:t xml:space="preserve">    snprintf(a, 17, "Rain:%3d%% Pump%c", rain, digitalRead(PUMP) ? '+' : '-');</w:t>
-      </w:r>
-    </w:p>
-    <w:p>
-      <w:pPr>
-        <w:rPr>
-          <w:sz w:val="28"/>
-          <w:szCs w:val="28"/>
-          <w:lang w:val="en-US"/>
-        </w:rPr>
-      </w:pPr>
-      <w:r>
-        <w:t xml:space="preserve">    snprintf(b, 17, "Irrigat    v1.0");</w:t>
-      </w:r>
-    </w:p>
-    <w:p>
-      <w:pPr>
-        <w:rPr>
-          <w:sz w:val="28"/>
-          <w:szCs w:val="28"/>
-          <w:lang w:val="en-US"/>
-        </w:rPr>
-      </w:pPr>
-      <w:r>
+        <w:rPr>
+          <w:sz w:val="28"/>
+          <w:szCs w:val="28"/>
+          <w:lang w:val="en-US"/>
+        </w:rPr>
+        <w:lastRenderedPageBreak/>
+        <w:t xml:space="preserve">    </w:t>
+      </w:r>
+      <w:proofErr w:type="spellStart"/>
+      <w:proofErr w:type="gramStart"/>
+      <w:r>
+        <w:rPr>
+          <w:sz w:val="28"/>
+          <w:szCs w:val="28"/>
+          <w:lang w:val="en-US"/>
+        </w:rPr>
+        <w:t>snprintf</w:t>
+      </w:r>
+      <w:proofErr w:type="spellEnd"/>
+      <w:r>
+        <w:rPr>
+          <w:sz w:val="28"/>
+          <w:szCs w:val="28"/>
+          <w:lang w:val="en-US"/>
+        </w:rPr>
+        <w:t>(</w:t>
+      </w:r>
+      <w:proofErr w:type="gramEnd"/>
+      <w:r>
+        <w:rPr>
+          <w:sz w:val="28"/>
+          <w:szCs w:val="28"/>
+          <w:lang w:val="en-US"/>
+        </w:rPr>
+        <w:t>a, 17, "</w:t>
+      </w:r>
+      <w:proofErr w:type="gramStart"/>
+      <w:r>
+        <w:rPr>
+          <w:sz w:val="28"/>
+          <w:szCs w:val="28"/>
+          <w:lang w:val="en-US"/>
+        </w:rPr>
+        <w:t>Rain:%</w:t>
+      </w:r>
+      <w:proofErr w:type="gramEnd"/>
+      <w:r>
+        <w:rPr>
+          <w:sz w:val="28"/>
+          <w:szCs w:val="28"/>
+          <w:lang w:val="en-US"/>
+        </w:rPr>
+        <w:t xml:space="preserve">3d%% </w:t>
+      </w:r>
+      <w:proofErr w:type="spellStart"/>
+      <w:r>
+        <w:rPr>
+          <w:sz w:val="28"/>
+          <w:szCs w:val="28"/>
+          <w:lang w:val="en-US"/>
+        </w:rPr>
+        <w:t>Pump%c</w:t>
+      </w:r>
+      <w:proofErr w:type="spellEnd"/>
+      <w:r>
+        <w:rPr>
+          <w:sz w:val="28"/>
+          <w:szCs w:val="28"/>
+          <w:lang w:val="en-US"/>
+        </w:rPr>
+        <w:t xml:space="preserve">", rain, </w:t>
+      </w:r>
+      <w:proofErr w:type="spellStart"/>
+      <w:proofErr w:type="gramStart"/>
+      <w:r>
+        <w:rPr>
+          <w:sz w:val="28"/>
+          <w:szCs w:val="28"/>
+          <w:lang w:val="en-US"/>
+        </w:rPr>
+        <w:t>digitalRead</w:t>
+      </w:r>
+      <w:proofErr w:type="spellEnd"/>
+      <w:r>
+        <w:rPr>
+          <w:sz w:val="28"/>
+          <w:szCs w:val="28"/>
+          <w:lang w:val="en-US"/>
+        </w:rPr>
+        <w:t>(</w:t>
+      </w:r>
+      <w:proofErr w:type="gramEnd"/>
+      <w:r>
+        <w:rPr>
+          <w:sz w:val="28"/>
+          <w:szCs w:val="28"/>
+          <w:lang w:val="en-US"/>
+        </w:rPr>
+        <w:t>PUMP</w:t>
+      </w:r>
+      <w:proofErr w:type="gramStart"/>
+      <w:r>
+        <w:rPr>
+          <w:sz w:val="28"/>
+          <w:szCs w:val="28"/>
+          <w:lang w:val="en-US"/>
+        </w:rPr>
+        <w:t>) ?</w:t>
+      </w:r>
+      <w:proofErr w:type="gramEnd"/>
+      <w:r>
+        <w:rPr>
+          <w:sz w:val="28"/>
+          <w:szCs w:val="28"/>
+          <w:lang w:val="en-US"/>
+        </w:rPr>
+        <w:t xml:space="preserve"> '+' : '-');</w:t>
+      </w:r>
+    </w:p>
+    <w:p>
+      <w:pPr>
+        <w:rPr>
+          <w:sz w:val="28"/>
+          <w:szCs w:val="28"/>
+          <w:lang w:val="en-US"/>
+        </w:rPr>
+      </w:pPr>
+      <w:r>
+        <w:rPr>
+          <w:sz w:val="28"/>
+          <w:szCs w:val="28"/>
+          <w:lang w:val="en-US"/>
+        </w:rPr>
+        <w:t xml:space="preserve">    </w:t>
+      </w:r>
+      <w:proofErr w:type="spellStart"/>
+      <w:proofErr w:type="gramStart"/>
+      <w:r>
+        <w:rPr>
+          <w:sz w:val="28"/>
+          <w:szCs w:val="28"/>
+          <w:lang w:val="en-US"/>
+        </w:rPr>
+        <w:t>snprintf</w:t>
+      </w:r>
+      <w:proofErr w:type="spellEnd"/>
+      <w:r>
+        <w:rPr>
+          <w:sz w:val="28"/>
+          <w:szCs w:val="28"/>
+          <w:lang w:val="en-US"/>
+        </w:rPr>
+        <w:t>(</w:t>
+      </w:r>
+      <w:proofErr w:type="gramEnd"/>
+      <w:r>
+        <w:rPr>
+          <w:sz w:val="28"/>
+          <w:szCs w:val="28"/>
+          <w:lang w:val="en-US"/>
+        </w:rPr>
+        <w:t>b, 17, "</w:t>
+      </w:r>
+      <w:proofErr w:type="spellStart"/>
+      <w:r>
+        <w:rPr>
+          <w:sz w:val="28"/>
+          <w:szCs w:val="28"/>
+          <w:lang w:val="en-US"/>
+        </w:rPr>
+        <w:t>Irrigat</w:t>
+      </w:r>
+      <w:proofErr w:type="spellEnd"/>
+      <w:r>
+        <w:rPr>
+          <w:sz w:val="28"/>
+          <w:szCs w:val="28"/>
+          <w:lang w:val="en-US"/>
+        </w:rPr>
+        <w:t xml:space="preserve">    v1.0");</w:t>
+      </w:r>
+    </w:p>
+    <w:p>
+      <w:pPr>
+        <w:rPr>
+          <w:sz w:val="28"/>
+          <w:szCs w:val="28"/>
+          <w:lang w:val="en-US"/>
+        </w:rPr>
+      </w:pPr>
+      <w:r>
+        <w:rPr>
+          <w:sz w:val="28"/>
+          <w:szCs w:val="28"/>
+          <w:lang w:val="en-US"/>
+        </w:rPr>
         <w:t xml:space="preserve">  }</w:t>
       </w:r>
     </w:p>
@@ -14660,30 +16341,121 @@
         </w:rPr>
       </w:pPr>
       <w:r>
-        <w:t xml:space="preserve">  lcd.setCursor(0, 0); lcd.print(a);</w:t>
-      </w:r>
-    </w:p>
-    <w:p>
-      <w:pPr>
-        <w:rPr>
-          <w:sz w:val="28"/>
-          <w:szCs w:val="28"/>
-          <w:lang w:val="en-US"/>
-        </w:rPr>
-      </w:pPr>
-      <w:r>
-        <w:t xml:space="preserve">  lcd.setCursor(0, 1); lcd.print(b);</w:t>
-      </w:r>
-    </w:p>
-    <w:p>
-      <w:pPr>
-        <w:rPr>
-          <w:sz w:val="28"/>
-          <w:szCs w:val="28"/>
-          <w:lang w:val="en-US"/>
-        </w:rPr>
-      </w:pPr>
-      <w:r>
+        <w:rPr>
+          <w:sz w:val="28"/>
+          <w:szCs w:val="28"/>
+          <w:lang w:val="en-US"/>
+        </w:rPr>
+        <w:t xml:space="preserve">  </w:t>
+      </w:r>
+      <w:proofErr w:type="spellStart"/>
+      <w:proofErr w:type="gramStart"/>
+      <w:r>
+        <w:rPr>
+          <w:sz w:val="28"/>
+          <w:szCs w:val="28"/>
+          <w:lang w:val="en-US"/>
+        </w:rPr>
+        <w:t>lcd.setCursor</w:t>
+      </w:r>
+      <w:proofErr w:type="spellEnd"/>
+      <w:proofErr w:type="gramEnd"/>
+      <w:r>
+        <w:rPr>
+          <w:sz w:val="28"/>
+          <w:szCs w:val="28"/>
+          <w:lang w:val="en-US"/>
+        </w:rPr>
+        <w:t xml:space="preserve">(0, 0); </w:t>
+      </w:r>
+      <w:proofErr w:type="spellStart"/>
+      <w:r>
+        <w:rPr>
+          <w:sz w:val="28"/>
+          <w:szCs w:val="28"/>
+          <w:lang w:val="en-US"/>
+        </w:rPr>
+        <w:t>lcd.print</w:t>
+      </w:r>
+      <w:proofErr w:type="spellEnd"/>
+      <w:r>
+        <w:rPr>
+          <w:sz w:val="28"/>
+          <w:szCs w:val="28"/>
+          <w:lang w:val="en-US"/>
+        </w:rPr>
+        <w:t>(a);</w:t>
+      </w:r>
+    </w:p>
+    <w:p>
+      <w:pPr>
+        <w:rPr>
+          <w:sz w:val="28"/>
+          <w:szCs w:val="28"/>
+          <w:lang w:val="en-US"/>
+        </w:rPr>
+      </w:pPr>
+      <w:r>
+        <w:rPr>
+          <w:sz w:val="28"/>
+          <w:szCs w:val="28"/>
+          <w:lang w:val="en-US"/>
+        </w:rPr>
+        <w:t xml:space="preserve">  </w:t>
+      </w:r>
+      <w:proofErr w:type="spellStart"/>
+      <w:proofErr w:type="gramStart"/>
+      <w:r>
+        <w:rPr>
+          <w:sz w:val="28"/>
+          <w:szCs w:val="28"/>
+          <w:lang w:val="en-US"/>
+        </w:rPr>
+        <w:t>lcd.setCursor</w:t>
+      </w:r>
+      <w:proofErr w:type="spellEnd"/>
+      <w:proofErr w:type="gramEnd"/>
+      <w:r>
+        <w:rPr>
+          <w:sz w:val="28"/>
+          <w:szCs w:val="28"/>
+          <w:lang w:val="en-US"/>
+        </w:rPr>
+        <w:t xml:space="preserve">(0, 1); </w:t>
+      </w:r>
+      <w:proofErr w:type="spellStart"/>
+      <w:r>
+        <w:rPr>
+          <w:sz w:val="28"/>
+          <w:szCs w:val="28"/>
+          <w:lang w:val="en-US"/>
+        </w:rPr>
+        <w:t>lcd.print</w:t>
+      </w:r>
+      <w:proofErr w:type="spellEnd"/>
+      <w:r>
+        <w:rPr>
+          <w:sz w:val="28"/>
+          <w:szCs w:val="28"/>
+          <w:lang w:val="en-US"/>
+        </w:rPr>
+        <w:t>(b);</w:t>
+      </w:r>
+    </w:p>
+    <w:p>
+      <w:pPr>
+        <w:rPr>
+          <w:sz w:val="28"/>
+          <w:szCs w:val="28"/>
+          <w:lang w:val="en-US"/>
+        </w:rPr>
+      </w:pPr>
+      <w:r>
+        <w:rPr>
+          <w:sz w:val="28"/>
+          <w:szCs w:val="28"/>
+          <w:lang w:val="en-US"/>
+        </w:rPr>
         <w:t>}</w:t>
       </w:r>
     </w:p>
@@ -14695,41 +16467,129 @@
           <w:lang w:val="en-US"/>
         </w:rPr>
       </w:pPr>
-      <w:r/>
-    </w:p>
-    <w:p>
-      <w:pPr>
-        <w:rPr>
-          <w:sz w:val="28"/>
-          <w:szCs w:val="28"/>
-          <w:lang w:val="en-US"/>
-        </w:rPr>
-      </w:pPr>
-      <w:r>
-        <w:t>bool edge(bool now, bool&amp; prev) {</w:t>
-      </w:r>
-    </w:p>
-    <w:p>
-      <w:pPr>
-        <w:rPr>
-          <w:sz w:val="28"/>
-          <w:szCs w:val="28"/>
-          <w:lang w:val="en-US"/>
-        </w:rPr>
-      </w:pPr>
-      <w:r>
-        <w:t xml:space="preserve">  bool e = (prev == HIGH &amp;&amp; now == LOW); prev = now; return e;</w:t>
-      </w:r>
-    </w:p>
-    <w:p>
-      <w:pPr>
-        <w:rPr>
-          <w:sz w:val="28"/>
-          <w:szCs w:val="28"/>
-          <w:lang w:val="en-US"/>
-        </w:rPr>
-      </w:pPr>
-      <w:r>
+    </w:p>
+    <w:p>
+      <w:pPr>
+        <w:rPr>
+          <w:sz w:val="28"/>
+          <w:szCs w:val="28"/>
+          <w:lang w:val="en-US"/>
+        </w:rPr>
+      </w:pPr>
+      <w:r>
+        <w:rPr>
+          <w:sz w:val="28"/>
+          <w:szCs w:val="28"/>
+          <w:lang w:val="en-US"/>
+        </w:rPr>
+        <w:t xml:space="preserve">bool </w:t>
+      </w:r>
+      <w:proofErr w:type="gramStart"/>
+      <w:r>
+        <w:rPr>
+          <w:sz w:val="28"/>
+          <w:szCs w:val="28"/>
+          <w:lang w:val="en-US"/>
+        </w:rPr>
+        <w:t>edge(</w:t>
+      </w:r>
+      <w:proofErr w:type="gramEnd"/>
+      <w:r>
+        <w:rPr>
+          <w:sz w:val="28"/>
+          <w:szCs w:val="28"/>
+          <w:lang w:val="en-US"/>
+        </w:rPr>
+        <w:t xml:space="preserve">bool now, bool&amp; </w:t>
+      </w:r>
+      <w:proofErr w:type="spellStart"/>
+      <w:proofErr w:type="gramStart"/>
+      <w:r>
+        <w:rPr>
+          <w:sz w:val="28"/>
+          <w:szCs w:val="28"/>
+          <w:lang w:val="en-US"/>
+        </w:rPr>
+        <w:t>prev</w:t>
+      </w:r>
+      <w:proofErr w:type="spellEnd"/>
+      <w:r>
+        <w:rPr>
+          <w:sz w:val="28"/>
+          <w:szCs w:val="28"/>
+          <w:lang w:val="en-US"/>
+        </w:rPr>
+        <w:t>) {</w:t>
+      </w:r>
+      <w:proofErr w:type="gramEnd"/>
+    </w:p>
+    <w:p>
+      <w:pPr>
+        <w:rPr>
+          <w:sz w:val="28"/>
+          <w:szCs w:val="28"/>
+          <w:lang w:val="en-US"/>
+        </w:rPr>
+      </w:pPr>
+      <w:r>
+        <w:rPr>
+          <w:sz w:val="28"/>
+          <w:szCs w:val="28"/>
+          <w:lang w:val="en-US"/>
+        </w:rPr>
+        <w:t xml:space="preserve">  bool e = (</w:t>
+      </w:r>
+      <w:proofErr w:type="spellStart"/>
+      <w:r>
+        <w:rPr>
+          <w:sz w:val="28"/>
+          <w:szCs w:val="28"/>
+          <w:lang w:val="en-US"/>
+        </w:rPr>
+        <w:t>prev</w:t>
+      </w:r>
+      <w:proofErr w:type="spellEnd"/>
+      <w:r>
+        <w:rPr>
+          <w:sz w:val="28"/>
+          <w:szCs w:val="28"/>
+          <w:lang w:val="en-US"/>
+        </w:rPr>
+        <w:t xml:space="preserve"> == HIGH &amp;&amp; now == LOW); </w:t>
+      </w:r>
+      <w:proofErr w:type="spellStart"/>
+      <w:r>
+        <w:rPr>
+          <w:sz w:val="28"/>
+          <w:szCs w:val="28"/>
+          <w:lang w:val="en-US"/>
+        </w:rPr>
+        <w:t>prev</w:t>
+      </w:r>
+      <w:proofErr w:type="spellEnd"/>
+      <w:r>
+        <w:rPr>
+          <w:sz w:val="28"/>
+          <w:szCs w:val="28"/>
+          <w:lang w:val="en-US"/>
+        </w:rPr>
+        <w:t xml:space="preserve"> = now; return e;</w:t>
+      </w:r>
+    </w:p>
+    <w:p>
+      <w:pPr>
+        <w:rPr>
+          <w:sz w:val="28"/>
+          <w:szCs w:val="28"/>
+          <w:lang w:val="en-US"/>
+        </w:rPr>
+      </w:pPr>
+      <w:r>
+        <w:rPr>
+          <w:sz w:val="28"/>
+          <w:szCs w:val="28"/>
+          <w:lang w:val="en-US"/>
+        </w:rPr>
         <w:t>}</w:t>
       </w:r>
     </w:p>
@@ -14741,125 +16601,788 @@
           <w:lang w:val="en-US"/>
         </w:rPr>
       </w:pPr>
-      <w:r/>
-    </w:p>
-    <w:p>
-      <w:pPr>
-        <w:rPr>
-          <w:sz w:val="28"/>
-          <w:szCs w:val="28"/>
-          <w:lang w:val="en-US"/>
-        </w:rPr>
-      </w:pPr>
-      <w:r>
-        <w:t>void setup() {</w:t>
-      </w:r>
-    </w:p>
-    <w:p>
-      <w:pPr>
-        <w:rPr>
-          <w:sz w:val="28"/>
-          <w:szCs w:val="28"/>
-          <w:lang w:val="en-US"/>
-        </w:rPr>
-      </w:pPr>
-      <w:r>
-        <w:t xml:space="preserve">  pinMode(LED_G, OUTPUT); pinMode(LED_Y, OUTPUT); pinMode(LED_R, OUTPUT);</w:t>
-      </w:r>
-    </w:p>
-    <w:p>
-      <w:pPr>
-        <w:rPr>
-          <w:sz w:val="28"/>
-          <w:szCs w:val="28"/>
-          <w:lang w:val="en-US"/>
-        </w:rPr>
-      </w:pPr>
-      <w:r>
-        <w:t xml:space="preserve">  pinMode(PUMP, OUTPUT); pinMode(BUZ, OUTPUT);</w:t>
-      </w:r>
-    </w:p>
-    <w:p>
-      <w:pPr>
-        <w:rPr>
-          <w:sz w:val="28"/>
-          <w:szCs w:val="28"/>
-          <w:lang w:val="en-US"/>
-        </w:rPr>
-      </w:pPr>
-      <w:r>
-        <w:t xml:space="preserve">  pinMode(MUTE, INPUT_PULLUP); pinMode(MODE, INPUT_PULLUP);</w:t>
-      </w:r>
-    </w:p>
-    <w:p>
-      <w:pPr>
-        <w:rPr>
-          <w:sz w:val="28"/>
-          <w:szCs w:val="28"/>
-          <w:lang w:val="en-US"/>
-        </w:rPr>
-      </w:pPr>
-      <w:r>
-        <w:t xml:space="preserve">  lcd.begin(16, 2); lcd.setBacklight(1); lcd.print("Irrigat v1.0");</w:t>
-      </w:r>
-    </w:p>
-    <w:p>
-      <w:pPr>
-        <w:rPr>
-          <w:sz w:val="28"/>
-          <w:szCs w:val="28"/>
-          <w:lang w:val="en-US"/>
-        </w:rPr>
-      </w:pPr>
-      <w:r>
-        <w:t xml:space="preserve">  digitalWrite(LED_G, 1); delay(150); digitalWrite(LED_G, 0);</w:t>
-      </w:r>
-    </w:p>
-    <w:p>
-      <w:pPr>
-        <w:rPr>
-          <w:sz w:val="28"/>
-          <w:szCs w:val="28"/>
-          <w:lang w:val="en-US"/>
-        </w:rPr>
-      </w:pPr>
-      <w:r>
-        <w:t xml:space="preserve">  digitalWrite(LED_Y, 1); delay(150); digitalWrite(LED_Y, 0);</w:t>
-      </w:r>
-    </w:p>
-    <w:p>
-      <w:pPr>
-        <w:rPr>
-          <w:sz w:val="28"/>
-          <w:szCs w:val="28"/>
-          <w:lang w:val="en-US"/>
-        </w:rPr>
-      </w:pPr>
-      <w:r>
-        <w:t xml:space="preserve">  digitalWrite(LED_R, 1); delay(150); digitalWrite(LED_R, 0);</w:t>
-      </w:r>
-    </w:p>
-    <w:p>
-      <w:pPr>
-        <w:rPr>
-          <w:sz w:val="28"/>
-          <w:szCs w:val="28"/>
-          <w:lang w:val="en-US"/>
-        </w:rPr>
-      </w:pPr>
-      <w:r>
-        <w:t xml:space="preserve">  tone(BUZ, 1000, 80); delay(200); lcd.clear(); setLeds(OK);</w:t>
-      </w:r>
-    </w:p>
-    <w:p>
-      <w:pPr>
-        <w:rPr>
-          <w:sz w:val="28"/>
-          <w:szCs w:val="28"/>
-          <w:lang w:val="en-US"/>
-        </w:rPr>
-      </w:pPr>
-      <w:r>
+    </w:p>
+    <w:p>
+      <w:pPr>
+        <w:rPr>
+          <w:sz w:val="28"/>
+          <w:szCs w:val="28"/>
+          <w:lang w:val="en-US"/>
+        </w:rPr>
+      </w:pPr>
+      <w:r>
+        <w:rPr>
+          <w:sz w:val="28"/>
+          <w:szCs w:val="28"/>
+          <w:lang w:val="en-US"/>
+        </w:rPr>
+        <w:t xml:space="preserve">void </w:t>
+      </w:r>
+      <w:proofErr w:type="gramStart"/>
+      <w:r>
+        <w:rPr>
+          <w:sz w:val="28"/>
+          <w:szCs w:val="28"/>
+          <w:lang w:val="en-US"/>
+        </w:rPr>
+        <w:t>setup(</w:t>
+      </w:r>
+      <w:proofErr w:type="gramEnd"/>
+      <w:r>
+        <w:rPr>
+          <w:sz w:val="28"/>
+          <w:szCs w:val="28"/>
+          <w:lang w:val="en-US"/>
+        </w:rPr>
+        <w:t>) {</w:t>
+      </w:r>
+    </w:p>
+    <w:p>
+      <w:pPr>
+        <w:rPr>
+          <w:sz w:val="28"/>
+          <w:szCs w:val="28"/>
+          <w:lang w:val="en-US"/>
+        </w:rPr>
+      </w:pPr>
+      <w:r>
+        <w:rPr>
+          <w:sz w:val="28"/>
+          <w:szCs w:val="28"/>
+          <w:lang w:val="en-US"/>
+        </w:rPr>
+        <w:t xml:space="preserve">  </w:t>
+      </w:r>
+      <w:proofErr w:type="spellStart"/>
+      <w:proofErr w:type="gramStart"/>
+      <w:r>
+        <w:rPr>
+          <w:sz w:val="28"/>
+          <w:szCs w:val="28"/>
+          <w:lang w:val="en-US"/>
+        </w:rPr>
+        <w:t>pinMode</w:t>
+      </w:r>
+      <w:proofErr w:type="spellEnd"/>
+      <w:r>
+        <w:rPr>
+          <w:sz w:val="28"/>
+          <w:szCs w:val="28"/>
+          <w:lang w:val="en-US"/>
+        </w:rPr>
+        <w:t>(</w:t>
+      </w:r>
+      <w:proofErr w:type="gramEnd"/>
+      <w:r>
+        <w:rPr>
+          <w:sz w:val="28"/>
+          <w:szCs w:val="28"/>
+          <w:lang w:val="en-US"/>
+        </w:rPr>
+        <w:t xml:space="preserve">LED_G, OUTPUT); </w:t>
+      </w:r>
+      <w:proofErr w:type="spellStart"/>
+      <w:proofErr w:type="gramStart"/>
+      <w:r>
+        <w:rPr>
+          <w:sz w:val="28"/>
+          <w:szCs w:val="28"/>
+          <w:lang w:val="en-US"/>
+        </w:rPr>
+        <w:t>pinMode</w:t>
+      </w:r>
+      <w:proofErr w:type="spellEnd"/>
+      <w:r>
+        <w:rPr>
+          <w:sz w:val="28"/>
+          <w:szCs w:val="28"/>
+          <w:lang w:val="en-US"/>
+        </w:rPr>
+        <w:t>(</w:t>
+      </w:r>
+      <w:proofErr w:type="gramEnd"/>
+      <w:r>
+        <w:rPr>
+          <w:sz w:val="28"/>
+          <w:szCs w:val="28"/>
+          <w:lang w:val="en-US"/>
+        </w:rPr>
+        <w:t xml:space="preserve">LED_Y, OUTPUT); </w:t>
+      </w:r>
+      <w:proofErr w:type="spellStart"/>
+      <w:proofErr w:type="gramStart"/>
+      <w:r>
+        <w:rPr>
+          <w:sz w:val="28"/>
+          <w:szCs w:val="28"/>
+          <w:lang w:val="en-US"/>
+        </w:rPr>
+        <w:t>pinMode</w:t>
+      </w:r>
+      <w:proofErr w:type="spellEnd"/>
+      <w:r>
+        <w:rPr>
+          <w:sz w:val="28"/>
+          <w:szCs w:val="28"/>
+          <w:lang w:val="en-US"/>
+        </w:rPr>
+        <w:t>(</w:t>
+      </w:r>
+      <w:proofErr w:type="gramEnd"/>
+      <w:r>
+        <w:rPr>
+          <w:sz w:val="28"/>
+          <w:szCs w:val="28"/>
+          <w:lang w:val="en-US"/>
+        </w:rPr>
+        <w:t>LED_R, OUTPUT);</w:t>
+      </w:r>
+    </w:p>
+    <w:p>
+      <w:pPr>
+        <w:rPr>
+          <w:sz w:val="28"/>
+          <w:szCs w:val="28"/>
+          <w:lang w:val="en-US"/>
+        </w:rPr>
+      </w:pPr>
+      <w:r>
+        <w:rPr>
+          <w:sz w:val="28"/>
+          <w:szCs w:val="28"/>
+          <w:lang w:val="en-US"/>
+        </w:rPr>
+        <w:t xml:space="preserve">  </w:t>
+      </w:r>
+      <w:proofErr w:type="spellStart"/>
+      <w:proofErr w:type="gramStart"/>
+      <w:r>
+        <w:rPr>
+          <w:sz w:val="28"/>
+          <w:szCs w:val="28"/>
+          <w:lang w:val="en-US"/>
+        </w:rPr>
+        <w:t>pinMode</w:t>
+      </w:r>
+      <w:proofErr w:type="spellEnd"/>
+      <w:r>
+        <w:rPr>
+          <w:sz w:val="28"/>
+          <w:szCs w:val="28"/>
+          <w:lang w:val="en-US"/>
+        </w:rPr>
+        <w:t>(</w:t>
+      </w:r>
+      <w:proofErr w:type="gramEnd"/>
+      <w:r>
+        <w:rPr>
+          <w:sz w:val="28"/>
+          <w:szCs w:val="28"/>
+          <w:lang w:val="en-US"/>
+        </w:rPr>
+        <w:t xml:space="preserve">PUMP, OUTPUT); </w:t>
+      </w:r>
+      <w:proofErr w:type="spellStart"/>
+      <w:proofErr w:type="gramStart"/>
+      <w:r>
+        <w:rPr>
+          <w:sz w:val="28"/>
+          <w:szCs w:val="28"/>
+          <w:lang w:val="en-US"/>
+        </w:rPr>
+        <w:t>pinMode</w:t>
+      </w:r>
+      <w:proofErr w:type="spellEnd"/>
+      <w:r>
+        <w:rPr>
+          <w:sz w:val="28"/>
+          <w:szCs w:val="28"/>
+          <w:lang w:val="en-US"/>
+        </w:rPr>
+        <w:t>(</w:t>
+      </w:r>
+      <w:proofErr w:type="gramEnd"/>
+      <w:r>
+        <w:rPr>
+          <w:sz w:val="28"/>
+          <w:szCs w:val="28"/>
+          <w:lang w:val="en-US"/>
+        </w:rPr>
+        <w:t>BUZ, OUTPUT);</w:t>
+      </w:r>
+    </w:p>
+    <w:p>
+      <w:pPr>
+        <w:rPr>
+          <w:sz w:val="28"/>
+          <w:szCs w:val="28"/>
+          <w:lang w:val="en-US"/>
+        </w:rPr>
+      </w:pPr>
+      <w:r>
+        <w:rPr>
+          <w:sz w:val="28"/>
+          <w:szCs w:val="28"/>
+          <w:lang w:val="en-US"/>
+        </w:rPr>
+        <w:t xml:space="preserve">  </w:t>
+      </w:r>
+      <w:proofErr w:type="spellStart"/>
+      <w:proofErr w:type="gramStart"/>
+      <w:r>
+        <w:rPr>
+          <w:sz w:val="28"/>
+          <w:szCs w:val="28"/>
+          <w:lang w:val="en-US"/>
+        </w:rPr>
+        <w:t>pinMode</w:t>
+      </w:r>
+      <w:proofErr w:type="spellEnd"/>
+      <w:r>
+        <w:rPr>
+          <w:sz w:val="28"/>
+          <w:szCs w:val="28"/>
+          <w:lang w:val="en-US"/>
+        </w:rPr>
+        <w:t>(</w:t>
+      </w:r>
+      <w:proofErr w:type="gramEnd"/>
+      <w:r>
+        <w:rPr>
+          <w:sz w:val="28"/>
+          <w:szCs w:val="28"/>
+          <w:lang w:val="en-US"/>
+        </w:rPr>
+        <w:t xml:space="preserve">MUTE, INPUT_PULLUP); </w:t>
+      </w:r>
+      <w:proofErr w:type="spellStart"/>
+      <w:proofErr w:type="gramStart"/>
+      <w:r>
+        <w:rPr>
+          <w:sz w:val="28"/>
+          <w:szCs w:val="28"/>
+          <w:lang w:val="en-US"/>
+        </w:rPr>
+        <w:t>pinMode</w:t>
+      </w:r>
+      <w:proofErr w:type="spellEnd"/>
+      <w:r>
+        <w:rPr>
+          <w:sz w:val="28"/>
+          <w:szCs w:val="28"/>
+          <w:lang w:val="en-US"/>
+        </w:rPr>
+        <w:t>(</w:t>
+      </w:r>
+      <w:proofErr w:type="gramEnd"/>
+      <w:r>
+        <w:rPr>
+          <w:sz w:val="28"/>
+          <w:szCs w:val="28"/>
+          <w:lang w:val="en-US"/>
+        </w:rPr>
+        <w:t>MODE, INPUT_PULLUP);</w:t>
+      </w:r>
+    </w:p>
+    <w:p>
+      <w:pPr>
+        <w:rPr>
+          <w:sz w:val="28"/>
+          <w:szCs w:val="28"/>
+          <w:lang w:val="en-US"/>
+        </w:rPr>
+      </w:pPr>
+      <w:r>
+        <w:rPr>
+          <w:sz w:val="28"/>
+          <w:szCs w:val="28"/>
+          <w:lang w:val="en-US"/>
+        </w:rPr>
+        <w:t xml:space="preserve">  </w:t>
+      </w:r>
+      <w:proofErr w:type="spellStart"/>
+      <w:proofErr w:type="gramStart"/>
+      <w:r>
+        <w:rPr>
+          <w:sz w:val="28"/>
+          <w:szCs w:val="28"/>
+          <w:lang w:val="en-US"/>
+        </w:rPr>
+        <w:t>lcd.begin</w:t>
+      </w:r>
+      <w:proofErr w:type="spellEnd"/>
+      <w:proofErr w:type="gramEnd"/>
+      <w:r>
+        <w:rPr>
+          <w:sz w:val="28"/>
+          <w:szCs w:val="28"/>
+          <w:lang w:val="en-US"/>
+        </w:rPr>
+        <w:t xml:space="preserve">(16, 2); </w:t>
+      </w:r>
+      <w:proofErr w:type="spellStart"/>
+      <w:proofErr w:type="gramStart"/>
+      <w:r>
+        <w:rPr>
+          <w:sz w:val="28"/>
+          <w:szCs w:val="28"/>
+          <w:lang w:val="en-US"/>
+        </w:rPr>
+        <w:t>lcd.setBacklight</w:t>
+      </w:r>
+      <w:proofErr w:type="spellEnd"/>
+      <w:proofErr w:type="gramEnd"/>
+      <w:r>
+        <w:rPr>
+          <w:sz w:val="28"/>
+          <w:szCs w:val="28"/>
+          <w:lang w:val="en-US"/>
+        </w:rPr>
+        <w:t xml:space="preserve">(1); </w:t>
+      </w:r>
+      <w:proofErr w:type="spellStart"/>
+      <w:r>
+        <w:rPr>
+          <w:sz w:val="28"/>
+          <w:szCs w:val="28"/>
+          <w:lang w:val="en-US"/>
+        </w:rPr>
+        <w:t>lcd.</w:t>
+      </w:r>
+      <w:proofErr w:type="gramStart"/>
+      <w:r>
+        <w:rPr>
+          <w:sz w:val="28"/>
+          <w:szCs w:val="28"/>
+          <w:lang w:val="en-US"/>
+        </w:rPr>
+        <w:t>print</w:t>
+      </w:r>
+      <w:proofErr w:type="spellEnd"/>
+      <w:r>
+        <w:rPr>
+          <w:sz w:val="28"/>
+          <w:szCs w:val="28"/>
+          <w:lang w:val="en-US"/>
+        </w:rPr>
+        <w:t>(</w:t>
+      </w:r>
+      <w:proofErr w:type="gramEnd"/>
+      <w:r>
+        <w:rPr>
+          <w:sz w:val="28"/>
+          <w:szCs w:val="28"/>
+          <w:lang w:val="en-US"/>
+        </w:rPr>
+        <w:t>"</w:t>
+      </w:r>
+      <w:proofErr w:type="spellStart"/>
+      <w:r>
+        <w:rPr>
+          <w:sz w:val="28"/>
+          <w:szCs w:val="28"/>
+          <w:lang w:val="en-US"/>
+        </w:rPr>
+        <w:t>Irrigat</w:t>
+      </w:r>
+      <w:proofErr w:type="spellEnd"/>
+      <w:r>
+        <w:rPr>
+          <w:sz w:val="28"/>
+          <w:szCs w:val="28"/>
+          <w:lang w:val="en-US"/>
+        </w:rPr>
+        <w:t xml:space="preserve"> v1.0");</w:t>
+      </w:r>
+    </w:p>
+    <w:p>
+      <w:pPr>
+        <w:rPr>
+          <w:sz w:val="28"/>
+          <w:szCs w:val="28"/>
+          <w:lang w:val="en-US"/>
+        </w:rPr>
+      </w:pPr>
+      <w:r>
+        <w:rPr>
+          <w:sz w:val="28"/>
+          <w:szCs w:val="28"/>
+          <w:lang w:val="en-US"/>
+        </w:rPr>
+        <w:t xml:space="preserve">  </w:t>
+      </w:r>
+      <w:proofErr w:type="spellStart"/>
+      <w:proofErr w:type="gramStart"/>
+      <w:r>
+        <w:rPr>
+          <w:sz w:val="28"/>
+          <w:szCs w:val="28"/>
+          <w:lang w:val="en-US"/>
+        </w:rPr>
+        <w:t>digitalWrite</w:t>
+      </w:r>
+      <w:proofErr w:type="spellEnd"/>
+      <w:r>
+        <w:rPr>
+          <w:sz w:val="28"/>
+          <w:szCs w:val="28"/>
+          <w:lang w:val="en-US"/>
+        </w:rPr>
+        <w:t>(</w:t>
+      </w:r>
+      <w:proofErr w:type="gramEnd"/>
+      <w:r>
+        <w:rPr>
+          <w:sz w:val="28"/>
+          <w:szCs w:val="28"/>
+          <w:lang w:val="en-US"/>
+        </w:rPr>
+        <w:t xml:space="preserve">LED_G, 1); </w:t>
+      </w:r>
+      <w:proofErr w:type="gramStart"/>
+      <w:r>
+        <w:rPr>
+          <w:sz w:val="28"/>
+          <w:szCs w:val="28"/>
+          <w:lang w:val="en-US"/>
+        </w:rPr>
+        <w:t>delay(</w:t>
+      </w:r>
+      <w:proofErr w:type="gramEnd"/>
+      <w:r>
+        <w:rPr>
+          <w:sz w:val="28"/>
+          <w:szCs w:val="28"/>
+          <w:lang w:val="en-US"/>
+        </w:rPr>
+        <w:t xml:space="preserve">150); </w:t>
+      </w:r>
+      <w:proofErr w:type="spellStart"/>
+      <w:proofErr w:type="gramStart"/>
+      <w:r>
+        <w:rPr>
+          <w:sz w:val="28"/>
+          <w:szCs w:val="28"/>
+          <w:lang w:val="en-US"/>
+        </w:rPr>
+        <w:t>digitalWrite</w:t>
+      </w:r>
+      <w:proofErr w:type="spellEnd"/>
+      <w:r>
+        <w:rPr>
+          <w:sz w:val="28"/>
+          <w:szCs w:val="28"/>
+          <w:lang w:val="en-US"/>
+        </w:rPr>
+        <w:t>(</w:t>
+      </w:r>
+      <w:proofErr w:type="gramEnd"/>
+      <w:r>
+        <w:rPr>
+          <w:sz w:val="28"/>
+          <w:szCs w:val="28"/>
+          <w:lang w:val="en-US"/>
+        </w:rPr>
+        <w:t>LED_G, 0);</w:t>
+      </w:r>
+    </w:p>
+    <w:p>
+      <w:pPr>
+        <w:rPr>
+          <w:sz w:val="28"/>
+          <w:szCs w:val="28"/>
+          <w:lang w:val="en-US"/>
+        </w:rPr>
+      </w:pPr>
+      <w:r>
+        <w:rPr>
+          <w:sz w:val="28"/>
+          <w:szCs w:val="28"/>
+          <w:lang w:val="en-US"/>
+        </w:rPr>
+        <w:t xml:space="preserve">  </w:t>
+      </w:r>
+      <w:proofErr w:type="spellStart"/>
+      <w:proofErr w:type="gramStart"/>
+      <w:r>
+        <w:rPr>
+          <w:sz w:val="28"/>
+          <w:szCs w:val="28"/>
+          <w:lang w:val="en-US"/>
+        </w:rPr>
+        <w:t>digitalWrite</w:t>
+      </w:r>
+      <w:proofErr w:type="spellEnd"/>
+      <w:r>
+        <w:rPr>
+          <w:sz w:val="28"/>
+          <w:szCs w:val="28"/>
+          <w:lang w:val="en-US"/>
+        </w:rPr>
+        <w:t>(</w:t>
+      </w:r>
+      <w:proofErr w:type="gramEnd"/>
+      <w:r>
+        <w:rPr>
+          <w:sz w:val="28"/>
+          <w:szCs w:val="28"/>
+          <w:lang w:val="en-US"/>
+        </w:rPr>
+        <w:t xml:space="preserve">LED_Y, 1); </w:t>
+      </w:r>
+      <w:proofErr w:type="gramStart"/>
+      <w:r>
+        <w:rPr>
+          <w:sz w:val="28"/>
+          <w:szCs w:val="28"/>
+          <w:lang w:val="en-US"/>
+        </w:rPr>
+        <w:t>delay(</w:t>
+      </w:r>
+      <w:proofErr w:type="gramEnd"/>
+      <w:r>
+        <w:rPr>
+          <w:sz w:val="28"/>
+          <w:szCs w:val="28"/>
+          <w:lang w:val="en-US"/>
+        </w:rPr>
+        <w:t xml:space="preserve">150); </w:t>
+      </w:r>
+      <w:proofErr w:type="spellStart"/>
+      <w:proofErr w:type="gramStart"/>
+      <w:r>
+        <w:rPr>
+          <w:sz w:val="28"/>
+          <w:szCs w:val="28"/>
+          <w:lang w:val="en-US"/>
+        </w:rPr>
+        <w:t>digitalWrite</w:t>
+      </w:r>
+      <w:proofErr w:type="spellEnd"/>
+      <w:r>
+        <w:rPr>
+          <w:sz w:val="28"/>
+          <w:szCs w:val="28"/>
+          <w:lang w:val="en-US"/>
+        </w:rPr>
+        <w:t>(</w:t>
+      </w:r>
+      <w:proofErr w:type="gramEnd"/>
+      <w:r>
+        <w:rPr>
+          <w:sz w:val="28"/>
+          <w:szCs w:val="28"/>
+          <w:lang w:val="en-US"/>
+        </w:rPr>
+        <w:t>LED_Y, 0);</w:t>
+      </w:r>
+    </w:p>
+    <w:p>
+      <w:pPr>
+        <w:rPr>
+          <w:sz w:val="28"/>
+          <w:szCs w:val="28"/>
+          <w:lang w:val="en-US"/>
+        </w:rPr>
+      </w:pPr>
+      <w:r>
+        <w:rPr>
+          <w:sz w:val="28"/>
+          <w:szCs w:val="28"/>
+          <w:lang w:val="en-US"/>
+        </w:rPr>
+        <w:t xml:space="preserve">  </w:t>
+      </w:r>
+      <w:proofErr w:type="spellStart"/>
+      <w:proofErr w:type="gramStart"/>
+      <w:r>
+        <w:rPr>
+          <w:sz w:val="28"/>
+          <w:szCs w:val="28"/>
+          <w:lang w:val="en-US"/>
+        </w:rPr>
+        <w:t>digitalWrite</w:t>
+      </w:r>
+      <w:proofErr w:type="spellEnd"/>
+      <w:r>
+        <w:rPr>
+          <w:sz w:val="28"/>
+          <w:szCs w:val="28"/>
+          <w:lang w:val="en-US"/>
+        </w:rPr>
+        <w:t>(</w:t>
+      </w:r>
+      <w:proofErr w:type="gramEnd"/>
+      <w:r>
+        <w:rPr>
+          <w:sz w:val="28"/>
+          <w:szCs w:val="28"/>
+          <w:lang w:val="en-US"/>
+        </w:rPr>
+        <w:t xml:space="preserve">LED_R, 1); </w:t>
+      </w:r>
+      <w:proofErr w:type="gramStart"/>
+      <w:r>
+        <w:rPr>
+          <w:sz w:val="28"/>
+          <w:szCs w:val="28"/>
+          <w:lang w:val="en-US"/>
+        </w:rPr>
+        <w:t>delay(</w:t>
+      </w:r>
+      <w:proofErr w:type="gramEnd"/>
+      <w:r>
+        <w:rPr>
+          <w:sz w:val="28"/>
+          <w:szCs w:val="28"/>
+          <w:lang w:val="en-US"/>
+        </w:rPr>
+        <w:t xml:space="preserve">150); </w:t>
+      </w:r>
+      <w:proofErr w:type="spellStart"/>
+      <w:proofErr w:type="gramStart"/>
+      <w:r>
+        <w:rPr>
+          <w:sz w:val="28"/>
+          <w:szCs w:val="28"/>
+          <w:lang w:val="en-US"/>
+        </w:rPr>
+        <w:t>digitalWrite</w:t>
+      </w:r>
+      <w:proofErr w:type="spellEnd"/>
+      <w:r>
+        <w:rPr>
+          <w:sz w:val="28"/>
+          <w:szCs w:val="28"/>
+          <w:lang w:val="en-US"/>
+        </w:rPr>
+        <w:t>(</w:t>
+      </w:r>
+      <w:proofErr w:type="gramEnd"/>
+      <w:r>
+        <w:rPr>
+          <w:sz w:val="28"/>
+          <w:szCs w:val="28"/>
+          <w:lang w:val="en-US"/>
+        </w:rPr>
+        <w:t>LED_R, 0);</w:t>
+      </w:r>
+    </w:p>
+    <w:p>
+      <w:pPr>
+        <w:rPr>
+          <w:sz w:val="28"/>
+          <w:szCs w:val="28"/>
+          <w:lang w:val="en-US"/>
+        </w:rPr>
+      </w:pPr>
+      <w:r>
+        <w:rPr>
+          <w:sz w:val="28"/>
+          <w:szCs w:val="28"/>
+          <w:lang w:val="en-US"/>
+        </w:rPr>
+        <w:t xml:space="preserve">  </w:t>
+      </w:r>
+      <w:proofErr w:type="gramStart"/>
+      <w:r>
+        <w:rPr>
+          <w:sz w:val="28"/>
+          <w:szCs w:val="28"/>
+          <w:lang w:val="en-US"/>
+        </w:rPr>
+        <w:t>tone(</w:t>
+      </w:r>
+      <w:proofErr w:type="gramEnd"/>
+      <w:r>
+        <w:rPr>
+          <w:sz w:val="28"/>
+          <w:szCs w:val="28"/>
+          <w:lang w:val="en-US"/>
+        </w:rPr>
+        <w:t xml:space="preserve">BUZ, 1000, 80); </w:t>
+      </w:r>
+      <w:proofErr w:type="gramStart"/>
+      <w:r>
+        <w:rPr>
+          <w:sz w:val="28"/>
+          <w:szCs w:val="28"/>
+          <w:lang w:val="en-US"/>
+        </w:rPr>
+        <w:t>delay(</w:t>
+      </w:r>
+      <w:proofErr w:type="gramEnd"/>
+      <w:r>
+        <w:rPr>
+          <w:sz w:val="28"/>
+          <w:szCs w:val="28"/>
+          <w:lang w:val="en-US"/>
+        </w:rPr>
+        <w:t xml:space="preserve">200); </w:t>
+      </w:r>
+      <w:proofErr w:type="spellStart"/>
+      <w:proofErr w:type="gramStart"/>
+      <w:r>
+        <w:rPr>
+          <w:sz w:val="28"/>
+          <w:szCs w:val="28"/>
+          <w:lang w:val="en-US"/>
+        </w:rPr>
+        <w:t>lcd.clear</w:t>
+      </w:r>
+      <w:proofErr w:type="spellEnd"/>
+      <w:proofErr w:type="gramEnd"/>
+      <w:r>
+        <w:rPr>
+          <w:sz w:val="28"/>
+          <w:szCs w:val="28"/>
+          <w:lang w:val="en-US"/>
+        </w:rPr>
+        <w:t xml:space="preserve">(); </w:t>
+      </w:r>
+      <w:proofErr w:type="spellStart"/>
+      <w:proofErr w:type="gramStart"/>
+      <w:r>
+        <w:rPr>
+          <w:sz w:val="28"/>
+          <w:szCs w:val="28"/>
+          <w:lang w:val="en-US"/>
+        </w:rPr>
+        <w:t>setLeds</w:t>
+      </w:r>
+      <w:proofErr w:type="spellEnd"/>
+      <w:r>
+        <w:rPr>
+          <w:sz w:val="28"/>
+          <w:szCs w:val="28"/>
+          <w:lang w:val="en-US"/>
+        </w:rPr>
+        <w:t>(</w:t>
+      </w:r>
+      <w:proofErr w:type="gramEnd"/>
+      <w:r>
+        <w:rPr>
+          <w:sz w:val="28"/>
+          <w:szCs w:val="28"/>
+          <w:lang w:val="en-US"/>
+        </w:rPr>
+        <w:t>OK);</w:t>
+      </w:r>
+    </w:p>
+    <w:p>
+      <w:pPr>
+        <w:rPr>
+          <w:sz w:val="28"/>
+          <w:szCs w:val="28"/>
+          <w:lang w:val="en-US"/>
+        </w:rPr>
+      </w:pPr>
+      <w:r>
+        <w:rPr>
+          <w:sz w:val="28"/>
+          <w:szCs w:val="28"/>
+          <w:lang w:val="en-US"/>
+        </w:rPr>
         <w:t>}</w:t>
       </w:r>
     </w:p>
@@ -14871,41 +17394,109 @@
           <w:lang w:val="en-US"/>
         </w:rPr>
       </w:pPr>
-      <w:r/>
-    </w:p>
-    <w:p>
-      <w:pPr>
-        <w:rPr>
-          <w:sz w:val="28"/>
-          <w:szCs w:val="28"/>
-          <w:lang w:val="en-US"/>
-        </w:rPr>
-      </w:pPr>
-      <w:r>
-        <w:t>void loop() {</w:t>
-      </w:r>
-    </w:p>
-    <w:p>
-      <w:pPr>
-        <w:rPr>
-          <w:sz w:val="28"/>
-          <w:szCs w:val="28"/>
-          <w:lang w:val="en-US"/>
-        </w:rPr>
-      </w:pPr>
-      <w:r>
-        <w:t xml:space="preserve">  int soil = pct(SOIL), rain = pct(RAIN);</w:t>
-      </w:r>
-    </w:p>
-    <w:p>
-      <w:pPr>
-        <w:rPr>
-          <w:sz w:val="28"/>
-          <w:szCs w:val="28"/>
-          <w:lang w:val="en-US"/>
-        </w:rPr>
-      </w:pPr>
-      <w:r>
+    </w:p>
+    <w:p>
+      <w:pPr>
+        <w:rPr>
+          <w:sz w:val="28"/>
+          <w:szCs w:val="28"/>
+          <w:lang w:val="en-US"/>
+        </w:rPr>
+      </w:pPr>
+      <w:r>
+        <w:rPr>
+          <w:sz w:val="28"/>
+          <w:szCs w:val="28"/>
+          <w:lang w:val="en-US"/>
+        </w:rPr>
+        <w:t xml:space="preserve">void </w:t>
+      </w:r>
+      <w:proofErr w:type="gramStart"/>
+      <w:r>
+        <w:rPr>
+          <w:sz w:val="28"/>
+          <w:szCs w:val="28"/>
+          <w:lang w:val="en-US"/>
+        </w:rPr>
+        <w:t>loop(</w:t>
+      </w:r>
+      <w:proofErr w:type="gramEnd"/>
+      <w:r>
+        <w:rPr>
+          <w:sz w:val="28"/>
+          <w:szCs w:val="28"/>
+          <w:lang w:val="en-US"/>
+        </w:rPr>
+        <w:t>) {</w:t>
+      </w:r>
+    </w:p>
+    <w:p>
+      <w:pPr>
+        <w:rPr>
+          <w:sz w:val="28"/>
+          <w:szCs w:val="28"/>
+          <w:lang w:val="en-US"/>
+        </w:rPr>
+      </w:pPr>
+      <w:r>
+        <w:rPr>
+          <w:sz w:val="28"/>
+          <w:szCs w:val="28"/>
+          <w:lang w:val="en-US"/>
+        </w:rPr>
+        <w:t xml:space="preserve">  int soil = </w:t>
+      </w:r>
+      <w:proofErr w:type="gramStart"/>
+      <w:r>
+        <w:rPr>
+          <w:sz w:val="28"/>
+          <w:szCs w:val="28"/>
+          <w:lang w:val="en-US"/>
+        </w:rPr>
+        <w:t>pct(</w:t>
+      </w:r>
+      <w:proofErr w:type="gramEnd"/>
+      <w:r>
+        <w:rPr>
+          <w:sz w:val="28"/>
+          <w:szCs w:val="28"/>
+          <w:lang w:val="en-US"/>
+        </w:rPr>
+        <w:t xml:space="preserve">SOIL), rain = </w:t>
+      </w:r>
+      <w:proofErr w:type="gramStart"/>
+      <w:r>
+        <w:rPr>
+          <w:sz w:val="28"/>
+          <w:szCs w:val="28"/>
+          <w:lang w:val="en-US"/>
+        </w:rPr>
+        <w:t>pct(</w:t>
+      </w:r>
+      <w:proofErr w:type="gramEnd"/>
+      <w:r>
+        <w:rPr>
+          <w:sz w:val="28"/>
+          <w:szCs w:val="28"/>
+          <w:lang w:val="en-US"/>
+        </w:rPr>
+        <w:t>RAIN);</w:t>
+      </w:r>
+    </w:p>
+    <w:p>
+      <w:pPr>
+        <w:rPr>
+          <w:sz w:val="28"/>
+          <w:szCs w:val="28"/>
+          <w:lang w:val="en-US"/>
+        </w:rPr>
+      </w:pPr>
+      <w:r>
+        <w:rPr>
+          <w:sz w:val="28"/>
+          <w:szCs w:val="28"/>
+          <w:lang w:val="en-US"/>
+        </w:rPr>
         <w:t xml:space="preserve">  st = classify(soil);</w:t>
       </w:r>
     </w:p>
@@ -14918,54 +17509,236 @@
         </w:rPr>
       </w:pPr>
       <w:r>
-        <w:t xml:space="preserve">  if (edge(digitalRead(MUTE), pMute)) muted = !muted;</w:t>
-      </w:r>
-    </w:p>
-    <w:p>
-      <w:pPr>
-        <w:rPr>
-          <w:sz w:val="28"/>
-          <w:szCs w:val="28"/>
-          <w:lang w:val="en-US"/>
-        </w:rPr>
-      </w:pPr>
-      <w:r>
-        <w:t xml:space="preserve">  if (edge(digitalRead(MODE), pMode)) page = 1 - page;</w:t>
-      </w:r>
-    </w:p>
-    <w:p>
-      <w:pPr>
-        <w:rPr>
-          <w:sz w:val="28"/>
-          <w:szCs w:val="28"/>
-          <w:lang w:val="en-US"/>
-        </w:rPr>
-      </w:pPr>
-      <w:r>
-        <w:t xml:space="preserve">  if (st != last) last = st;</w:t>
-      </w:r>
-    </w:p>
-    <w:p>
-      <w:pPr>
-        <w:rPr>
-          <w:sz w:val="28"/>
-          <w:szCs w:val="28"/>
-          <w:lang w:val="en-US"/>
-        </w:rPr>
-      </w:pPr>
-      <w:r>
-        <w:t xml:space="preserve">  setLeds(st);</w:t>
-      </w:r>
-    </w:p>
-    <w:p>
-      <w:pPr>
-        <w:rPr>
-          <w:sz w:val="28"/>
-          <w:szCs w:val="28"/>
-          <w:lang w:val="en-US"/>
-        </w:rPr>
-      </w:pPr>
-      <w:r>
+        <w:rPr>
+          <w:sz w:val="28"/>
+          <w:szCs w:val="28"/>
+          <w:lang w:val="en-US"/>
+        </w:rPr>
+        <w:t xml:space="preserve">  if (edge(</w:t>
+      </w:r>
+      <w:proofErr w:type="spellStart"/>
+      <w:proofErr w:type="gramStart"/>
+      <w:r>
+        <w:rPr>
+          <w:sz w:val="28"/>
+          <w:szCs w:val="28"/>
+          <w:lang w:val="en-US"/>
+        </w:rPr>
+        <w:t>digitalRead</w:t>
+      </w:r>
+      <w:proofErr w:type="spellEnd"/>
+      <w:r>
+        <w:rPr>
+          <w:sz w:val="28"/>
+          <w:szCs w:val="28"/>
+          <w:lang w:val="en-US"/>
+        </w:rPr>
+        <w:t>(</w:t>
+      </w:r>
+      <w:proofErr w:type="gramEnd"/>
+      <w:r>
+        <w:rPr>
+          <w:sz w:val="28"/>
+          <w:szCs w:val="28"/>
+          <w:lang w:val="en-US"/>
+        </w:rPr>
+        <w:t xml:space="preserve">MUTE), </w:t>
+      </w:r>
+      <w:proofErr w:type="spellStart"/>
+      <w:r>
+        <w:rPr>
+          <w:sz w:val="28"/>
+          <w:szCs w:val="28"/>
+          <w:lang w:val="en-US"/>
+        </w:rPr>
+        <w:t>pMute</w:t>
+      </w:r>
+      <w:proofErr w:type="spellEnd"/>
+      <w:r>
+        <w:rPr>
+          <w:sz w:val="28"/>
+          <w:szCs w:val="28"/>
+          <w:lang w:val="en-US"/>
+        </w:rPr>
+        <w:t xml:space="preserve">)) muted </w:t>
+      </w:r>
+      <w:proofErr w:type="gramStart"/>
+      <w:r>
+        <w:rPr>
+          <w:sz w:val="28"/>
+          <w:szCs w:val="28"/>
+          <w:lang w:val="en-US"/>
+        </w:rPr>
+        <w:t>= !muted</w:t>
+      </w:r>
+      <w:proofErr w:type="gramEnd"/>
+      <w:r>
+        <w:rPr>
+          <w:sz w:val="28"/>
+          <w:szCs w:val="28"/>
+          <w:lang w:val="en-US"/>
+        </w:rPr>
+        <w:t>;</w:t>
+      </w:r>
+    </w:p>
+    <w:p>
+      <w:pPr>
+        <w:rPr>
+          <w:sz w:val="28"/>
+          <w:szCs w:val="28"/>
+          <w:lang w:val="en-US"/>
+        </w:rPr>
+      </w:pPr>
+      <w:r>
+        <w:rPr>
+          <w:sz w:val="28"/>
+          <w:szCs w:val="28"/>
+          <w:lang w:val="en-US"/>
+        </w:rPr>
+        <w:t xml:space="preserve">  if (edge(</w:t>
+      </w:r>
+      <w:proofErr w:type="spellStart"/>
+      <w:proofErr w:type="gramStart"/>
+      <w:r>
+        <w:rPr>
+          <w:sz w:val="28"/>
+          <w:szCs w:val="28"/>
+          <w:lang w:val="en-US"/>
+        </w:rPr>
+        <w:t>digitalRead</w:t>
+      </w:r>
+      <w:proofErr w:type="spellEnd"/>
+      <w:r>
+        <w:rPr>
+          <w:sz w:val="28"/>
+          <w:szCs w:val="28"/>
+          <w:lang w:val="en-US"/>
+        </w:rPr>
+        <w:t>(</w:t>
+      </w:r>
+      <w:proofErr w:type="gramEnd"/>
+      <w:r>
+        <w:rPr>
+          <w:sz w:val="28"/>
+          <w:szCs w:val="28"/>
+          <w:lang w:val="en-US"/>
+        </w:rPr>
+        <w:t xml:space="preserve">MODE), </w:t>
+      </w:r>
+      <w:proofErr w:type="spellStart"/>
+      <w:r>
+        <w:rPr>
+          <w:sz w:val="28"/>
+          <w:szCs w:val="28"/>
+          <w:lang w:val="en-US"/>
+        </w:rPr>
+        <w:t>pMode</w:t>
+      </w:r>
+      <w:proofErr w:type="spellEnd"/>
+      <w:r>
+        <w:rPr>
+          <w:sz w:val="28"/>
+          <w:szCs w:val="28"/>
+          <w:lang w:val="en-US"/>
+        </w:rPr>
+        <w:t>)) page = 1 - page;</w:t>
+      </w:r>
+    </w:p>
+    <w:p>
+      <w:pPr>
+        <w:rPr>
+          <w:sz w:val="28"/>
+          <w:szCs w:val="28"/>
+          <w:lang w:val="en-US"/>
+        </w:rPr>
+      </w:pPr>
+      <w:r>
+        <w:rPr>
+          <w:sz w:val="28"/>
+          <w:szCs w:val="28"/>
+          <w:lang w:val="en-US"/>
+        </w:rPr>
+        <w:t xml:space="preserve">  if (</w:t>
+      </w:r>
+      <w:proofErr w:type="gramStart"/>
+      <w:r>
+        <w:rPr>
+          <w:sz w:val="28"/>
+          <w:szCs w:val="28"/>
+          <w:lang w:val="en-US"/>
+        </w:rPr>
+        <w:t>st !</w:t>
+      </w:r>
+      <w:proofErr w:type="gramEnd"/>
+      <w:r>
+        <w:rPr>
+          <w:sz w:val="28"/>
+          <w:szCs w:val="28"/>
+          <w:lang w:val="en-US"/>
+        </w:rPr>
+        <w:t>= last) last = st;</w:t>
+      </w:r>
+    </w:p>
+    <w:p>
+      <w:pPr>
+        <w:rPr>
+          <w:sz w:val="28"/>
+          <w:szCs w:val="28"/>
+        </w:rPr>
+      </w:pPr>
+      <w:r>
+        <w:rPr>
+          <w:sz w:val="28"/>
+          <w:szCs w:val="28"/>
+          <w:lang w:val="en-US"/>
+        </w:rPr>
+        <w:t xml:space="preserve">  </w:t>
+      </w:r>
+      <w:proofErr w:type="spellStart"/>
+      <w:r>
+        <w:rPr>
+          <w:sz w:val="28"/>
+          <w:szCs w:val="28"/>
+        </w:rPr>
+        <w:t>setLeds</w:t>
+      </w:r>
+      <w:proofErr w:type="spellEnd"/>
+      <w:r>
+        <w:rPr>
+          <w:sz w:val="28"/>
+          <w:szCs w:val="28"/>
+        </w:rPr>
+        <w:t>(</w:t>
+      </w:r>
+      <w:proofErr w:type="spellStart"/>
+      <w:r>
+        <w:rPr>
+          <w:sz w:val="28"/>
+          <w:szCs w:val="28"/>
+        </w:rPr>
+        <w:t>st</w:t>
+      </w:r>
+      <w:proofErr w:type="spellEnd"/>
+      <w:r>
+        <w:rPr>
+          <w:sz w:val="28"/>
+          <w:szCs w:val="28"/>
+        </w:rPr>
+        <w:t>);</w:t>
+      </w:r>
+    </w:p>
+    <w:p>
+      <w:pPr>
+        <w:rPr>
+          <w:sz w:val="28"/>
+          <w:szCs w:val="28"/>
+        </w:rPr>
+      </w:pPr>
+      <w:r>
+        <w:rPr>
+          <w:sz w:val="28"/>
+          <w:szCs w:val="28"/>
+        </w:rPr>
         <w:t xml:space="preserve">  // насос: сухая почва и нет сильного «дождя»</w:t>
       </w:r>
     </w:p>
@@ -14978,66 +17751,452 @@
         </w:rPr>
       </w:pPr>
       <w:r>
-        <w:t xml:space="preserve">  bool pumpOn = (st == DRY &amp;&amp; rain &lt; 60);</w:t>
-      </w:r>
-    </w:p>
-    <w:p>
-      <w:pPr>
-        <w:rPr>
-          <w:sz w:val="28"/>
-          <w:szCs w:val="28"/>
-          <w:lang w:val="en-US"/>
-        </w:rPr>
-      </w:pPr>
-      <w:r>
-        <w:t xml:space="preserve">  digitalWrite(PUMP, pumpOn);</w:t>
-      </w:r>
-    </w:p>
-    <w:p>
-      <w:pPr>
-        <w:rPr>
-          <w:sz w:val="28"/>
-          <w:szCs w:val="28"/>
-          <w:lang w:val="en-US"/>
-        </w:rPr>
-      </w:pPr>
-      <w:r>
-        <w:t xml:space="preserve">  if (muted || st != DRY) noTone(BUZ);</w:t>
-      </w:r>
-    </w:p>
-    <w:p>
-      <w:pPr>
-        <w:rPr>
-          <w:sz w:val="28"/>
-          <w:szCs w:val="28"/>
-          <w:lang w:val="en-US"/>
-        </w:rPr>
-      </w:pPr>
-      <w:r>
-        <w:t xml:space="preserve">  else if (millis() - tBeep &gt;= 400) { tone(BUZ, 1800, 120); tBeep = millis(); }</w:t>
-      </w:r>
-    </w:p>
-    <w:p>
-      <w:pPr>
-        <w:rPr>
-          <w:sz w:val="28"/>
-          <w:szCs w:val="28"/>
-          <w:lang w:val="en-US"/>
-        </w:rPr>
-      </w:pPr>
-      <w:r>
-        <w:t xml:space="preserve">  if (millis() - tLcd &gt;= 250) { show(soil, rain); tLcd = millis(); }</w:t>
-      </w:r>
-    </w:p>
-    <w:p>
-      <w:pPr>
-        <w:rPr>
-          <w:sz w:val="28"/>
-          <w:szCs w:val="28"/>
-          <w:lang w:val="en-US"/>
-        </w:rPr>
-      </w:pPr>
-      <w:r>
+        <w:rPr>
+          <w:sz w:val="28"/>
+          <w:szCs w:val="28"/>
+        </w:rPr>
+        <w:t xml:space="preserve">  </w:t>
+      </w:r>
+      <w:r>
+        <w:rPr>
+          <w:sz w:val="28"/>
+          <w:szCs w:val="28"/>
+          <w:lang w:val="en-US"/>
+        </w:rPr>
+        <w:t xml:space="preserve">bool </w:t>
+      </w:r>
+      <w:proofErr w:type="spellStart"/>
+      <w:r>
+        <w:rPr>
+          <w:sz w:val="28"/>
+          <w:szCs w:val="28"/>
+          <w:lang w:val="en-US"/>
+        </w:rPr>
+        <w:t>pumpOn</w:t>
+      </w:r>
+      <w:proofErr w:type="spellEnd"/>
+      <w:r>
+        <w:rPr>
+          <w:sz w:val="28"/>
+          <w:szCs w:val="28"/>
+          <w:lang w:val="en-US"/>
+        </w:rPr>
+        <w:t xml:space="preserve"> = (st == DRY &amp;&amp; rain &lt; 60);</w:t>
+      </w:r>
+    </w:p>
+    <w:p>
+      <w:pPr>
+        <w:rPr>
+          <w:sz w:val="28"/>
+          <w:szCs w:val="28"/>
+          <w:lang w:val="en-US"/>
+        </w:rPr>
+      </w:pPr>
+      <w:r>
+        <w:rPr>
+          <w:sz w:val="28"/>
+          <w:szCs w:val="28"/>
+          <w:lang w:val="en-US"/>
+        </w:rPr>
+        <w:t xml:space="preserve">  </w:t>
+      </w:r>
+      <w:proofErr w:type="spellStart"/>
+      <w:proofErr w:type="gramStart"/>
+      <w:r>
+        <w:rPr>
+          <w:sz w:val="28"/>
+          <w:szCs w:val="28"/>
+          <w:lang w:val="en-US"/>
+        </w:rPr>
+        <w:t>digitalWrite</w:t>
+      </w:r>
+      <w:proofErr w:type="spellEnd"/>
+      <w:r>
+        <w:rPr>
+          <w:sz w:val="28"/>
+          <w:szCs w:val="28"/>
+          <w:lang w:val="en-US"/>
+        </w:rPr>
+        <w:t>(</w:t>
+      </w:r>
+      <w:proofErr w:type="gramEnd"/>
+      <w:r>
+        <w:rPr>
+          <w:sz w:val="28"/>
+          <w:szCs w:val="28"/>
+          <w:lang w:val="en-US"/>
+        </w:rPr>
+        <w:t xml:space="preserve">PUMP, </w:t>
+      </w:r>
+      <w:proofErr w:type="spellStart"/>
+      <w:r>
+        <w:rPr>
+          <w:sz w:val="28"/>
+          <w:szCs w:val="28"/>
+          <w:lang w:val="en-US"/>
+        </w:rPr>
+        <w:t>pumpOn</w:t>
+      </w:r>
+      <w:proofErr w:type="spellEnd"/>
+      <w:r>
+        <w:rPr>
+          <w:sz w:val="28"/>
+          <w:szCs w:val="28"/>
+          <w:lang w:val="en-US"/>
+        </w:rPr>
+        <w:t>);</w:t>
+      </w:r>
+    </w:p>
+    <w:p>
+      <w:pPr>
+        <w:rPr>
+          <w:sz w:val="28"/>
+          <w:szCs w:val="28"/>
+          <w:lang w:val="en-US"/>
+        </w:rPr>
+      </w:pPr>
+      <w:r>
+        <w:rPr>
+          <w:sz w:val="28"/>
+          <w:szCs w:val="28"/>
+          <w:lang w:val="en-US"/>
+        </w:rPr>
+        <w:t xml:space="preserve">  if (muted || </w:t>
+      </w:r>
+      <w:proofErr w:type="gramStart"/>
+      <w:r>
+        <w:rPr>
+          <w:sz w:val="28"/>
+          <w:szCs w:val="28"/>
+          <w:lang w:val="en-US"/>
+        </w:rPr>
+        <w:t>st !</w:t>
+      </w:r>
+      <w:proofErr w:type="gramEnd"/>
+      <w:r>
+        <w:rPr>
+          <w:sz w:val="28"/>
+          <w:szCs w:val="28"/>
+          <w:lang w:val="en-US"/>
+        </w:rPr>
+        <w:t xml:space="preserve">= DRY) </w:t>
+      </w:r>
+      <w:proofErr w:type="spellStart"/>
+      <w:proofErr w:type="gramStart"/>
+      <w:r>
+        <w:rPr>
+          <w:sz w:val="28"/>
+          <w:szCs w:val="28"/>
+          <w:lang w:val="en-US"/>
+        </w:rPr>
+        <w:t>noTone</w:t>
+      </w:r>
+      <w:proofErr w:type="spellEnd"/>
+      <w:r>
+        <w:rPr>
+          <w:sz w:val="28"/>
+          <w:szCs w:val="28"/>
+          <w:lang w:val="en-US"/>
+        </w:rPr>
+        <w:t>(</w:t>
+      </w:r>
+      <w:proofErr w:type="gramEnd"/>
+      <w:r>
+        <w:rPr>
+          <w:sz w:val="28"/>
+          <w:szCs w:val="28"/>
+          <w:lang w:val="en-US"/>
+        </w:rPr>
+        <w:t>BUZ);</w:t>
+      </w:r>
+    </w:p>
+    <w:p>
+      <w:pPr>
+        <w:rPr>
+          <w:sz w:val="28"/>
+          <w:szCs w:val="28"/>
+          <w:lang w:val="en-US"/>
+        </w:rPr>
+      </w:pPr>
+      <w:r>
+        <w:rPr>
+          <w:sz w:val="28"/>
+          <w:szCs w:val="28"/>
+          <w:lang w:val="en-US"/>
+        </w:rPr>
+        <w:t xml:space="preserve">  else if (</w:t>
+      </w:r>
+      <w:proofErr w:type="spellStart"/>
+      <w:proofErr w:type="gramStart"/>
+      <w:r>
+        <w:rPr>
+          <w:sz w:val="28"/>
+          <w:szCs w:val="28"/>
+          <w:lang w:val="en-US"/>
+        </w:rPr>
+        <w:t>millis</w:t>
+      </w:r>
+      <w:proofErr w:type="spellEnd"/>
+      <w:r>
+        <w:rPr>
+          <w:sz w:val="28"/>
+          <w:szCs w:val="28"/>
+          <w:lang w:val="en-US"/>
+        </w:rPr>
+        <w:t>(</w:t>
+      </w:r>
+      <w:proofErr w:type="gramEnd"/>
+      <w:r>
+        <w:rPr>
+          <w:sz w:val="28"/>
+          <w:szCs w:val="28"/>
+          <w:lang w:val="en-US"/>
+        </w:rPr>
+        <w:t xml:space="preserve">) - </w:t>
+      </w:r>
+      <w:proofErr w:type="spellStart"/>
+      <w:r>
+        <w:rPr>
+          <w:sz w:val="28"/>
+          <w:szCs w:val="28"/>
+          <w:lang w:val="en-US"/>
+        </w:rPr>
+        <w:t>tBeep</w:t>
+      </w:r>
+      <w:proofErr w:type="spellEnd"/>
+      <w:r>
+        <w:rPr>
+          <w:sz w:val="28"/>
+          <w:szCs w:val="28"/>
+          <w:lang w:val="en-US"/>
+        </w:rPr>
+        <w:t xml:space="preserve"> &gt;= 400) </w:t>
+      </w:r>
+      <w:proofErr w:type="gramStart"/>
+      <w:r>
+        <w:rPr>
+          <w:sz w:val="28"/>
+          <w:szCs w:val="28"/>
+          <w:lang w:val="en-US"/>
+        </w:rPr>
+        <w:t>{ tone</w:t>
+      </w:r>
+      <w:proofErr w:type="gramEnd"/>
+      <w:r>
+        <w:rPr>
+          <w:sz w:val="28"/>
+          <w:szCs w:val="28"/>
+          <w:lang w:val="en-US"/>
+        </w:rPr>
+        <w:t xml:space="preserve">(BUZ, 1800, 120); </w:t>
+      </w:r>
+      <w:proofErr w:type="spellStart"/>
+      <w:r>
+        <w:rPr>
+          <w:sz w:val="28"/>
+          <w:szCs w:val="28"/>
+          <w:lang w:val="en-US"/>
+        </w:rPr>
+        <w:t>tBeep</w:t>
+      </w:r>
+      <w:proofErr w:type="spellEnd"/>
+      <w:r>
+        <w:rPr>
+          <w:sz w:val="28"/>
+          <w:szCs w:val="28"/>
+          <w:lang w:val="en-US"/>
+        </w:rPr>
+        <w:t xml:space="preserve"> = </w:t>
+      </w:r>
+      <w:proofErr w:type="spellStart"/>
+      <w:proofErr w:type="gramStart"/>
+      <w:r>
+        <w:rPr>
+          <w:sz w:val="28"/>
+          <w:szCs w:val="28"/>
+          <w:lang w:val="en-US"/>
+        </w:rPr>
+        <w:t>millis</w:t>
+      </w:r>
+      <w:proofErr w:type="spellEnd"/>
+      <w:r>
+        <w:rPr>
+          <w:sz w:val="28"/>
+          <w:szCs w:val="28"/>
+          <w:lang w:val="en-US"/>
+        </w:rPr>
+        <w:t>(</w:t>
+      </w:r>
+      <w:proofErr w:type="gramEnd"/>
+      <w:r>
+        <w:rPr>
+          <w:sz w:val="28"/>
+          <w:szCs w:val="28"/>
+          <w:lang w:val="en-US"/>
+        </w:rPr>
+        <w:t>)</w:t>
+      </w:r>
+      <w:proofErr w:type="gramStart"/>
+      <w:r>
+        <w:rPr>
+          <w:sz w:val="28"/>
+          <w:szCs w:val="28"/>
+          <w:lang w:val="en-US"/>
+        </w:rPr>
+        <w:t>; }</w:t>
+      </w:r>
+      <w:proofErr w:type="gramEnd"/>
+    </w:p>
+    <w:p>
+      <w:pPr>
+        <w:rPr>
+          <w:sz w:val="28"/>
+          <w:szCs w:val="28"/>
+          <w:lang w:val="en-US"/>
+        </w:rPr>
+      </w:pPr>
+      <w:r>
+        <w:rPr>
+          <w:sz w:val="28"/>
+          <w:szCs w:val="28"/>
+          <w:lang w:val="en-US"/>
+        </w:rPr>
+        <w:t xml:space="preserve">  if (</w:t>
+      </w:r>
+      <w:proofErr w:type="spellStart"/>
+      <w:proofErr w:type="gramStart"/>
+      <w:r>
+        <w:rPr>
+          <w:sz w:val="28"/>
+          <w:szCs w:val="28"/>
+          <w:lang w:val="en-US"/>
+        </w:rPr>
+        <w:t>millis</w:t>
+      </w:r>
+      <w:proofErr w:type="spellEnd"/>
+      <w:r>
+        <w:rPr>
+          <w:sz w:val="28"/>
+          <w:szCs w:val="28"/>
+          <w:lang w:val="en-US"/>
+        </w:rPr>
+        <w:t>(</w:t>
+      </w:r>
+      <w:proofErr w:type="gramEnd"/>
+      <w:r>
+        <w:rPr>
+          <w:sz w:val="28"/>
+          <w:szCs w:val="28"/>
+          <w:lang w:val="en-US"/>
+        </w:rPr>
+        <w:t xml:space="preserve">) - </w:t>
+      </w:r>
+      <w:proofErr w:type="spellStart"/>
+      <w:r>
+        <w:rPr>
+          <w:sz w:val="28"/>
+          <w:szCs w:val="28"/>
+          <w:lang w:val="en-US"/>
+        </w:rPr>
+        <w:t>tLcd</w:t>
+      </w:r>
+      <w:proofErr w:type="spellEnd"/>
+      <w:r>
+        <w:rPr>
+          <w:sz w:val="28"/>
+          <w:szCs w:val="28"/>
+          <w:lang w:val="en-US"/>
+        </w:rPr>
+        <w:t xml:space="preserve"> &gt;= 250) </w:t>
+      </w:r>
+      <w:proofErr w:type="gramStart"/>
+      <w:r>
+        <w:rPr>
+          <w:sz w:val="28"/>
+          <w:szCs w:val="28"/>
+          <w:lang w:val="en-US"/>
+        </w:rPr>
+        <w:t>{ show</w:t>
+      </w:r>
+      <w:proofErr w:type="gramEnd"/>
+      <w:r>
+        <w:rPr>
+          <w:sz w:val="28"/>
+          <w:szCs w:val="28"/>
+          <w:lang w:val="en-US"/>
+        </w:rPr>
+        <w:t xml:space="preserve">(soil, rain); </w:t>
+      </w:r>
+      <w:proofErr w:type="spellStart"/>
+      <w:r>
+        <w:rPr>
+          <w:sz w:val="28"/>
+          <w:szCs w:val="28"/>
+          <w:lang w:val="en-US"/>
+        </w:rPr>
+        <w:t>tLcd</w:t>
+      </w:r>
+      <w:proofErr w:type="spellEnd"/>
+      <w:r>
+        <w:rPr>
+          <w:sz w:val="28"/>
+          <w:szCs w:val="28"/>
+          <w:lang w:val="en-US"/>
+        </w:rPr>
+        <w:t xml:space="preserve"> = </w:t>
+      </w:r>
+      <w:proofErr w:type="spellStart"/>
+      <w:proofErr w:type="gramStart"/>
+      <w:r>
+        <w:rPr>
+          <w:sz w:val="28"/>
+          <w:szCs w:val="28"/>
+          <w:lang w:val="en-US"/>
+        </w:rPr>
+        <w:t>millis</w:t>
+      </w:r>
+      <w:proofErr w:type="spellEnd"/>
+      <w:r>
+        <w:rPr>
+          <w:sz w:val="28"/>
+          <w:szCs w:val="28"/>
+          <w:lang w:val="en-US"/>
+        </w:rPr>
+        <w:t>(</w:t>
+      </w:r>
+      <w:proofErr w:type="gramEnd"/>
+      <w:r>
+        <w:rPr>
+          <w:sz w:val="28"/>
+          <w:szCs w:val="28"/>
+          <w:lang w:val="en-US"/>
+        </w:rPr>
+        <w:t>)</w:t>
+      </w:r>
+      <w:proofErr w:type="gramStart"/>
+      <w:r>
+        <w:rPr>
+          <w:sz w:val="28"/>
+          <w:szCs w:val="28"/>
+          <w:lang w:val="en-US"/>
+        </w:rPr>
+        <w:t>; }</w:t>
+      </w:r>
+      <w:proofErr w:type="gramEnd"/>
+    </w:p>
+    <w:p>
+      <w:pPr>
+        <w:rPr>
+          <w:sz w:val="28"/>
+          <w:szCs w:val="28"/>
+          <w:lang w:val="en-US"/>
+        </w:rPr>
+      </w:pPr>
+      <w:r>
+        <w:rPr>
+          <w:sz w:val="28"/>
+          <w:szCs w:val="28"/>
+        </w:rPr>
         <w:t>}</w:t>
       </w:r>
     </w:p>
@@ -15096,8 +18255,8 @@
       </w:pPr>
     </w:p>
     <w:sectPr>
-      <w:headerReference w:type="default" r:id="rId24"/>
-      <w:footerReference w:type="default" r:id="rId25"/>
+      <w:headerReference w:type="default" r:id="rId23"/>
+      <w:footerReference w:type="default" r:id="rId24"/>
       <w:pgSz w:w="11906" w:h="16838"/>
       <w:pgMar w:top="630" w:right="684" w:bottom="1701" w:left="1077" w:header="709" w:footer="709" w:gutter="0"/>
       <w:cols w:space="708"/>
